--- a/FASE 2/Evidencias Proyecto/Documentacion/Registro de errores.docx
+++ b/FASE 2/Evidencias Proyecto/Documentacion/Registro de errores.docx
@@ -13,11 +13,12 @@
         <w:rPr>
           <w:rFonts w:ascii="Calibri" w:hAnsi="Calibri" w:cs="Calibri"/>
         </w:rPr>
-        <w:t xml:space="preserve">Registro de errores – ErgoSense</w:t>
+        <w:t>Registro de errores – ErgoSense</w:t>
       </w:r>
     </w:p>
     <w:p>
       <w:pPr>
+        <w:spacing w:line="278" w:lineRule="auto"/>
         <w:jc w:val="both"/>
         <w:rPr>
           <w:rFonts w:ascii="Calibri" w:hAnsi="Calibri" w:cs="Calibri"/>
@@ -26,6 +27,7 @@
     </w:p>
     <w:p>
       <w:pPr>
+        <w:spacing w:line="278" w:lineRule="auto"/>
         <w:jc w:val="both"/>
         <w:rPr>
           <w:rFonts w:ascii="Calibri" w:hAnsi="Calibri" w:cs="Calibri"/>
@@ -34,6 +36,7 @@
     </w:p>
     <w:p>
       <w:pPr>
+        <w:spacing w:line="278" w:lineRule="auto"/>
         <w:jc w:val="both"/>
         <w:rPr>
           <w:rFonts w:ascii="Calibri" w:hAnsi="Calibri" w:cs="Calibri"/>
@@ -42,6 +45,7 @@
     </w:p>
     <w:p>
       <w:pPr>
+        <w:spacing w:line="278" w:lineRule="auto"/>
         <w:jc w:val="both"/>
         <w:rPr>
           <w:rFonts w:ascii="Calibri" w:hAnsi="Calibri" w:cs="Calibri"/>
@@ -50,6 +54,7 @@
     </w:p>
     <w:p>
       <w:pPr>
+        <w:spacing w:line="278" w:lineRule="auto"/>
         <w:jc w:val="both"/>
         <w:rPr>
           <w:rFonts w:ascii="Calibri" w:hAnsi="Calibri" w:cs="Calibri"/>
@@ -58,6 +63,7 @@
     </w:p>
     <w:p>
       <w:pPr>
+        <w:spacing w:line="278" w:lineRule="auto"/>
         <w:jc w:val="both"/>
         <w:rPr>
           <w:rFonts w:ascii="Calibri" w:hAnsi="Calibri" w:cs="Calibri"/>
@@ -66,6 +72,7 @@
     </w:p>
     <w:p>
       <w:pPr>
+        <w:spacing w:line="278" w:lineRule="auto"/>
         <w:jc w:val="both"/>
         <w:rPr>
           <w:rFonts w:ascii="Calibri" w:hAnsi="Calibri" w:cs="Calibri"/>
@@ -74,6 +81,7 @@
     </w:p>
     <w:p>
       <w:pPr>
+        <w:spacing w:line="278" w:lineRule="auto"/>
         <w:jc w:val="both"/>
         <w:rPr>
           <w:rFonts w:ascii="Calibri" w:hAnsi="Calibri" w:cs="Calibri"/>
@@ -82,6 +90,7 @@
     </w:p>
     <w:p>
       <w:pPr>
+        <w:spacing w:line="278" w:lineRule="auto"/>
         <w:jc w:val="both"/>
         <w:rPr>
           <w:rFonts w:ascii="Calibri" w:hAnsi="Calibri" w:cs="Calibri"/>
@@ -90,6 +99,7 @@
     </w:p>
     <w:p>
       <w:pPr>
+        <w:spacing w:line="278" w:lineRule="auto"/>
         <w:jc w:val="both"/>
         <w:rPr>
           <w:rFonts w:ascii="Calibri" w:hAnsi="Calibri" w:cs="Calibri"/>
@@ -98,6 +108,7 @@
     </w:p>
     <w:p>
       <w:pPr>
+        <w:spacing w:line="278" w:lineRule="auto"/>
         <w:jc w:val="both"/>
         <w:rPr>
           <w:rFonts w:ascii="Calibri" w:hAnsi="Calibri" w:cs="Calibri"/>
@@ -106,6 +117,7 @@
     </w:p>
     <w:p>
       <w:pPr>
+        <w:spacing w:line="278" w:lineRule="auto"/>
         <w:jc w:val="both"/>
         <w:rPr>
           <w:rFonts w:ascii="Calibri" w:hAnsi="Calibri" w:cs="Calibri"/>
@@ -114,6 +126,7 @@
     </w:p>
     <w:p>
       <w:pPr>
+        <w:spacing w:line="278" w:lineRule="auto"/>
         <w:jc w:val="both"/>
         <w:rPr>
           <w:rFonts w:ascii="Calibri" w:hAnsi="Calibri" w:cs="Calibri"/>
@@ -122,6 +135,7 @@
     </w:p>
     <w:p>
       <w:pPr>
+        <w:spacing w:line="278" w:lineRule="auto"/>
         <w:jc w:val="both"/>
         <w:rPr>
           <w:rFonts w:ascii="Calibri" w:hAnsi="Calibri" w:cs="Calibri"/>
@@ -130,6 +144,7 @@
     </w:p>
     <w:p>
       <w:pPr>
+        <w:spacing w:line="278" w:lineRule="auto"/>
         <w:jc w:val="both"/>
         <w:rPr>
           <w:rFonts w:ascii="Calibri" w:hAnsi="Calibri" w:cs="Calibri"/>
@@ -138,6 +153,7 @@
     </w:p>
     <w:p>
       <w:pPr>
+        <w:spacing w:line="278" w:lineRule="auto"/>
         <w:jc w:val="both"/>
         <w:rPr>
           <w:rFonts w:ascii="Calibri" w:hAnsi="Calibri" w:cs="Calibri"/>
@@ -146,6 +162,7 @@
     </w:p>
     <w:p>
       <w:pPr>
+        <w:spacing w:line="278" w:lineRule="auto"/>
         <w:jc w:val="both"/>
         <w:rPr>
           <w:rFonts w:ascii="Calibri" w:hAnsi="Calibri" w:cs="Calibri"/>
@@ -154,6 +171,7 @@
     </w:p>
     <w:p>
       <w:pPr>
+        <w:spacing w:line="278" w:lineRule="auto"/>
         <w:jc w:val="both"/>
         <w:rPr>
           <w:rFonts w:ascii="Calibri" w:hAnsi="Calibri" w:cs="Calibri"/>
@@ -162,6 +180,7 @@
     </w:p>
     <w:p>
       <w:pPr>
+        <w:spacing w:line="278" w:lineRule="auto"/>
         <w:jc w:val="both"/>
         <w:rPr>
           <w:rFonts w:ascii="Calibri" w:hAnsi="Calibri" w:cs="Calibri"/>
@@ -170,6 +189,7 @@
     </w:p>
     <w:p>
       <w:pPr>
+        <w:spacing w:line="278" w:lineRule="auto"/>
         <w:jc w:val="both"/>
         <w:rPr>
           <w:rFonts w:ascii="Calibri" w:hAnsi="Calibri" w:cs="Calibri"/>
@@ -180,17 +200,48 @@
           <w:rFonts w:ascii="Calibri" w:hAnsi="Calibri" w:cs="Calibri"/>
         </w:rPr>
         <w:t>Integrantes: Alejandro Silva</w:t>
+      </w:r>
+      <w:r>
+        <w:rPr>
+          <w:rFonts w:ascii="Calibri" w:hAnsi="Calibri" w:cs="Calibri"/>
+        </w:rPr>
         <w:tab/>
+      </w:r>
+      <w:r>
+        <w:rPr>
+          <w:rFonts w:ascii="Calibri" w:hAnsi="Calibri" w:cs="Calibri"/>
+        </w:rPr>
         <w:tab/>
+      </w:r>
+      <w:r>
+        <w:rPr>
+          <w:rFonts w:ascii="Calibri" w:hAnsi="Calibri" w:cs="Calibri"/>
+        </w:rPr>
         <w:tab/>
+      </w:r>
+      <w:r>
+        <w:rPr>
+          <w:rFonts w:ascii="Calibri" w:hAnsi="Calibri" w:cs="Calibri"/>
+        </w:rPr>
         <w:tab/>
+      </w:r>
+      <w:r>
+        <w:rPr>
+          <w:rFonts w:ascii="Calibri" w:hAnsi="Calibri" w:cs="Calibri"/>
+        </w:rPr>
         <w:tab/>
+      </w:r>
+      <w:r>
+        <w:rPr>
+          <w:rFonts w:ascii="Calibri" w:hAnsi="Calibri" w:cs="Calibri"/>
+        </w:rPr>
         <w:tab/>
-        <w:t xml:space="preserve">Docente: Maria Cobo</w:t>
+        <w:t>Docente: Maria Cobo</w:t>
       </w:r>
     </w:p>
     <w:p>
       <w:pPr>
+        <w:spacing w:line="278" w:lineRule="auto"/>
         <w:jc w:val="both"/>
         <w:rPr>
           <w:rFonts w:ascii="Calibri" w:hAnsi="Calibri" w:cs="Calibri"/>
@@ -206,6 +257,7 @@
     </w:p>
     <w:p>
       <w:pPr>
+        <w:spacing w:line="278" w:lineRule="auto"/>
         <w:jc w:val="both"/>
         <w:rPr>
           <w:rFonts w:ascii="Calibri" w:hAnsi="Calibri" w:cs="Calibri"/>
@@ -214,6 +266,7 @@
     </w:p>
     <w:p>
       <w:pPr>
+        <w:spacing w:line="278" w:lineRule="auto"/>
         <w:jc w:val="both"/>
         <w:rPr>
           <w:rFonts w:ascii="Calibri" w:hAnsi="Calibri" w:cs="Calibri"/>
@@ -246,9 +299,10 @@
         <w:p>
           <w:pPr>
             <w:pStyle w:val="TtuloTDC"/>
+            <w:pageBreakBefore/>
           </w:pPr>
           <w:r>
-            <w:t>Contents</w:t>
+            <w:t>Índice</w:t>
           </w:r>
         </w:p>
         <w:p>
@@ -265,7 +319,11 @@
           </w:pPr>
           <w:r>
             <w:fldChar w:fldCharType="begin"/>
+          </w:r>
+          <w:r>
             <w:instrText xml:space="preserve"> TOC \o "1-3" \h \z \u </w:instrText>
+          </w:r>
+          <w:r>
             <w:fldChar w:fldCharType="separate"/>
           </w:r>
           <w:hyperlink w:anchor="_Toc9209101" w:history="1">
@@ -283,10 +341,46 @@
                 <w:webHidden/>
               </w:rPr>
               <w:tab/>
+            </w:r>
+            <w:r>
+              <w:rPr>
+                <w:noProof/>
+                <w:webHidden/>
+              </w:rPr>
               <w:fldChar w:fldCharType="begin"/>
+            </w:r>
+            <w:r>
+              <w:rPr>
+                <w:noProof/>
+                <w:webHidden/>
+              </w:rPr>
               <w:instrText xml:space="preserve"> PAGEREF _Toc9209101 \h </w:instrText>
+            </w:r>
+            <w:r>
+              <w:rPr>
+                <w:noProof/>
+                <w:webHidden/>
+              </w:rPr>
+            </w:r>
+            <w:r>
+              <w:rPr>
+                <w:noProof/>
+                <w:webHidden/>
+              </w:rPr>
               <w:fldChar w:fldCharType="separate"/>
+            </w:r>
+            <w:r>
+              <w:rPr>
+                <w:noProof/>
+                <w:webHidden/>
+              </w:rPr>
               <w:t>3</w:t>
+            </w:r>
+            <w:r>
+              <w:rPr>
+                <w:noProof/>
+                <w:webHidden/>
+              </w:rPr>
               <w:fldChar w:fldCharType="end"/>
             </w:r>
           </w:hyperlink>
@@ -318,10 +412,46 @@
                 <w:webHidden/>
               </w:rPr>
               <w:tab/>
+            </w:r>
+            <w:r>
+              <w:rPr>
+                <w:noProof/>
+                <w:webHidden/>
+              </w:rPr>
               <w:fldChar w:fldCharType="begin"/>
+            </w:r>
+            <w:r>
+              <w:rPr>
+                <w:noProof/>
+                <w:webHidden/>
+              </w:rPr>
               <w:instrText xml:space="preserve"> PAGEREF _Toc9209102 \h </w:instrText>
+            </w:r>
+            <w:r>
+              <w:rPr>
+                <w:noProof/>
+                <w:webHidden/>
+              </w:rPr>
+            </w:r>
+            <w:r>
+              <w:rPr>
+                <w:noProof/>
+                <w:webHidden/>
+              </w:rPr>
               <w:fldChar w:fldCharType="separate"/>
+            </w:r>
+            <w:r>
+              <w:rPr>
+                <w:noProof/>
+                <w:webHidden/>
+              </w:rPr>
               <w:t>3</w:t>
+            </w:r>
+            <w:r>
+              <w:rPr>
+                <w:noProof/>
+                <w:webHidden/>
+              </w:rPr>
               <w:fldChar w:fldCharType="end"/>
             </w:r>
           </w:hyperlink>
@@ -353,10 +483,46 @@
                 <w:webHidden/>
               </w:rPr>
               <w:tab/>
+            </w:r>
+            <w:r>
+              <w:rPr>
+                <w:noProof/>
+                <w:webHidden/>
+              </w:rPr>
               <w:fldChar w:fldCharType="begin"/>
+            </w:r>
+            <w:r>
+              <w:rPr>
+                <w:noProof/>
+                <w:webHidden/>
+              </w:rPr>
               <w:instrText xml:space="preserve"> PAGEREF _Toc9209103 \h </w:instrText>
+            </w:r>
+            <w:r>
+              <w:rPr>
+                <w:noProof/>
+                <w:webHidden/>
+              </w:rPr>
+            </w:r>
+            <w:r>
+              <w:rPr>
+                <w:noProof/>
+                <w:webHidden/>
+              </w:rPr>
               <w:fldChar w:fldCharType="separate"/>
+            </w:r>
+            <w:r>
+              <w:rPr>
+                <w:noProof/>
+                <w:webHidden/>
+              </w:rPr>
               <w:t>3</w:t>
+            </w:r>
+            <w:r>
+              <w:rPr>
+                <w:noProof/>
+                <w:webHidden/>
+              </w:rPr>
               <w:fldChar w:fldCharType="end"/>
             </w:r>
           </w:hyperlink>
@@ -388,10 +554,46 @@
                 <w:webHidden/>
               </w:rPr>
               <w:tab/>
+            </w:r>
+            <w:r>
+              <w:rPr>
+                <w:noProof/>
+                <w:webHidden/>
+              </w:rPr>
               <w:fldChar w:fldCharType="begin"/>
+            </w:r>
+            <w:r>
+              <w:rPr>
+                <w:noProof/>
+                <w:webHidden/>
+              </w:rPr>
               <w:instrText xml:space="preserve"> PAGEREF _Toc9209104 \h </w:instrText>
+            </w:r>
+            <w:r>
+              <w:rPr>
+                <w:noProof/>
+                <w:webHidden/>
+              </w:rPr>
+            </w:r>
+            <w:r>
+              <w:rPr>
+                <w:noProof/>
+                <w:webHidden/>
+              </w:rPr>
               <w:fldChar w:fldCharType="separate"/>
+            </w:r>
+            <w:r>
+              <w:rPr>
+                <w:noProof/>
+                <w:webHidden/>
+              </w:rPr>
               <w:t>4</w:t>
+            </w:r>
+            <w:r>
+              <w:rPr>
+                <w:noProof/>
+                <w:webHidden/>
+              </w:rPr>
               <w:fldChar w:fldCharType="end"/>
             </w:r>
           </w:hyperlink>
@@ -423,10 +625,46 @@
                 <w:webHidden/>
               </w:rPr>
               <w:tab/>
+            </w:r>
+            <w:r>
+              <w:rPr>
+                <w:noProof/>
+                <w:webHidden/>
+              </w:rPr>
               <w:fldChar w:fldCharType="begin"/>
+            </w:r>
+            <w:r>
+              <w:rPr>
+                <w:noProof/>
+                <w:webHidden/>
+              </w:rPr>
               <w:instrText xml:space="preserve"> PAGEREF _Toc9209105 \h </w:instrText>
+            </w:r>
+            <w:r>
+              <w:rPr>
+                <w:noProof/>
+                <w:webHidden/>
+              </w:rPr>
+            </w:r>
+            <w:r>
+              <w:rPr>
+                <w:noProof/>
+                <w:webHidden/>
+              </w:rPr>
               <w:fldChar w:fldCharType="separate"/>
+            </w:r>
+            <w:r>
+              <w:rPr>
+                <w:noProof/>
+                <w:webHidden/>
+              </w:rPr>
               <w:t>4</w:t>
+            </w:r>
+            <w:r>
+              <w:rPr>
+                <w:noProof/>
+                <w:webHidden/>
+              </w:rPr>
               <w:fldChar w:fldCharType="end"/>
             </w:r>
           </w:hyperlink>
@@ -458,10 +696,46 @@
                 <w:webHidden/>
               </w:rPr>
               <w:tab/>
+            </w:r>
+            <w:r>
+              <w:rPr>
+                <w:noProof/>
+                <w:webHidden/>
+              </w:rPr>
               <w:fldChar w:fldCharType="begin"/>
+            </w:r>
+            <w:r>
+              <w:rPr>
+                <w:noProof/>
+                <w:webHidden/>
+              </w:rPr>
               <w:instrText xml:space="preserve"> PAGEREF _Toc9209106 \h </w:instrText>
+            </w:r>
+            <w:r>
+              <w:rPr>
+                <w:noProof/>
+                <w:webHidden/>
+              </w:rPr>
+            </w:r>
+            <w:r>
+              <w:rPr>
+                <w:noProof/>
+                <w:webHidden/>
+              </w:rPr>
               <w:fldChar w:fldCharType="separate"/>
-              <w:t>5</w:t>
+            </w:r>
+            <w:r>
+              <w:rPr>
+                <w:noProof/>
+                <w:webHidden/>
+              </w:rPr>
+              <w:t>4</w:t>
+            </w:r>
+            <w:r>
+              <w:rPr>
+                <w:noProof/>
+                <w:webHidden/>
+              </w:rPr>
               <w:fldChar w:fldCharType="end"/>
             </w:r>
           </w:hyperlink>
@@ -493,10 +767,46 @@
                 <w:webHidden/>
               </w:rPr>
               <w:tab/>
+            </w:r>
+            <w:r>
+              <w:rPr>
+                <w:noProof/>
+                <w:webHidden/>
+              </w:rPr>
               <w:fldChar w:fldCharType="begin"/>
+            </w:r>
+            <w:r>
+              <w:rPr>
+                <w:noProof/>
+                <w:webHidden/>
+              </w:rPr>
               <w:instrText xml:space="preserve"> PAGEREF _Toc9209107 \h </w:instrText>
+            </w:r>
+            <w:r>
+              <w:rPr>
+                <w:noProof/>
+                <w:webHidden/>
+              </w:rPr>
+            </w:r>
+            <w:r>
+              <w:rPr>
+                <w:noProof/>
+                <w:webHidden/>
+              </w:rPr>
               <w:fldChar w:fldCharType="separate"/>
-              <w:t>5</w:t>
+            </w:r>
+            <w:r>
+              <w:rPr>
+                <w:noProof/>
+                <w:webHidden/>
+              </w:rPr>
+              <w:t>4</w:t>
+            </w:r>
+            <w:r>
+              <w:rPr>
+                <w:noProof/>
+                <w:webHidden/>
+              </w:rPr>
               <w:fldChar w:fldCharType="end"/>
             </w:r>
           </w:hyperlink>
@@ -524,31 +834,32 @@
           <w:rFonts w:ascii="Calibri" w:hAnsi="Calibri" w:cs="Calibri"/>
         </w:rPr>
       </w:pPr>
-      <w:bookmarkStart w:id="9101" w:name="_Toc9209101"/>
+      <w:bookmarkStart w:id="0" w:name="_Toc9209101"/>
       <w:r>
         <w:rPr>
           <w:rFonts w:ascii="Calibri" w:hAnsi="Calibri" w:cs="Calibri"/>
         </w:rPr>
-        <w:t xml:space="preserve">1. Propósito</w:t>
+        <w:lastRenderedPageBreak/>
+        <w:t>1. Propósito</w:t>
       </w:r>
-      <w:bookmarkEnd w:id="9101"/>
+      <w:bookmarkEnd w:id="0"/>
     </w:p>
     <w:p>
       <w:pPr>
         <w:jc w:val="both"/>
         <w:rPr>
           <w:rFonts w:ascii="Calibri" w:hAnsi="Calibri" w:cs="Calibri"/>
-          <w:sz w:val="20"/>
-          <w:szCs w:val="20"/>
+          <w:sz w:val="22"/>
+          <w:szCs w:val="22"/>
         </w:rPr>
       </w:pPr>
       <w:r>
         <w:rPr>
           <w:rFonts w:ascii="Calibri" w:hAnsi="Calibri" w:cs="Calibri"/>
-          <w:sz w:val="20"/>
-          <w:szCs w:val="20"/>
-        </w:rPr>
-        <w:t xml:space="preserve">Este documento registra los errores detectados durante el desarrollo y las pruebas de ErgoSense, junto con su análisis y corrección. Constituye la evidencia del criterio «Sin errores críticos» de la Definition of Done y permite controlar que los errores se corrijan antes de considerar terminado un elemento o un Sprint.</w:t>
+          <w:sz w:val="22"/>
+          <w:szCs w:val="22"/>
+        </w:rPr>
+        <w:t>Este documento registra los errores detectados durante el desarrollo y las pruebas de ErgoSense, junto con su análisis y corrección. Constituye la evidencia del criterio «Sin errores críticos» de la Definition of Done y permite controlar que los errores se corrijan antes de considerar terminado un elemento o un Sprint.</w:t>
       </w:r>
     </w:p>
     <w:p>
@@ -556,8 +867,8 @@
         <w:jc w:val="both"/>
         <w:rPr>
           <w:rFonts w:ascii="Calibri" w:hAnsi="Calibri" w:cs="Calibri"/>
-          <w:sz w:val="20"/>
-          <w:szCs w:val="20"/>
+          <w:sz w:val="22"/>
+          <w:szCs w:val="22"/>
         </w:rPr>
       </w:pPr>
     </w:p>
@@ -569,14 +880,14 @@
           <w:rFonts w:ascii="Calibri" w:hAnsi="Calibri" w:cs="Calibri"/>
         </w:rPr>
       </w:pPr>
-      <w:bookmarkStart w:id="9102" w:name="_Toc9209102"/>
+      <w:bookmarkStart w:id="1" w:name="_Toc9209102"/>
       <w:r>
         <w:rPr>
           <w:rFonts w:ascii="Calibri" w:hAnsi="Calibri" w:cs="Calibri"/>
         </w:rPr>
-        <w:t xml:space="preserve">2. Instrucciones de registro</w:t>
+        <w:t>2. Instrucciones de registro</w:t>
       </w:r>
-      <w:bookmarkEnd w:id="9102"/>
+      <w:bookmarkEnd w:id="1"/>
     </w:p>
     <w:p>
       <w:pPr>
@@ -587,17 +898,17 @@
         <w:jc w:val="both"/>
         <w:rPr>
           <w:rFonts w:ascii="Calibri" w:hAnsi="Calibri" w:cs="Calibri"/>
-          <w:sz w:val="20"/>
-          <w:szCs w:val="20"/>
+          <w:sz w:val="22"/>
+          <w:szCs w:val="22"/>
         </w:rPr>
       </w:pPr>
       <w:r>
         <w:rPr>
           <w:rFonts w:ascii="Calibri" w:hAnsi="Calibri" w:cs="Calibri"/>
-          <w:sz w:val="20"/>
-          <w:szCs w:val="20"/>
-        </w:rPr>
-        <w:t xml:space="preserve">Registrar cada error en cuanto se detecta, asignándole el siguiente identificador correlativo (ERR-001, ERR-002, etc.).</w:t>
+          <w:sz w:val="22"/>
+          <w:szCs w:val="22"/>
+        </w:rPr>
+        <w:t>Registrar cada error en cuanto se detecta, asignándole el siguiente identificador correlativo (ERR-001, ERR-002, etc.).</w:t>
       </w:r>
     </w:p>
     <w:p>
@@ -609,17 +920,17 @@
         <w:jc w:val="both"/>
         <w:rPr>
           <w:rFonts w:ascii="Calibri" w:hAnsi="Calibri" w:cs="Calibri"/>
-          <w:sz w:val="20"/>
-          <w:szCs w:val="20"/>
+          <w:sz w:val="22"/>
+          <w:szCs w:val="22"/>
         </w:rPr>
       </w:pPr>
       <w:r>
         <w:rPr>
           <w:rFonts w:ascii="Calibri" w:hAnsi="Calibri" w:cs="Calibri"/>
-          <w:sz w:val="20"/>
-          <w:szCs w:val="20"/>
-        </w:rPr>
-        <w:t xml:space="preserve">Indicar el Sprint y el elemento del Product Backlog afectado.</w:t>
+          <w:sz w:val="22"/>
+          <w:szCs w:val="22"/>
+        </w:rPr>
+        <w:t>Indicar el Sprint y el elemento del Product Backlog afectado.</w:t>
       </w:r>
     </w:p>
     <w:p>
@@ -631,17 +942,17 @@
         <w:jc w:val="both"/>
         <w:rPr>
           <w:rFonts w:ascii="Calibri" w:hAnsi="Calibri" w:cs="Calibri"/>
-          <w:sz w:val="20"/>
-          <w:szCs w:val="20"/>
+          <w:sz w:val="22"/>
+          <w:szCs w:val="22"/>
         </w:rPr>
       </w:pPr>
       <w:r>
         <w:rPr>
           <w:rFonts w:ascii="Calibri" w:hAnsi="Calibri" w:cs="Calibri"/>
-          <w:sz w:val="20"/>
-          <w:szCs w:val="20"/>
-        </w:rPr>
-        <w:t xml:space="preserve">Describir el error con los pasos necesarios para reproducirlo y el resultado esperado.</w:t>
+          <w:sz w:val="22"/>
+          <w:szCs w:val="22"/>
+        </w:rPr>
+        <w:t>Describir el error con los pasos necesarios para reproducirlo y el resultado esperado.</w:t>
       </w:r>
     </w:p>
     <w:p>
@@ -653,17 +964,17 @@
         <w:jc w:val="both"/>
         <w:rPr>
           <w:rFonts w:ascii="Calibri" w:hAnsi="Calibri" w:cs="Calibri"/>
-          <w:sz w:val="20"/>
-          <w:szCs w:val="20"/>
+          <w:sz w:val="22"/>
+          <w:szCs w:val="22"/>
         </w:rPr>
       </w:pPr>
       <w:r>
         <w:rPr>
           <w:rFonts w:ascii="Calibri" w:hAnsi="Calibri" w:cs="Calibri"/>
-          <w:sz w:val="20"/>
-          <w:szCs w:val="20"/>
-        </w:rPr>
-        <w:t xml:space="preserve">Clasificar su severidad según la tabla de la sección 3.</w:t>
+          <w:sz w:val="22"/>
+          <w:szCs w:val="22"/>
+        </w:rPr>
+        <w:t>Clasificar su severidad según la tabla de la sección 3.</w:t>
       </w:r>
     </w:p>
     <w:p>
@@ -675,17 +986,17 @@
         <w:jc w:val="both"/>
         <w:rPr>
           <w:rFonts w:ascii="Calibri" w:hAnsi="Calibri" w:cs="Calibri"/>
-          <w:sz w:val="20"/>
-          <w:szCs w:val="20"/>
+          <w:sz w:val="22"/>
+          <w:szCs w:val="22"/>
         </w:rPr>
       </w:pPr>
       <w:r>
         <w:rPr>
           <w:rFonts w:ascii="Calibri" w:hAnsi="Calibri" w:cs="Calibri"/>
-          <w:sz w:val="20"/>
-          <w:szCs w:val="20"/>
-        </w:rPr>
-        <w:t xml:space="preserve">Actualizar el estado a medida que avanza la corrección y registrar el commit que la incorpora.</w:t>
+          <w:sz w:val="22"/>
+          <w:szCs w:val="22"/>
+        </w:rPr>
+        <w:t>Actualizar el estado a medida que avanza la corrección y registrar el commit que la incorpora.</w:t>
       </w:r>
     </w:p>
     <w:p>
@@ -697,17 +1008,17 @@
         <w:jc w:val="both"/>
         <w:rPr>
           <w:rFonts w:ascii="Calibri" w:hAnsi="Calibri" w:cs="Calibri"/>
-          <w:sz w:val="20"/>
-          <w:szCs w:val="20"/>
+          <w:sz w:val="22"/>
+          <w:szCs w:val="22"/>
         </w:rPr>
       </w:pPr>
       <w:r>
         <w:rPr>
           <w:rFonts w:ascii="Calibri" w:hAnsi="Calibri" w:cs="Calibri"/>
-          <w:sz w:val="20"/>
-          <w:szCs w:val="20"/>
-        </w:rPr>
-        <w:t xml:space="preserve">Cerrar un error solo después de verificar la corrección, repitiendo la prueba que lo detectó.</w:t>
+          <w:sz w:val="22"/>
+          <w:szCs w:val="22"/>
+        </w:rPr>
+        <w:t>Cerrar un error solo después de verificar la corrección, repitiendo la prueba que lo detectó.</w:t>
       </w:r>
     </w:p>
     <w:p>
@@ -715,8 +1026,8 @@
         <w:jc w:val="both"/>
         <w:rPr>
           <w:rFonts w:ascii="Calibri" w:hAnsi="Calibri" w:cs="Calibri"/>
-          <w:sz w:val="20"/>
-          <w:szCs w:val="20"/>
+          <w:sz w:val="22"/>
+          <w:szCs w:val="22"/>
         </w:rPr>
       </w:pPr>
     </w:p>
@@ -728,14 +1039,14 @@
           <w:rFonts w:ascii="Calibri" w:hAnsi="Calibri" w:cs="Calibri"/>
         </w:rPr>
       </w:pPr>
-      <w:bookmarkStart w:id="9103" w:name="_Toc9209103"/>
+      <w:bookmarkStart w:id="2" w:name="_Toc9209103"/>
       <w:r>
         <w:rPr>
           <w:rFonts w:ascii="Calibri" w:hAnsi="Calibri" w:cs="Calibri"/>
         </w:rPr>
-        <w:t xml:space="preserve">3. Clasificación de severidad</w:t>
+        <w:t>3. Clasificación de severidad</w:t>
       </w:r>
-      <w:bookmarkEnd w:id="9103"/>
+      <w:bookmarkEnd w:id="2"/>
     </w:p>
     <w:tbl>
       <w:tblPr>
@@ -772,8 +1083,8 @@
               <w:spacing w:after="40"/>
               <w:rPr>
                 <w:rFonts w:ascii="Calibri" w:hAnsi="Calibri" w:cs="Calibri"/>
-                <w:sz w:val="20"/>
-                <w:szCs w:val="20"/>
+                <w:sz w:val="22"/>
+                <w:szCs w:val="22"/>
               </w:rPr>
             </w:pPr>
             <w:r>
@@ -781,10 +1092,10 @@
                 <w:rFonts w:ascii="Calibri" w:hAnsi="Calibri" w:cs="Calibri"/>
                 <w:b/>
                 <w:bCs/>
-                <w:sz w:val="20"/>
-                <w:szCs w:val="20"/>
-              </w:rPr>
-              <w:t xml:space="preserve">Severidad</w:t>
+                <w:sz w:val="22"/>
+                <w:szCs w:val="22"/>
+              </w:rPr>
+              <w:t>Severidad</w:t>
             </w:r>
           </w:p>
         </w:tc>
@@ -799,8 +1110,8 @@
               <w:spacing w:after="40"/>
               <w:rPr>
                 <w:rFonts w:ascii="Calibri" w:hAnsi="Calibri" w:cs="Calibri"/>
-                <w:sz w:val="20"/>
-                <w:szCs w:val="20"/>
+                <w:sz w:val="22"/>
+                <w:szCs w:val="22"/>
               </w:rPr>
             </w:pPr>
             <w:r>
@@ -808,10 +1119,10 @@
                 <w:rFonts w:ascii="Calibri" w:hAnsi="Calibri" w:cs="Calibri"/>
                 <w:b/>
                 <w:bCs/>
-                <w:sz w:val="20"/>
-                <w:szCs w:val="20"/>
-              </w:rPr>
-              <w:t xml:space="preserve">Descripción</w:t>
+                <w:sz w:val="22"/>
+                <w:szCs w:val="22"/>
+              </w:rPr>
+              <w:t>Descripción</w:t>
             </w:r>
           </w:p>
         </w:tc>
@@ -826,8 +1137,8 @@
               <w:spacing w:after="40"/>
               <w:rPr>
                 <w:rFonts w:ascii="Calibri" w:hAnsi="Calibri" w:cs="Calibri"/>
-                <w:sz w:val="20"/>
-                <w:szCs w:val="20"/>
+                <w:sz w:val="22"/>
+                <w:szCs w:val="22"/>
               </w:rPr>
             </w:pPr>
             <w:r>
@@ -835,10 +1146,10 @@
                 <w:rFonts w:ascii="Calibri" w:hAnsi="Calibri" w:cs="Calibri"/>
                 <w:b/>
                 <w:bCs/>
-                <w:sz w:val="20"/>
-                <w:szCs w:val="20"/>
-              </w:rPr>
-              <w:t xml:space="preserve">Ejemplo</w:t>
+                <w:sz w:val="22"/>
+                <w:szCs w:val="22"/>
+              </w:rPr>
+              <w:t>Ejemplo</w:t>
             </w:r>
           </w:p>
         </w:tc>
@@ -857,17 +1168,17 @@
               <w:spacing w:after="40"/>
               <w:rPr>
                 <w:rFonts w:ascii="Calibri" w:hAnsi="Calibri" w:cs="Calibri"/>
-                <w:sz w:val="20"/>
-                <w:szCs w:val="20"/>
-              </w:rPr>
-            </w:pPr>
-            <w:r>
-              <w:rPr>
-                <w:rFonts w:ascii="Calibri" w:hAnsi="Calibri" w:cs="Calibri"/>
-                <w:sz w:val="20"/>
-                <w:szCs w:val="20"/>
-              </w:rPr>
-              <w:t xml:space="preserve">Crítica</w:t>
+                <w:sz w:val="22"/>
+                <w:szCs w:val="22"/>
+              </w:rPr>
+            </w:pPr>
+            <w:r>
+              <w:rPr>
+                <w:rFonts w:ascii="Calibri" w:hAnsi="Calibri" w:cs="Calibri"/>
+                <w:sz w:val="22"/>
+                <w:szCs w:val="22"/>
+              </w:rPr>
+              <w:t>Crítica</w:t>
             </w:r>
           </w:p>
         </w:tc>
@@ -881,17 +1192,17 @@
               <w:spacing w:after="40"/>
               <w:rPr>
                 <w:rFonts w:ascii="Calibri" w:hAnsi="Calibri" w:cs="Calibri"/>
-                <w:sz w:val="20"/>
-                <w:szCs w:val="20"/>
-              </w:rPr>
-            </w:pPr>
-            <w:r>
-              <w:rPr>
-                <w:rFonts w:ascii="Calibri" w:hAnsi="Calibri" w:cs="Calibri"/>
-                <w:sz w:val="20"/>
-                <w:szCs w:val="20"/>
-              </w:rPr>
-              <w:t xml:space="preserve">Impide usar una funcionalidad principal o compromete la seguridad o los datos. Debe corregirse antes de cerrar el Sprint.</w:t>
+                <w:sz w:val="22"/>
+                <w:szCs w:val="22"/>
+              </w:rPr>
+            </w:pPr>
+            <w:r>
+              <w:rPr>
+                <w:rFonts w:ascii="Calibri" w:hAnsi="Calibri" w:cs="Calibri"/>
+                <w:sz w:val="22"/>
+                <w:szCs w:val="22"/>
+              </w:rPr>
+              <w:t>Impide usar una funcionalidad principal o compromete la seguridad o los datos. Debe corregirse antes de cerrar el Sprint.</w:t>
             </w:r>
           </w:p>
         </w:tc>
@@ -905,17 +1216,17 @@
               <w:spacing w:after="40"/>
               <w:rPr>
                 <w:rFonts w:ascii="Calibri" w:hAnsi="Calibri" w:cs="Calibri"/>
-                <w:sz w:val="20"/>
-                <w:szCs w:val="20"/>
-              </w:rPr>
-            </w:pPr>
-            <w:r>
-              <w:rPr>
-                <w:rFonts w:ascii="Calibri" w:hAnsi="Calibri" w:cs="Calibri"/>
-                <w:sz w:val="20"/>
-                <w:szCs w:val="20"/>
-              </w:rPr>
-              <w:t xml:space="preserve">La API permite consultar datos de otra cuenta.</w:t>
+                <w:sz w:val="22"/>
+                <w:szCs w:val="22"/>
+              </w:rPr>
+            </w:pPr>
+            <w:r>
+              <w:rPr>
+                <w:rFonts w:ascii="Calibri" w:hAnsi="Calibri" w:cs="Calibri"/>
+                <w:sz w:val="22"/>
+                <w:szCs w:val="22"/>
+              </w:rPr>
+              <w:t>La API permite consultar datos de otra cuenta.</w:t>
             </w:r>
           </w:p>
         </w:tc>
@@ -934,17 +1245,17 @@
               <w:spacing w:after="40"/>
               <w:rPr>
                 <w:rFonts w:ascii="Calibri" w:hAnsi="Calibri" w:cs="Calibri"/>
-                <w:sz w:val="20"/>
-                <w:szCs w:val="20"/>
-              </w:rPr>
-            </w:pPr>
-            <w:r>
-              <w:rPr>
-                <w:rFonts w:ascii="Calibri" w:hAnsi="Calibri" w:cs="Calibri"/>
-                <w:sz w:val="20"/>
-                <w:szCs w:val="20"/>
-              </w:rPr>
-              <w:t xml:space="preserve">Alta</w:t>
+                <w:sz w:val="22"/>
+                <w:szCs w:val="22"/>
+              </w:rPr>
+            </w:pPr>
+            <w:r>
+              <w:rPr>
+                <w:rFonts w:ascii="Calibri" w:hAnsi="Calibri" w:cs="Calibri"/>
+                <w:sz w:val="22"/>
+                <w:szCs w:val="22"/>
+              </w:rPr>
+              <w:t>Alta</w:t>
             </w:r>
           </w:p>
         </w:tc>
@@ -958,17 +1269,17 @@
               <w:spacing w:after="40"/>
               <w:rPr>
                 <w:rFonts w:ascii="Calibri" w:hAnsi="Calibri" w:cs="Calibri"/>
-                <w:sz w:val="20"/>
-                <w:szCs w:val="20"/>
-              </w:rPr>
-            </w:pPr>
-            <w:r>
-              <w:rPr>
-                <w:rFonts w:ascii="Calibri" w:hAnsi="Calibri" w:cs="Calibri"/>
-                <w:sz w:val="20"/>
-                <w:szCs w:val="20"/>
-              </w:rPr>
-              <w:t xml:space="preserve">Una funcionalidad no cumple su criterio de aceptación, aunque existe una forma de continuar usando la aplicación.</w:t>
+                <w:sz w:val="22"/>
+                <w:szCs w:val="22"/>
+              </w:rPr>
+            </w:pPr>
+            <w:r>
+              <w:rPr>
+                <w:rFonts w:ascii="Calibri" w:hAnsi="Calibri" w:cs="Calibri"/>
+                <w:sz w:val="22"/>
+                <w:szCs w:val="22"/>
+              </w:rPr>
+              <w:t>Una funcionalidad no cumple su criterio de aceptación, aunque existe una forma de continuar usando la aplicación.</w:t>
             </w:r>
           </w:p>
         </w:tc>
@@ -982,17 +1293,17 @@
               <w:spacing w:after="40"/>
               <w:rPr>
                 <w:rFonts w:ascii="Calibri" w:hAnsi="Calibri" w:cs="Calibri"/>
-                <w:sz w:val="20"/>
-                <w:szCs w:val="20"/>
-              </w:rPr>
-            </w:pPr>
-            <w:r>
-              <w:rPr>
-                <w:rFonts w:ascii="Calibri" w:hAnsi="Calibri" w:cs="Calibri"/>
-                <w:sz w:val="20"/>
-                <w:szCs w:val="20"/>
-              </w:rPr>
-              <w:t xml:space="preserve">El aviso de 60 minutos no se muestra si la ventana está minimizada.</w:t>
+                <w:sz w:val="22"/>
+                <w:szCs w:val="22"/>
+              </w:rPr>
+            </w:pPr>
+            <w:r>
+              <w:rPr>
+                <w:rFonts w:ascii="Calibri" w:hAnsi="Calibri" w:cs="Calibri"/>
+                <w:sz w:val="22"/>
+                <w:szCs w:val="22"/>
+              </w:rPr>
+              <w:t>El aviso de 60 minutos no se muestra si la ventana está minimizada.</w:t>
             </w:r>
           </w:p>
         </w:tc>
@@ -1011,17 +1322,17 @@
               <w:spacing w:after="40"/>
               <w:rPr>
                 <w:rFonts w:ascii="Calibri" w:hAnsi="Calibri" w:cs="Calibri"/>
-                <w:sz w:val="20"/>
-                <w:szCs w:val="20"/>
-              </w:rPr>
-            </w:pPr>
-            <w:r>
-              <w:rPr>
-                <w:rFonts w:ascii="Calibri" w:hAnsi="Calibri" w:cs="Calibri"/>
-                <w:sz w:val="20"/>
-                <w:szCs w:val="20"/>
-              </w:rPr>
-              <w:t xml:space="preserve">Media</w:t>
+                <w:sz w:val="22"/>
+                <w:szCs w:val="22"/>
+              </w:rPr>
+            </w:pPr>
+            <w:r>
+              <w:rPr>
+                <w:rFonts w:ascii="Calibri" w:hAnsi="Calibri" w:cs="Calibri"/>
+                <w:sz w:val="22"/>
+                <w:szCs w:val="22"/>
+              </w:rPr>
+              <w:t>Media</w:t>
             </w:r>
           </w:p>
         </w:tc>
@@ -1035,17 +1346,17 @@
               <w:spacing w:after="40"/>
               <w:rPr>
                 <w:rFonts w:ascii="Calibri" w:hAnsi="Calibri" w:cs="Calibri"/>
-                <w:sz w:val="20"/>
-                <w:szCs w:val="20"/>
-              </w:rPr>
-            </w:pPr>
-            <w:r>
-              <w:rPr>
-                <w:rFonts w:ascii="Calibri" w:hAnsi="Calibri" w:cs="Calibri"/>
-                <w:sz w:val="20"/>
-                <w:szCs w:val="20"/>
-              </w:rPr>
-              <w:t xml:space="preserve">Comportamiento incorrecto que no impide utilizar la funcionalidad.</w:t>
+                <w:sz w:val="22"/>
+                <w:szCs w:val="22"/>
+              </w:rPr>
+            </w:pPr>
+            <w:r>
+              <w:rPr>
+                <w:rFonts w:ascii="Calibri" w:hAnsi="Calibri" w:cs="Calibri"/>
+                <w:sz w:val="22"/>
+                <w:szCs w:val="22"/>
+              </w:rPr>
+              <w:t>Comportamiento incorrecto que no impide utilizar la funcionalidad.</w:t>
             </w:r>
           </w:p>
         </w:tc>
@@ -1059,17 +1370,17 @@
               <w:spacing w:after="40"/>
               <w:rPr>
                 <w:rFonts w:ascii="Calibri" w:hAnsi="Calibri" w:cs="Calibri"/>
-                <w:sz w:val="20"/>
-                <w:szCs w:val="20"/>
-              </w:rPr>
-            </w:pPr>
-            <w:r>
-              <w:rPr>
-                <w:rFonts w:ascii="Calibri" w:hAnsi="Calibri" w:cs="Calibri"/>
-                <w:sz w:val="20"/>
-                <w:szCs w:val="20"/>
-              </w:rPr>
-              <w:t xml:space="preserve">El tiempo total de uso se muestra sin las horas.</w:t>
+                <w:sz w:val="22"/>
+                <w:szCs w:val="22"/>
+              </w:rPr>
+            </w:pPr>
+            <w:r>
+              <w:rPr>
+                <w:rFonts w:ascii="Calibri" w:hAnsi="Calibri" w:cs="Calibri"/>
+                <w:sz w:val="22"/>
+                <w:szCs w:val="22"/>
+              </w:rPr>
+              <w:t>El tiempo total de uso se muestra sin las horas.</w:t>
             </w:r>
           </w:p>
         </w:tc>
@@ -1088,17 +1399,17 @@
               <w:spacing w:after="40"/>
               <w:rPr>
                 <w:rFonts w:ascii="Calibri" w:hAnsi="Calibri" w:cs="Calibri"/>
-                <w:sz w:val="20"/>
-                <w:szCs w:val="20"/>
-              </w:rPr>
-            </w:pPr>
-            <w:r>
-              <w:rPr>
-                <w:rFonts w:ascii="Calibri" w:hAnsi="Calibri" w:cs="Calibri"/>
-                <w:sz w:val="20"/>
-                <w:szCs w:val="20"/>
-              </w:rPr>
-              <w:t xml:space="preserve">Baja</w:t>
+                <w:sz w:val="22"/>
+                <w:szCs w:val="22"/>
+              </w:rPr>
+            </w:pPr>
+            <w:r>
+              <w:rPr>
+                <w:rFonts w:ascii="Calibri" w:hAnsi="Calibri" w:cs="Calibri"/>
+                <w:sz w:val="22"/>
+                <w:szCs w:val="22"/>
+              </w:rPr>
+              <w:t>Baja</w:t>
             </w:r>
           </w:p>
         </w:tc>
@@ -1112,17 +1423,17 @@
               <w:spacing w:after="40"/>
               <w:rPr>
                 <w:rFonts w:ascii="Calibri" w:hAnsi="Calibri" w:cs="Calibri"/>
-                <w:sz w:val="20"/>
-                <w:szCs w:val="20"/>
-              </w:rPr>
-            </w:pPr>
-            <w:r>
-              <w:rPr>
-                <w:rFonts w:ascii="Calibri" w:hAnsi="Calibri" w:cs="Calibri"/>
-                <w:sz w:val="20"/>
-                <w:szCs w:val="20"/>
-              </w:rPr>
-              <w:t xml:space="preserve">Detalle visual o de texto sin efecto en el funcionamiento.</w:t>
+                <w:sz w:val="22"/>
+                <w:szCs w:val="22"/>
+              </w:rPr>
+            </w:pPr>
+            <w:r>
+              <w:rPr>
+                <w:rFonts w:ascii="Calibri" w:hAnsi="Calibri" w:cs="Calibri"/>
+                <w:sz w:val="22"/>
+                <w:szCs w:val="22"/>
+              </w:rPr>
+              <w:t>Detalle visual o de texto sin efecto en el funcionamiento.</w:t>
             </w:r>
           </w:p>
         </w:tc>
@@ -1136,17 +1447,17 @@
               <w:spacing w:after="40"/>
               <w:rPr>
                 <w:rFonts w:ascii="Calibri" w:hAnsi="Calibri" w:cs="Calibri"/>
-                <w:sz w:val="20"/>
-                <w:szCs w:val="20"/>
-              </w:rPr>
-            </w:pPr>
-            <w:r>
-              <w:rPr>
-                <w:rFonts w:ascii="Calibri" w:hAnsi="Calibri" w:cs="Calibri"/>
-                <w:sz w:val="20"/>
-                <w:szCs w:val="20"/>
-              </w:rPr>
-              <w:t xml:space="preserve">Error ortográfico en un mensaje de la interfaz.</w:t>
+                <w:sz w:val="22"/>
+                <w:szCs w:val="22"/>
+              </w:rPr>
+            </w:pPr>
+            <w:r>
+              <w:rPr>
+                <w:rFonts w:ascii="Calibri" w:hAnsi="Calibri" w:cs="Calibri"/>
+                <w:sz w:val="22"/>
+                <w:szCs w:val="22"/>
+              </w:rPr>
+              <w:t>Error ortográfico en un mensaje de la interfaz.</w:t>
             </w:r>
           </w:p>
         </w:tc>
@@ -1157,8 +1468,8 @@
         <w:jc w:val="both"/>
         <w:rPr>
           <w:rFonts w:ascii="Calibri" w:hAnsi="Calibri" w:cs="Calibri"/>
-          <w:sz w:val="20"/>
-          <w:szCs w:val="20"/>
+          <w:sz w:val="22"/>
+          <w:szCs w:val="22"/>
         </w:rPr>
       </w:pPr>
     </w:p>
@@ -1170,14 +1481,14 @@
           <w:rFonts w:ascii="Calibri" w:hAnsi="Calibri" w:cs="Calibri"/>
         </w:rPr>
       </w:pPr>
-      <w:bookmarkStart w:id="9104" w:name="_Toc9209104"/>
+      <w:bookmarkStart w:id="3" w:name="_Toc9209104"/>
       <w:r>
         <w:rPr>
           <w:rFonts w:ascii="Calibri" w:hAnsi="Calibri" w:cs="Calibri"/>
         </w:rPr>
-        <w:t xml:space="preserve">4. Estados de un error</w:t>
+        <w:t>4. Estados de un error</w:t>
       </w:r>
-      <w:bookmarkEnd w:id="9104"/>
+      <w:bookmarkEnd w:id="3"/>
     </w:p>
     <w:tbl>
       <w:tblPr>
@@ -1213,8 +1524,8 @@
               <w:spacing w:after="40"/>
               <w:rPr>
                 <w:rFonts w:ascii="Calibri" w:hAnsi="Calibri" w:cs="Calibri"/>
-                <w:sz w:val="20"/>
-                <w:szCs w:val="20"/>
+                <w:sz w:val="22"/>
+                <w:szCs w:val="22"/>
               </w:rPr>
             </w:pPr>
             <w:r>
@@ -1222,10 +1533,10 @@
                 <w:rFonts w:ascii="Calibri" w:hAnsi="Calibri" w:cs="Calibri"/>
                 <w:b/>
                 <w:bCs/>
-                <w:sz w:val="20"/>
-                <w:szCs w:val="20"/>
-              </w:rPr>
-              <w:t xml:space="preserve">Estado</w:t>
+                <w:sz w:val="22"/>
+                <w:szCs w:val="22"/>
+              </w:rPr>
+              <w:t>Estado</w:t>
             </w:r>
           </w:p>
         </w:tc>
@@ -1240,8 +1551,8 @@
               <w:spacing w:after="40"/>
               <w:rPr>
                 <w:rFonts w:ascii="Calibri" w:hAnsi="Calibri" w:cs="Calibri"/>
-                <w:sz w:val="20"/>
-                <w:szCs w:val="20"/>
+                <w:sz w:val="22"/>
+                <w:szCs w:val="22"/>
               </w:rPr>
             </w:pPr>
             <w:r>
@@ -1249,10 +1560,10 @@
                 <w:rFonts w:ascii="Calibri" w:hAnsi="Calibri" w:cs="Calibri"/>
                 <w:b/>
                 <w:bCs/>
-                <w:sz w:val="20"/>
-                <w:szCs w:val="20"/>
-              </w:rPr>
-              <w:t xml:space="preserve">Significado</w:t>
+                <w:sz w:val="22"/>
+                <w:szCs w:val="22"/>
+              </w:rPr>
+              <w:t>Significado</w:t>
             </w:r>
           </w:p>
         </w:tc>
@@ -1271,17 +1582,17 @@
               <w:spacing w:after="40"/>
               <w:rPr>
                 <w:rFonts w:ascii="Calibri" w:hAnsi="Calibri" w:cs="Calibri"/>
-                <w:sz w:val="20"/>
-                <w:szCs w:val="20"/>
-              </w:rPr>
-            </w:pPr>
-            <w:r>
-              <w:rPr>
-                <w:rFonts w:ascii="Calibri" w:hAnsi="Calibri" w:cs="Calibri"/>
-                <w:sz w:val="20"/>
-                <w:szCs w:val="20"/>
-              </w:rPr>
-              <w:t xml:space="preserve">Abierto</w:t>
+                <w:sz w:val="22"/>
+                <w:szCs w:val="22"/>
+              </w:rPr>
+            </w:pPr>
+            <w:r>
+              <w:rPr>
+                <w:rFonts w:ascii="Calibri" w:hAnsi="Calibri" w:cs="Calibri"/>
+                <w:sz w:val="22"/>
+                <w:szCs w:val="22"/>
+              </w:rPr>
+              <w:t>Abierto</w:t>
             </w:r>
           </w:p>
         </w:tc>
@@ -1295,17 +1606,17 @@
               <w:spacing w:after="40"/>
               <w:rPr>
                 <w:rFonts w:ascii="Calibri" w:hAnsi="Calibri" w:cs="Calibri"/>
-                <w:sz w:val="20"/>
-                <w:szCs w:val="20"/>
-              </w:rPr>
-            </w:pPr>
-            <w:r>
-              <w:rPr>
-                <w:rFonts w:ascii="Calibri" w:hAnsi="Calibri" w:cs="Calibri"/>
-                <w:sz w:val="20"/>
-                <w:szCs w:val="20"/>
-              </w:rPr>
-              <w:t xml:space="preserve">El error fue registrado y aún no se corrige.</w:t>
+                <w:sz w:val="22"/>
+                <w:szCs w:val="22"/>
+              </w:rPr>
+            </w:pPr>
+            <w:r>
+              <w:rPr>
+                <w:rFonts w:ascii="Calibri" w:hAnsi="Calibri" w:cs="Calibri"/>
+                <w:sz w:val="22"/>
+                <w:szCs w:val="22"/>
+              </w:rPr>
+              <w:t>El error fue registrado y aún no se corrige.</w:t>
             </w:r>
           </w:p>
         </w:tc>
@@ -1324,17 +1635,17 @@
               <w:spacing w:after="40"/>
               <w:rPr>
                 <w:rFonts w:ascii="Calibri" w:hAnsi="Calibri" w:cs="Calibri"/>
-                <w:sz w:val="20"/>
-                <w:szCs w:val="20"/>
-              </w:rPr>
-            </w:pPr>
-            <w:r>
-              <w:rPr>
-                <w:rFonts w:ascii="Calibri" w:hAnsi="Calibri" w:cs="Calibri"/>
-                <w:sz w:val="20"/>
-                <w:szCs w:val="20"/>
-              </w:rPr>
-              <w:t xml:space="preserve">En corrección</w:t>
+                <w:sz w:val="22"/>
+                <w:szCs w:val="22"/>
+              </w:rPr>
+            </w:pPr>
+            <w:r>
+              <w:rPr>
+                <w:rFonts w:ascii="Calibri" w:hAnsi="Calibri" w:cs="Calibri"/>
+                <w:sz w:val="22"/>
+                <w:szCs w:val="22"/>
+              </w:rPr>
+              <w:t>En corrección</w:t>
             </w:r>
           </w:p>
         </w:tc>
@@ -1348,17 +1659,17 @@
               <w:spacing w:after="40"/>
               <w:rPr>
                 <w:rFonts w:ascii="Calibri" w:hAnsi="Calibri" w:cs="Calibri"/>
-                <w:sz w:val="20"/>
-                <w:szCs w:val="20"/>
-              </w:rPr>
-            </w:pPr>
-            <w:r>
-              <w:rPr>
-                <w:rFonts w:ascii="Calibri" w:hAnsi="Calibri" w:cs="Calibri"/>
-                <w:sz w:val="20"/>
-                <w:szCs w:val="20"/>
-              </w:rPr>
-              <w:t xml:space="preserve">Un integrante está trabajando en la corrección.</w:t>
+                <w:sz w:val="22"/>
+                <w:szCs w:val="22"/>
+              </w:rPr>
+            </w:pPr>
+            <w:r>
+              <w:rPr>
+                <w:rFonts w:ascii="Calibri" w:hAnsi="Calibri" w:cs="Calibri"/>
+                <w:sz w:val="22"/>
+                <w:szCs w:val="22"/>
+              </w:rPr>
+              <w:t>Un integrante está trabajando en la corrección.</w:t>
             </w:r>
           </w:p>
         </w:tc>
@@ -1377,17 +1688,17 @@
               <w:spacing w:after="40"/>
               <w:rPr>
                 <w:rFonts w:ascii="Calibri" w:hAnsi="Calibri" w:cs="Calibri"/>
-                <w:sz w:val="20"/>
-                <w:szCs w:val="20"/>
-              </w:rPr>
-            </w:pPr>
-            <w:r>
-              <w:rPr>
-                <w:rFonts w:ascii="Calibri" w:hAnsi="Calibri" w:cs="Calibri"/>
-                <w:sz w:val="20"/>
-                <w:szCs w:val="20"/>
-              </w:rPr>
-              <w:t xml:space="preserve">Corregido</w:t>
+                <w:sz w:val="22"/>
+                <w:szCs w:val="22"/>
+              </w:rPr>
+            </w:pPr>
+            <w:r>
+              <w:rPr>
+                <w:rFonts w:ascii="Calibri" w:hAnsi="Calibri" w:cs="Calibri"/>
+                <w:sz w:val="22"/>
+                <w:szCs w:val="22"/>
+              </w:rPr>
+              <w:t>Corregido</w:t>
             </w:r>
           </w:p>
         </w:tc>
@@ -1401,17 +1712,17 @@
               <w:spacing w:after="40"/>
               <w:rPr>
                 <w:rFonts w:ascii="Calibri" w:hAnsi="Calibri" w:cs="Calibri"/>
-                <w:sz w:val="20"/>
-                <w:szCs w:val="20"/>
-              </w:rPr>
-            </w:pPr>
-            <w:r>
-              <w:rPr>
-                <w:rFonts w:ascii="Calibri" w:hAnsi="Calibri" w:cs="Calibri"/>
-                <w:sz w:val="20"/>
-                <w:szCs w:val="20"/>
-              </w:rPr>
-              <w:t xml:space="preserve">La corrección fue implementada y está pendiente de verificación.</w:t>
+                <w:sz w:val="22"/>
+                <w:szCs w:val="22"/>
+              </w:rPr>
+            </w:pPr>
+            <w:r>
+              <w:rPr>
+                <w:rFonts w:ascii="Calibri" w:hAnsi="Calibri" w:cs="Calibri"/>
+                <w:sz w:val="22"/>
+                <w:szCs w:val="22"/>
+              </w:rPr>
+              <w:t>La corrección fue implementada y está pendiente de verificación.</w:t>
             </w:r>
           </w:p>
         </w:tc>
@@ -1430,17 +1741,17 @@
               <w:spacing w:after="40"/>
               <w:rPr>
                 <w:rFonts w:ascii="Calibri" w:hAnsi="Calibri" w:cs="Calibri"/>
-                <w:sz w:val="20"/>
-                <w:szCs w:val="20"/>
-              </w:rPr>
-            </w:pPr>
-            <w:r>
-              <w:rPr>
-                <w:rFonts w:ascii="Calibri" w:hAnsi="Calibri" w:cs="Calibri"/>
-                <w:sz w:val="20"/>
-                <w:szCs w:val="20"/>
-              </w:rPr>
-              <w:t xml:space="preserve">Cerrado</w:t>
+                <w:sz w:val="22"/>
+                <w:szCs w:val="22"/>
+              </w:rPr>
+            </w:pPr>
+            <w:r>
+              <w:rPr>
+                <w:rFonts w:ascii="Calibri" w:hAnsi="Calibri" w:cs="Calibri"/>
+                <w:sz w:val="22"/>
+                <w:szCs w:val="22"/>
+              </w:rPr>
+              <w:t>Cerrado</w:t>
             </w:r>
           </w:p>
         </w:tc>
@@ -1454,17 +1765,17 @@
               <w:spacing w:after="40"/>
               <w:rPr>
                 <w:rFonts w:ascii="Calibri" w:hAnsi="Calibri" w:cs="Calibri"/>
-                <w:sz w:val="20"/>
-                <w:szCs w:val="20"/>
-              </w:rPr>
-            </w:pPr>
-            <w:r>
-              <w:rPr>
-                <w:rFonts w:ascii="Calibri" w:hAnsi="Calibri" w:cs="Calibri"/>
-                <w:sz w:val="20"/>
-                <w:szCs w:val="20"/>
-              </w:rPr>
-              <w:t xml:space="preserve">La corrección fue verificada repitiendo la prueba que detectó el error.</w:t>
+                <w:sz w:val="22"/>
+                <w:szCs w:val="22"/>
+              </w:rPr>
+            </w:pPr>
+            <w:r>
+              <w:rPr>
+                <w:rFonts w:ascii="Calibri" w:hAnsi="Calibri" w:cs="Calibri"/>
+                <w:sz w:val="22"/>
+                <w:szCs w:val="22"/>
+              </w:rPr>
+              <w:t>La corrección fue verificada repitiendo la prueba que detectó el error.</w:t>
             </w:r>
           </w:p>
         </w:tc>
@@ -1483,17 +1794,17 @@
               <w:spacing w:after="40"/>
               <w:rPr>
                 <w:rFonts w:ascii="Calibri" w:hAnsi="Calibri" w:cs="Calibri"/>
-                <w:sz w:val="20"/>
-                <w:szCs w:val="20"/>
-              </w:rPr>
-            </w:pPr>
-            <w:r>
-              <w:rPr>
-                <w:rFonts w:ascii="Calibri" w:hAnsi="Calibri" w:cs="Calibri"/>
-                <w:sz w:val="20"/>
-                <w:szCs w:val="20"/>
-              </w:rPr>
-              <w:t xml:space="preserve">Descartado</w:t>
+                <w:sz w:val="22"/>
+                <w:szCs w:val="22"/>
+              </w:rPr>
+            </w:pPr>
+            <w:r>
+              <w:rPr>
+                <w:rFonts w:ascii="Calibri" w:hAnsi="Calibri" w:cs="Calibri"/>
+                <w:sz w:val="22"/>
+                <w:szCs w:val="22"/>
+              </w:rPr>
+              <w:t>Descartado</w:t>
             </w:r>
           </w:p>
         </w:tc>
@@ -1507,17 +1818,17 @@
               <w:spacing w:after="40"/>
               <w:rPr>
                 <w:rFonts w:ascii="Calibri" w:hAnsi="Calibri" w:cs="Calibri"/>
-                <w:sz w:val="20"/>
-                <w:szCs w:val="20"/>
-              </w:rPr>
-            </w:pPr>
-            <w:r>
-              <w:rPr>
-                <w:rFonts w:ascii="Calibri" w:hAnsi="Calibri" w:cs="Calibri"/>
-                <w:sz w:val="20"/>
-                <w:szCs w:val="20"/>
-              </w:rPr>
-              <w:t xml:space="preserve">Tras el análisis, no corresponde a un error (por ejemplo, es el comportamiento esperado o un registro duplicado).</w:t>
+                <w:sz w:val="22"/>
+                <w:szCs w:val="22"/>
+              </w:rPr>
+            </w:pPr>
+            <w:r>
+              <w:rPr>
+                <w:rFonts w:ascii="Calibri" w:hAnsi="Calibri" w:cs="Calibri"/>
+                <w:sz w:val="22"/>
+                <w:szCs w:val="22"/>
+              </w:rPr>
+              <w:t>Tras el análisis, no corresponde a un error (por ejemplo, es el comportamiento esperado o un registro duplicado).</w:t>
             </w:r>
           </w:p>
         </w:tc>
@@ -1528,8 +1839,8 @@
         <w:jc w:val="both"/>
         <w:rPr>
           <w:rFonts w:ascii="Calibri" w:hAnsi="Calibri" w:cs="Calibri"/>
-          <w:sz w:val="20"/>
-          <w:szCs w:val="20"/>
+          <w:sz w:val="22"/>
+          <w:szCs w:val="22"/>
         </w:rPr>
       </w:pPr>
     </w:p>
@@ -1541,31 +1852,31 @@
           <w:rFonts w:ascii="Calibri" w:hAnsi="Calibri" w:cs="Calibri"/>
         </w:rPr>
       </w:pPr>
-      <w:bookmarkStart w:id="9105" w:name="_Toc9209105"/>
+      <w:bookmarkStart w:id="4" w:name="_Toc9209105"/>
       <w:r>
         <w:rPr>
           <w:rFonts w:ascii="Calibri" w:hAnsi="Calibri" w:cs="Calibri"/>
         </w:rPr>
-        <w:t xml:space="preserve">5. Registro de errores</w:t>
+        <w:t>5. Registro de errores</w:t>
       </w:r>
-      <w:bookmarkEnd w:id="9105"/>
+      <w:bookmarkEnd w:id="4"/>
     </w:p>
     <w:p>
       <w:pPr>
         <w:jc w:val="both"/>
         <w:rPr>
           <w:rFonts w:ascii="Calibri" w:hAnsi="Calibri" w:cs="Calibri"/>
-          <w:sz w:val="20"/>
-          <w:szCs w:val="20"/>
+          <w:sz w:val="22"/>
+          <w:szCs w:val="22"/>
         </w:rPr>
       </w:pPr>
       <w:r>
         <w:rPr>
           <w:rFonts w:ascii="Calibri" w:hAnsi="Calibri" w:cs="Calibri"/>
-          <w:sz w:val="20"/>
-          <w:szCs w:val="20"/>
-        </w:rPr>
-        <w:t xml:space="preserve">Los errores se registran en la siguiente tabla, en orden de detección:</w:t>
+          <w:sz w:val="22"/>
+          <w:szCs w:val="22"/>
+        </w:rPr>
+        <w:t>Los errores se registran en la siguiente tabla, en orden de detección:</w:t>
       </w:r>
     </w:p>
     <w:tbl>
@@ -1606,8 +1917,8 @@
               <w:spacing w:after="40"/>
               <w:rPr>
                 <w:rFonts w:ascii="Calibri" w:hAnsi="Calibri" w:cs="Calibri"/>
-                <w:sz w:val="20"/>
-                <w:szCs w:val="20"/>
+                <w:sz w:val="22"/>
+                <w:szCs w:val="22"/>
               </w:rPr>
             </w:pPr>
             <w:r>
@@ -1615,10 +1926,10 @@
                 <w:rFonts w:ascii="Calibri" w:hAnsi="Calibri" w:cs="Calibri"/>
                 <w:b/>
                 <w:bCs/>
-                <w:sz w:val="20"/>
-                <w:szCs w:val="20"/>
-              </w:rPr>
-              <w:t xml:space="preserve">ID</w:t>
+                <w:sz w:val="22"/>
+                <w:szCs w:val="22"/>
+              </w:rPr>
+              <w:t>ID</w:t>
             </w:r>
           </w:p>
         </w:tc>
@@ -1633,8 +1944,8 @@
               <w:spacing w:after="40"/>
               <w:rPr>
                 <w:rFonts w:ascii="Calibri" w:hAnsi="Calibri" w:cs="Calibri"/>
-                <w:sz w:val="20"/>
-                <w:szCs w:val="20"/>
+                <w:sz w:val="22"/>
+                <w:szCs w:val="22"/>
               </w:rPr>
             </w:pPr>
             <w:r>
@@ -1642,10 +1953,10 @@
                 <w:rFonts w:ascii="Calibri" w:hAnsi="Calibri" w:cs="Calibri"/>
                 <w:b/>
                 <w:bCs/>
-                <w:sz w:val="20"/>
-                <w:szCs w:val="20"/>
-              </w:rPr>
-              <w:t xml:space="preserve">Fecha</w:t>
+                <w:sz w:val="22"/>
+                <w:szCs w:val="22"/>
+              </w:rPr>
+              <w:t>Fecha</w:t>
             </w:r>
           </w:p>
         </w:tc>
@@ -1660,8 +1971,8 @@
               <w:spacing w:after="40"/>
               <w:rPr>
                 <w:rFonts w:ascii="Calibri" w:hAnsi="Calibri" w:cs="Calibri"/>
-                <w:sz w:val="20"/>
-                <w:szCs w:val="20"/>
+                <w:sz w:val="22"/>
+                <w:szCs w:val="22"/>
               </w:rPr>
             </w:pPr>
             <w:r>
@@ -1669,10 +1980,10 @@
                 <w:rFonts w:ascii="Calibri" w:hAnsi="Calibri" w:cs="Calibri"/>
                 <w:b/>
                 <w:bCs/>
-                <w:sz w:val="20"/>
-                <w:szCs w:val="20"/>
-              </w:rPr>
-              <w:t xml:space="preserve">Sprint</w:t>
+                <w:sz w:val="22"/>
+                <w:szCs w:val="22"/>
+              </w:rPr>
+              <w:t>Sprint</w:t>
             </w:r>
           </w:p>
         </w:tc>
@@ -1687,8 +1998,8 @@
               <w:spacing w:after="40"/>
               <w:rPr>
                 <w:rFonts w:ascii="Calibri" w:hAnsi="Calibri" w:cs="Calibri"/>
-                <w:sz w:val="20"/>
-                <w:szCs w:val="20"/>
+                <w:sz w:val="22"/>
+                <w:szCs w:val="22"/>
               </w:rPr>
             </w:pPr>
             <w:r>
@@ -1696,10 +2007,10 @@
                 <w:rFonts w:ascii="Calibri" w:hAnsi="Calibri" w:cs="Calibri"/>
                 <w:b/>
                 <w:bCs/>
-                <w:sz w:val="20"/>
-                <w:szCs w:val="20"/>
-              </w:rPr>
-              <w:t xml:space="preserve">PB</w:t>
+                <w:sz w:val="22"/>
+                <w:szCs w:val="22"/>
+              </w:rPr>
+              <w:t>PB</w:t>
             </w:r>
           </w:p>
         </w:tc>
@@ -1714,8 +2025,8 @@
               <w:spacing w:after="40"/>
               <w:rPr>
                 <w:rFonts w:ascii="Calibri" w:hAnsi="Calibri" w:cs="Calibri"/>
-                <w:sz w:val="20"/>
-                <w:szCs w:val="20"/>
+                <w:sz w:val="22"/>
+                <w:szCs w:val="22"/>
               </w:rPr>
             </w:pPr>
             <w:r>
@@ -1723,10 +2034,10 @@
                 <w:rFonts w:ascii="Calibri" w:hAnsi="Calibri" w:cs="Calibri"/>
                 <w:b/>
                 <w:bCs/>
-                <w:sz w:val="20"/>
-                <w:szCs w:val="20"/>
-              </w:rPr>
-              <w:t xml:space="preserve">Descripción, pasos para reproducir y resultado esperado</w:t>
+                <w:sz w:val="22"/>
+                <w:szCs w:val="22"/>
+              </w:rPr>
+              <w:t>Descripción, pasos para reproducir y resultado esperado</w:t>
             </w:r>
           </w:p>
         </w:tc>
@@ -1741,8 +2052,8 @@
               <w:spacing w:after="40"/>
               <w:rPr>
                 <w:rFonts w:ascii="Calibri" w:hAnsi="Calibri" w:cs="Calibri"/>
-                <w:sz w:val="20"/>
-                <w:szCs w:val="20"/>
+                <w:sz w:val="22"/>
+                <w:szCs w:val="22"/>
               </w:rPr>
             </w:pPr>
             <w:r>
@@ -1750,10 +2061,10 @@
                 <w:rFonts w:ascii="Calibri" w:hAnsi="Calibri" w:cs="Calibri"/>
                 <w:b/>
                 <w:bCs/>
-                <w:sz w:val="20"/>
-                <w:szCs w:val="20"/>
-              </w:rPr>
-              <w:t xml:space="preserve">Severidad</w:t>
+                <w:sz w:val="22"/>
+                <w:szCs w:val="22"/>
+              </w:rPr>
+              <w:t>Severidad</w:t>
             </w:r>
           </w:p>
         </w:tc>
@@ -1772,17 +2083,17 @@
               <w:spacing w:after="40"/>
               <w:rPr>
                 <w:rFonts w:ascii="Calibri" w:hAnsi="Calibri" w:cs="Calibri"/>
-                <w:sz w:val="20"/>
-                <w:szCs w:val="20"/>
-              </w:rPr>
-            </w:pPr>
-            <w:r>
-              <w:rPr>
-                <w:rFonts w:ascii="Calibri" w:hAnsi="Calibri" w:cs="Calibri"/>
-                <w:sz w:val="20"/>
-                <w:szCs w:val="20"/>
-              </w:rPr>
-              <w:t xml:space="preserve">ERR-001</w:t>
+                <w:sz w:val="22"/>
+                <w:szCs w:val="22"/>
+              </w:rPr>
+            </w:pPr>
+            <w:r>
+              <w:rPr>
+                <w:rFonts w:ascii="Calibri" w:hAnsi="Calibri" w:cs="Calibri"/>
+                <w:sz w:val="22"/>
+                <w:szCs w:val="22"/>
+              </w:rPr>
+              <w:t>ERR-001</w:t>
             </w:r>
           </w:p>
         </w:tc>
@@ -1796,17 +2107,17 @@
               <w:spacing w:after="40"/>
               <w:rPr>
                 <w:rFonts w:ascii="Calibri" w:hAnsi="Calibri" w:cs="Calibri"/>
-                <w:sz w:val="20"/>
-                <w:szCs w:val="20"/>
-              </w:rPr>
-            </w:pPr>
-            <w:r>
-              <w:rPr>
-                <w:rFonts w:ascii="Calibri" w:hAnsi="Calibri" w:cs="Calibri"/>
-                <w:sz w:val="20"/>
-                <w:szCs w:val="20"/>
-              </w:rPr>
-              <w:t xml:space="preserve">[dd-mm-aaaa]</w:t>
+                <w:sz w:val="22"/>
+                <w:szCs w:val="22"/>
+              </w:rPr>
+            </w:pPr>
+            <w:r>
+              <w:rPr>
+                <w:rFonts w:ascii="Calibri" w:hAnsi="Calibri" w:cs="Calibri"/>
+                <w:sz w:val="22"/>
+                <w:szCs w:val="22"/>
+              </w:rPr>
+              <w:t>[dd-mm-aaaa]</w:t>
             </w:r>
           </w:p>
         </w:tc>
@@ -1820,17 +2131,17 @@
               <w:spacing w:after="40"/>
               <w:rPr>
                 <w:rFonts w:ascii="Calibri" w:hAnsi="Calibri" w:cs="Calibri"/>
-                <w:sz w:val="20"/>
-                <w:szCs w:val="20"/>
-              </w:rPr>
-            </w:pPr>
-            <w:r>
-              <w:rPr>
-                <w:rFonts w:ascii="Calibri" w:hAnsi="Calibri" w:cs="Calibri"/>
-                <w:sz w:val="20"/>
-                <w:szCs w:val="20"/>
-              </w:rPr>
-              <w:t xml:space="preserve">[0X]</w:t>
+                <w:sz w:val="22"/>
+                <w:szCs w:val="22"/>
+              </w:rPr>
+            </w:pPr>
+            <w:r>
+              <w:rPr>
+                <w:rFonts w:ascii="Calibri" w:hAnsi="Calibri" w:cs="Calibri"/>
+                <w:sz w:val="22"/>
+                <w:szCs w:val="22"/>
+              </w:rPr>
+              <w:t>[0X]</w:t>
             </w:r>
           </w:p>
         </w:tc>
@@ -1844,17 +2155,17 @@
               <w:spacing w:after="40"/>
               <w:rPr>
                 <w:rFonts w:ascii="Calibri" w:hAnsi="Calibri" w:cs="Calibri"/>
-                <w:sz w:val="20"/>
-                <w:szCs w:val="20"/>
-              </w:rPr>
-            </w:pPr>
-            <w:r>
-              <w:rPr>
-                <w:rFonts w:ascii="Calibri" w:hAnsi="Calibri" w:cs="Calibri"/>
-                <w:sz w:val="20"/>
-                <w:szCs w:val="20"/>
-              </w:rPr>
-              <w:t xml:space="preserve">[PB-XX]</w:t>
+                <w:sz w:val="22"/>
+                <w:szCs w:val="22"/>
+              </w:rPr>
+            </w:pPr>
+            <w:r>
+              <w:rPr>
+                <w:rFonts w:ascii="Calibri" w:hAnsi="Calibri" w:cs="Calibri"/>
+                <w:sz w:val="22"/>
+                <w:szCs w:val="22"/>
+              </w:rPr>
+              <w:t>[PB-XX]</w:t>
             </w:r>
           </w:p>
         </w:tc>
@@ -1868,17 +2179,17 @@
               <w:spacing w:after="40"/>
               <w:rPr>
                 <w:rFonts w:ascii="Calibri" w:hAnsi="Calibri" w:cs="Calibri"/>
-                <w:sz w:val="20"/>
-                <w:szCs w:val="20"/>
-              </w:rPr>
-            </w:pPr>
-            <w:r>
-              <w:rPr>
-                <w:rFonts w:ascii="Calibri" w:hAnsi="Calibri" w:cs="Calibri"/>
-                <w:sz w:val="20"/>
-                <w:szCs w:val="20"/>
-              </w:rPr>
-              <w:t xml:space="preserve">[Completar]</w:t>
+                <w:sz w:val="22"/>
+                <w:szCs w:val="22"/>
+              </w:rPr>
+            </w:pPr>
+            <w:r>
+              <w:rPr>
+                <w:rFonts w:ascii="Calibri" w:hAnsi="Calibri" w:cs="Calibri"/>
+                <w:sz w:val="22"/>
+                <w:szCs w:val="22"/>
+              </w:rPr>
+              <w:t>[Completar]</w:t>
             </w:r>
           </w:p>
         </w:tc>
@@ -1892,17 +2203,17 @@
               <w:spacing w:after="40"/>
               <w:rPr>
                 <w:rFonts w:ascii="Calibri" w:hAnsi="Calibri" w:cs="Calibri"/>
-                <w:sz w:val="20"/>
-                <w:szCs w:val="20"/>
-              </w:rPr>
-            </w:pPr>
-            <w:r>
-              <w:rPr>
-                <w:rFonts w:ascii="Calibri" w:hAnsi="Calibri" w:cs="Calibri"/>
-                <w:sz w:val="20"/>
-                <w:szCs w:val="20"/>
-              </w:rPr>
-              <w:t xml:space="preserve">[Severidad]</w:t>
+                <w:sz w:val="22"/>
+                <w:szCs w:val="22"/>
+              </w:rPr>
+            </w:pPr>
+            <w:r>
+              <w:rPr>
+                <w:rFonts w:ascii="Calibri" w:hAnsi="Calibri" w:cs="Calibri"/>
+                <w:sz w:val="22"/>
+                <w:szCs w:val="22"/>
+              </w:rPr>
+              <w:t>[Severidad]</w:t>
             </w:r>
           </w:p>
         </w:tc>
@@ -1921,17 +2232,17 @@
               <w:spacing w:after="40"/>
               <w:rPr>
                 <w:rFonts w:ascii="Calibri" w:hAnsi="Calibri" w:cs="Calibri"/>
-                <w:sz w:val="20"/>
-                <w:szCs w:val="20"/>
-              </w:rPr>
-            </w:pPr>
-            <w:r>
-              <w:rPr>
-                <w:rFonts w:ascii="Calibri" w:hAnsi="Calibri" w:cs="Calibri"/>
-                <w:sz w:val="20"/>
-                <w:szCs w:val="20"/>
-              </w:rPr>
-              <w:t xml:space="preserve">ERR-002</w:t>
+                <w:sz w:val="22"/>
+                <w:szCs w:val="22"/>
+              </w:rPr>
+            </w:pPr>
+            <w:r>
+              <w:rPr>
+                <w:rFonts w:ascii="Calibri" w:hAnsi="Calibri" w:cs="Calibri"/>
+                <w:sz w:val="22"/>
+                <w:szCs w:val="22"/>
+              </w:rPr>
+              <w:t>ERR-002</w:t>
             </w:r>
           </w:p>
         </w:tc>
@@ -1945,17 +2256,17 @@
               <w:spacing w:after="40"/>
               <w:rPr>
                 <w:rFonts w:ascii="Calibri" w:hAnsi="Calibri" w:cs="Calibri"/>
-                <w:sz w:val="20"/>
-                <w:szCs w:val="20"/>
-              </w:rPr>
-            </w:pPr>
-            <w:r>
-              <w:rPr>
-                <w:rFonts w:ascii="Calibri" w:hAnsi="Calibri" w:cs="Calibri"/>
-                <w:sz w:val="20"/>
-                <w:szCs w:val="20"/>
-              </w:rPr>
-              <w:t xml:space="preserve">[dd-mm-aaaa]</w:t>
+                <w:sz w:val="22"/>
+                <w:szCs w:val="22"/>
+              </w:rPr>
+            </w:pPr>
+            <w:r>
+              <w:rPr>
+                <w:rFonts w:ascii="Calibri" w:hAnsi="Calibri" w:cs="Calibri"/>
+                <w:sz w:val="22"/>
+                <w:szCs w:val="22"/>
+              </w:rPr>
+              <w:t>[dd-mm-aaaa]</w:t>
             </w:r>
           </w:p>
         </w:tc>
@@ -1969,17 +2280,17 @@
               <w:spacing w:after="40"/>
               <w:rPr>
                 <w:rFonts w:ascii="Calibri" w:hAnsi="Calibri" w:cs="Calibri"/>
-                <w:sz w:val="20"/>
-                <w:szCs w:val="20"/>
-              </w:rPr>
-            </w:pPr>
-            <w:r>
-              <w:rPr>
-                <w:rFonts w:ascii="Calibri" w:hAnsi="Calibri" w:cs="Calibri"/>
-                <w:sz w:val="20"/>
-                <w:szCs w:val="20"/>
-              </w:rPr>
-              <w:t xml:space="preserve">[0X]</w:t>
+                <w:sz w:val="22"/>
+                <w:szCs w:val="22"/>
+              </w:rPr>
+            </w:pPr>
+            <w:r>
+              <w:rPr>
+                <w:rFonts w:ascii="Calibri" w:hAnsi="Calibri" w:cs="Calibri"/>
+                <w:sz w:val="22"/>
+                <w:szCs w:val="22"/>
+              </w:rPr>
+              <w:t>[0X]</w:t>
             </w:r>
           </w:p>
         </w:tc>
@@ -1993,17 +2304,17 @@
               <w:spacing w:after="40"/>
               <w:rPr>
                 <w:rFonts w:ascii="Calibri" w:hAnsi="Calibri" w:cs="Calibri"/>
-                <w:sz w:val="20"/>
-                <w:szCs w:val="20"/>
-              </w:rPr>
-            </w:pPr>
-            <w:r>
-              <w:rPr>
-                <w:rFonts w:ascii="Calibri" w:hAnsi="Calibri" w:cs="Calibri"/>
-                <w:sz w:val="20"/>
-                <w:szCs w:val="20"/>
-              </w:rPr>
-              <w:t xml:space="preserve">[PB-XX]</w:t>
+                <w:sz w:val="22"/>
+                <w:szCs w:val="22"/>
+              </w:rPr>
+            </w:pPr>
+            <w:r>
+              <w:rPr>
+                <w:rFonts w:ascii="Calibri" w:hAnsi="Calibri" w:cs="Calibri"/>
+                <w:sz w:val="22"/>
+                <w:szCs w:val="22"/>
+              </w:rPr>
+              <w:t>[PB-XX]</w:t>
             </w:r>
           </w:p>
         </w:tc>
@@ -2017,17 +2328,17 @@
               <w:spacing w:after="40"/>
               <w:rPr>
                 <w:rFonts w:ascii="Calibri" w:hAnsi="Calibri" w:cs="Calibri"/>
-                <w:sz w:val="20"/>
-                <w:szCs w:val="20"/>
-              </w:rPr>
-            </w:pPr>
-            <w:r>
-              <w:rPr>
-                <w:rFonts w:ascii="Calibri" w:hAnsi="Calibri" w:cs="Calibri"/>
-                <w:sz w:val="20"/>
-                <w:szCs w:val="20"/>
-              </w:rPr>
-              <w:t xml:space="preserve">[Completar]</w:t>
+                <w:sz w:val="22"/>
+                <w:szCs w:val="22"/>
+              </w:rPr>
+            </w:pPr>
+            <w:r>
+              <w:rPr>
+                <w:rFonts w:ascii="Calibri" w:hAnsi="Calibri" w:cs="Calibri"/>
+                <w:sz w:val="22"/>
+                <w:szCs w:val="22"/>
+              </w:rPr>
+              <w:t>[Completar]</w:t>
             </w:r>
           </w:p>
         </w:tc>
@@ -2041,17 +2352,17 @@
               <w:spacing w:after="40"/>
               <w:rPr>
                 <w:rFonts w:ascii="Calibri" w:hAnsi="Calibri" w:cs="Calibri"/>
-                <w:sz w:val="20"/>
-                <w:szCs w:val="20"/>
-              </w:rPr>
-            </w:pPr>
-            <w:r>
-              <w:rPr>
-                <w:rFonts w:ascii="Calibri" w:hAnsi="Calibri" w:cs="Calibri"/>
-                <w:sz w:val="20"/>
-                <w:szCs w:val="20"/>
-              </w:rPr>
-              <w:t xml:space="preserve">[Severidad]</w:t>
+                <w:sz w:val="22"/>
+                <w:szCs w:val="22"/>
+              </w:rPr>
+            </w:pPr>
+            <w:r>
+              <w:rPr>
+                <w:rFonts w:ascii="Calibri" w:hAnsi="Calibri" w:cs="Calibri"/>
+                <w:sz w:val="22"/>
+                <w:szCs w:val="22"/>
+              </w:rPr>
+              <w:t>[Severidad]</w:t>
             </w:r>
           </w:p>
         </w:tc>
@@ -2070,17 +2381,17 @@
               <w:spacing w:after="40"/>
               <w:rPr>
                 <w:rFonts w:ascii="Calibri" w:hAnsi="Calibri" w:cs="Calibri"/>
-                <w:sz w:val="20"/>
-                <w:szCs w:val="20"/>
-              </w:rPr>
-            </w:pPr>
-            <w:r>
-              <w:rPr>
-                <w:rFonts w:ascii="Calibri" w:hAnsi="Calibri" w:cs="Calibri"/>
-                <w:sz w:val="20"/>
-                <w:szCs w:val="20"/>
-              </w:rPr>
-              <w:t xml:space="preserve">ERR-003</w:t>
+                <w:sz w:val="22"/>
+                <w:szCs w:val="22"/>
+              </w:rPr>
+            </w:pPr>
+            <w:r>
+              <w:rPr>
+                <w:rFonts w:ascii="Calibri" w:hAnsi="Calibri" w:cs="Calibri"/>
+                <w:sz w:val="22"/>
+                <w:szCs w:val="22"/>
+              </w:rPr>
+              <w:t>ERR-003</w:t>
             </w:r>
           </w:p>
         </w:tc>
@@ -2094,17 +2405,17 @@
               <w:spacing w:after="40"/>
               <w:rPr>
                 <w:rFonts w:ascii="Calibri" w:hAnsi="Calibri" w:cs="Calibri"/>
-                <w:sz w:val="20"/>
-                <w:szCs w:val="20"/>
-              </w:rPr>
-            </w:pPr>
-            <w:r>
-              <w:rPr>
-                <w:rFonts w:ascii="Calibri" w:hAnsi="Calibri" w:cs="Calibri"/>
-                <w:sz w:val="20"/>
-                <w:szCs w:val="20"/>
-              </w:rPr>
-              <w:t xml:space="preserve">[dd-mm-aaaa]</w:t>
+                <w:sz w:val="22"/>
+                <w:szCs w:val="22"/>
+              </w:rPr>
+            </w:pPr>
+            <w:r>
+              <w:rPr>
+                <w:rFonts w:ascii="Calibri" w:hAnsi="Calibri" w:cs="Calibri"/>
+                <w:sz w:val="22"/>
+                <w:szCs w:val="22"/>
+              </w:rPr>
+              <w:t>[dd-mm-aaaa]</w:t>
             </w:r>
           </w:p>
         </w:tc>
@@ -2118,17 +2429,17 @@
               <w:spacing w:after="40"/>
               <w:rPr>
                 <w:rFonts w:ascii="Calibri" w:hAnsi="Calibri" w:cs="Calibri"/>
-                <w:sz w:val="20"/>
-                <w:szCs w:val="20"/>
-              </w:rPr>
-            </w:pPr>
-            <w:r>
-              <w:rPr>
-                <w:rFonts w:ascii="Calibri" w:hAnsi="Calibri" w:cs="Calibri"/>
-                <w:sz w:val="20"/>
-                <w:szCs w:val="20"/>
-              </w:rPr>
-              <w:t xml:space="preserve">[0X]</w:t>
+                <w:sz w:val="22"/>
+                <w:szCs w:val="22"/>
+              </w:rPr>
+            </w:pPr>
+            <w:r>
+              <w:rPr>
+                <w:rFonts w:ascii="Calibri" w:hAnsi="Calibri" w:cs="Calibri"/>
+                <w:sz w:val="22"/>
+                <w:szCs w:val="22"/>
+              </w:rPr>
+              <w:t>[0X]</w:t>
             </w:r>
           </w:p>
         </w:tc>
@@ -2142,17 +2453,17 @@
               <w:spacing w:after="40"/>
               <w:rPr>
                 <w:rFonts w:ascii="Calibri" w:hAnsi="Calibri" w:cs="Calibri"/>
-                <w:sz w:val="20"/>
-                <w:szCs w:val="20"/>
-              </w:rPr>
-            </w:pPr>
-            <w:r>
-              <w:rPr>
-                <w:rFonts w:ascii="Calibri" w:hAnsi="Calibri" w:cs="Calibri"/>
-                <w:sz w:val="20"/>
-                <w:szCs w:val="20"/>
-              </w:rPr>
-              <w:t xml:space="preserve">[PB-XX]</w:t>
+                <w:sz w:val="22"/>
+                <w:szCs w:val="22"/>
+              </w:rPr>
+            </w:pPr>
+            <w:r>
+              <w:rPr>
+                <w:rFonts w:ascii="Calibri" w:hAnsi="Calibri" w:cs="Calibri"/>
+                <w:sz w:val="22"/>
+                <w:szCs w:val="22"/>
+              </w:rPr>
+              <w:t>[PB-XX]</w:t>
             </w:r>
           </w:p>
         </w:tc>
@@ -2166,17 +2477,17 @@
               <w:spacing w:after="40"/>
               <w:rPr>
                 <w:rFonts w:ascii="Calibri" w:hAnsi="Calibri" w:cs="Calibri"/>
-                <w:sz w:val="20"/>
-                <w:szCs w:val="20"/>
-              </w:rPr>
-            </w:pPr>
-            <w:r>
-              <w:rPr>
-                <w:rFonts w:ascii="Calibri" w:hAnsi="Calibri" w:cs="Calibri"/>
-                <w:sz w:val="20"/>
-                <w:szCs w:val="20"/>
-              </w:rPr>
-              <w:t xml:space="preserve">[Completar]</w:t>
+                <w:sz w:val="22"/>
+                <w:szCs w:val="22"/>
+              </w:rPr>
+            </w:pPr>
+            <w:r>
+              <w:rPr>
+                <w:rFonts w:ascii="Calibri" w:hAnsi="Calibri" w:cs="Calibri"/>
+                <w:sz w:val="22"/>
+                <w:szCs w:val="22"/>
+              </w:rPr>
+              <w:t>[Completar]</w:t>
             </w:r>
           </w:p>
         </w:tc>
@@ -2190,17 +2501,17 @@
               <w:spacing w:after="40"/>
               <w:rPr>
                 <w:rFonts w:ascii="Calibri" w:hAnsi="Calibri" w:cs="Calibri"/>
-                <w:sz w:val="20"/>
-                <w:szCs w:val="20"/>
-              </w:rPr>
-            </w:pPr>
-            <w:r>
-              <w:rPr>
-                <w:rFonts w:ascii="Calibri" w:hAnsi="Calibri" w:cs="Calibri"/>
-                <w:sz w:val="20"/>
-                <w:szCs w:val="20"/>
-              </w:rPr>
-              <w:t xml:space="preserve">[Severidad]</w:t>
+                <w:sz w:val="22"/>
+                <w:szCs w:val="22"/>
+              </w:rPr>
+            </w:pPr>
+            <w:r>
+              <w:rPr>
+                <w:rFonts w:ascii="Calibri" w:hAnsi="Calibri" w:cs="Calibri"/>
+                <w:sz w:val="22"/>
+                <w:szCs w:val="22"/>
+              </w:rPr>
+              <w:t>[Severidad]</w:t>
             </w:r>
           </w:p>
         </w:tc>
@@ -2211,8 +2522,8 @@
         <w:jc w:val="both"/>
         <w:rPr>
           <w:rFonts w:ascii="Calibri" w:hAnsi="Calibri" w:cs="Calibri"/>
-          <w:sz w:val="20"/>
-          <w:szCs w:val="20"/>
+          <w:sz w:val="22"/>
+          <w:szCs w:val="22"/>
         </w:rPr>
       </w:pPr>
     </w:p>
@@ -2224,31 +2535,31 @@
           <w:rFonts w:ascii="Calibri" w:hAnsi="Calibri" w:cs="Calibri"/>
         </w:rPr>
       </w:pPr>
-      <w:bookmarkStart w:id="9106" w:name="_Toc9209106"/>
+      <w:bookmarkStart w:id="5" w:name="_Toc9209106"/>
       <w:r>
         <w:rPr>
           <w:rFonts w:ascii="Calibri" w:hAnsi="Calibri" w:cs="Calibri"/>
         </w:rPr>
-        <w:t xml:space="preserve">6. Seguimiento de la corrección</w:t>
+        <w:t>6. Seguimiento de la corrección</w:t>
       </w:r>
-      <w:bookmarkEnd w:id="9106"/>
+      <w:bookmarkEnd w:id="5"/>
     </w:p>
     <w:p>
       <w:pPr>
         <w:jc w:val="both"/>
         <w:rPr>
           <w:rFonts w:ascii="Calibri" w:hAnsi="Calibri" w:cs="Calibri"/>
-          <w:sz w:val="20"/>
-          <w:szCs w:val="20"/>
+          <w:sz w:val="22"/>
+          <w:szCs w:val="22"/>
         </w:rPr>
       </w:pPr>
       <w:r>
         <w:rPr>
           <w:rFonts w:ascii="Calibri" w:hAnsi="Calibri" w:cs="Calibri"/>
-          <w:sz w:val="20"/>
-          <w:szCs w:val="20"/>
-        </w:rPr>
-        <w:t xml:space="preserve">Para cada error registrado se documenta su corrección y su cierre:</w:t>
+          <w:sz w:val="22"/>
+          <w:szCs w:val="22"/>
+        </w:rPr>
+        <w:t>Para cada error registrado se documenta su corrección y su cierre:</w:t>
       </w:r>
     </w:p>
     <w:tbl>
@@ -2289,8 +2600,8 @@
               <w:spacing w:after="40"/>
               <w:rPr>
                 <w:rFonts w:ascii="Calibri" w:hAnsi="Calibri" w:cs="Calibri"/>
-                <w:sz w:val="20"/>
-                <w:szCs w:val="20"/>
+                <w:sz w:val="22"/>
+                <w:szCs w:val="22"/>
               </w:rPr>
             </w:pPr>
             <w:r>
@@ -2298,10 +2609,10 @@
                 <w:rFonts w:ascii="Calibri" w:hAnsi="Calibri" w:cs="Calibri"/>
                 <w:b/>
                 <w:bCs/>
-                <w:sz w:val="20"/>
-                <w:szCs w:val="20"/>
-              </w:rPr>
-              <w:t xml:space="preserve">ID</w:t>
+                <w:sz w:val="22"/>
+                <w:szCs w:val="22"/>
+              </w:rPr>
+              <w:t>ID</w:t>
             </w:r>
           </w:p>
         </w:tc>
@@ -2316,8 +2627,8 @@
               <w:spacing w:after="40"/>
               <w:rPr>
                 <w:rFonts w:ascii="Calibri" w:hAnsi="Calibri" w:cs="Calibri"/>
-                <w:sz w:val="20"/>
-                <w:szCs w:val="20"/>
+                <w:sz w:val="22"/>
+                <w:szCs w:val="22"/>
               </w:rPr>
             </w:pPr>
             <w:r>
@@ -2325,10 +2636,10 @@
                 <w:rFonts w:ascii="Calibri" w:hAnsi="Calibri" w:cs="Calibri"/>
                 <w:b/>
                 <w:bCs/>
-                <w:sz w:val="20"/>
-                <w:szCs w:val="20"/>
-              </w:rPr>
-              <w:t xml:space="preserve">Responsable</w:t>
+                <w:sz w:val="22"/>
+                <w:szCs w:val="22"/>
+              </w:rPr>
+              <w:t>Responsable</w:t>
             </w:r>
           </w:p>
         </w:tc>
@@ -2343,8 +2654,8 @@
               <w:spacing w:after="40"/>
               <w:rPr>
                 <w:rFonts w:ascii="Calibri" w:hAnsi="Calibri" w:cs="Calibri"/>
-                <w:sz w:val="20"/>
-                <w:szCs w:val="20"/>
+                <w:sz w:val="22"/>
+                <w:szCs w:val="22"/>
               </w:rPr>
             </w:pPr>
             <w:r>
@@ -2352,10 +2663,10 @@
                 <w:rFonts w:ascii="Calibri" w:hAnsi="Calibri" w:cs="Calibri"/>
                 <w:b/>
                 <w:bCs/>
-                <w:sz w:val="20"/>
-                <w:szCs w:val="20"/>
-              </w:rPr>
-              <w:t xml:space="preserve">Estado</w:t>
+                <w:sz w:val="22"/>
+                <w:szCs w:val="22"/>
+              </w:rPr>
+              <w:t>Estado</w:t>
             </w:r>
           </w:p>
         </w:tc>
@@ -2370,8 +2681,8 @@
               <w:spacing w:after="40"/>
               <w:rPr>
                 <w:rFonts w:ascii="Calibri" w:hAnsi="Calibri" w:cs="Calibri"/>
-                <w:sz w:val="20"/>
-                <w:szCs w:val="20"/>
+                <w:sz w:val="22"/>
+                <w:szCs w:val="22"/>
               </w:rPr>
             </w:pPr>
             <w:r>
@@ -2379,10 +2690,10 @@
                 <w:rFonts w:ascii="Calibri" w:hAnsi="Calibri" w:cs="Calibri"/>
                 <w:b/>
                 <w:bCs/>
-                <w:sz w:val="20"/>
-                <w:szCs w:val="20"/>
-              </w:rPr>
-              <w:t xml:space="preserve">Corrección realizada</w:t>
+                <w:sz w:val="22"/>
+                <w:szCs w:val="22"/>
+              </w:rPr>
+              <w:t>Corrección realizada</w:t>
             </w:r>
           </w:p>
         </w:tc>
@@ -2397,8 +2708,8 @@
               <w:spacing w:after="40"/>
               <w:rPr>
                 <w:rFonts w:ascii="Calibri" w:hAnsi="Calibri" w:cs="Calibri"/>
-                <w:sz w:val="20"/>
-                <w:szCs w:val="20"/>
+                <w:sz w:val="22"/>
+                <w:szCs w:val="22"/>
               </w:rPr>
             </w:pPr>
             <w:r>
@@ -2406,10 +2717,10 @@
                 <w:rFonts w:ascii="Calibri" w:hAnsi="Calibri" w:cs="Calibri"/>
                 <w:b/>
                 <w:bCs/>
-                <w:sz w:val="20"/>
-                <w:szCs w:val="20"/>
-              </w:rPr>
-              <w:t xml:space="preserve">Commit</w:t>
+                <w:sz w:val="22"/>
+                <w:szCs w:val="22"/>
+              </w:rPr>
+              <w:t>Commit</w:t>
             </w:r>
           </w:p>
         </w:tc>
@@ -2424,8 +2735,8 @@
               <w:spacing w:after="40"/>
               <w:rPr>
                 <w:rFonts w:ascii="Calibri" w:hAnsi="Calibri" w:cs="Calibri"/>
-                <w:sz w:val="20"/>
-                <w:szCs w:val="20"/>
+                <w:sz w:val="22"/>
+                <w:szCs w:val="22"/>
               </w:rPr>
             </w:pPr>
             <w:r>
@@ -2433,10 +2744,10 @@
                 <w:rFonts w:ascii="Calibri" w:hAnsi="Calibri" w:cs="Calibri"/>
                 <w:b/>
                 <w:bCs/>
-                <w:sz w:val="20"/>
-                <w:szCs w:val="20"/>
-              </w:rPr>
-              <w:t xml:space="preserve">Fecha de cierre</w:t>
+                <w:sz w:val="22"/>
+                <w:szCs w:val="22"/>
+              </w:rPr>
+              <w:t>Fecha de cierre</w:t>
             </w:r>
           </w:p>
         </w:tc>
@@ -2455,17 +2766,17 @@
               <w:spacing w:after="40"/>
               <w:rPr>
                 <w:rFonts w:ascii="Calibri" w:hAnsi="Calibri" w:cs="Calibri"/>
-                <w:sz w:val="20"/>
-                <w:szCs w:val="20"/>
-              </w:rPr>
-            </w:pPr>
-            <w:r>
-              <w:rPr>
-                <w:rFonts w:ascii="Calibri" w:hAnsi="Calibri" w:cs="Calibri"/>
-                <w:sz w:val="20"/>
-                <w:szCs w:val="20"/>
-              </w:rPr>
-              <w:t xml:space="preserve">ERR-001</w:t>
+                <w:sz w:val="22"/>
+                <w:szCs w:val="22"/>
+              </w:rPr>
+            </w:pPr>
+            <w:r>
+              <w:rPr>
+                <w:rFonts w:ascii="Calibri" w:hAnsi="Calibri" w:cs="Calibri"/>
+                <w:sz w:val="22"/>
+                <w:szCs w:val="22"/>
+              </w:rPr>
+              <w:t>ERR-001</w:t>
             </w:r>
           </w:p>
         </w:tc>
@@ -2479,17 +2790,17 @@
               <w:spacing w:after="40"/>
               <w:rPr>
                 <w:rFonts w:ascii="Calibri" w:hAnsi="Calibri" w:cs="Calibri"/>
-                <w:sz w:val="20"/>
-                <w:szCs w:val="20"/>
-              </w:rPr>
-            </w:pPr>
-            <w:r>
-              <w:rPr>
-                <w:rFonts w:ascii="Calibri" w:hAnsi="Calibri" w:cs="Calibri"/>
-                <w:sz w:val="20"/>
-                <w:szCs w:val="20"/>
-              </w:rPr>
-              <w:t xml:space="preserve">[Integrante]</w:t>
+                <w:sz w:val="22"/>
+                <w:szCs w:val="22"/>
+              </w:rPr>
+            </w:pPr>
+            <w:r>
+              <w:rPr>
+                <w:rFonts w:ascii="Calibri" w:hAnsi="Calibri" w:cs="Calibri"/>
+                <w:sz w:val="22"/>
+                <w:szCs w:val="22"/>
+              </w:rPr>
+              <w:t>[Integrante]</w:t>
             </w:r>
           </w:p>
         </w:tc>
@@ -2503,17 +2814,17 @@
               <w:spacing w:after="40"/>
               <w:rPr>
                 <w:rFonts w:ascii="Calibri" w:hAnsi="Calibri" w:cs="Calibri"/>
-                <w:sz w:val="20"/>
-                <w:szCs w:val="20"/>
-              </w:rPr>
-            </w:pPr>
-            <w:r>
-              <w:rPr>
-                <w:rFonts w:ascii="Calibri" w:hAnsi="Calibri" w:cs="Calibri"/>
-                <w:sz w:val="20"/>
-                <w:szCs w:val="20"/>
-              </w:rPr>
-              <w:t xml:space="preserve">[Estado]</w:t>
+                <w:sz w:val="22"/>
+                <w:szCs w:val="22"/>
+              </w:rPr>
+            </w:pPr>
+            <w:r>
+              <w:rPr>
+                <w:rFonts w:ascii="Calibri" w:hAnsi="Calibri" w:cs="Calibri"/>
+                <w:sz w:val="22"/>
+                <w:szCs w:val="22"/>
+              </w:rPr>
+              <w:t>[Estado]</w:t>
             </w:r>
           </w:p>
         </w:tc>
@@ -2527,17 +2838,17 @@
               <w:spacing w:after="40"/>
               <w:rPr>
                 <w:rFonts w:ascii="Calibri" w:hAnsi="Calibri" w:cs="Calibri"/>
-                <w:sz w:val="20"/>
-                <w:szCs w:val="20"/>
-              </w:rPr>
-            </w:pPr>
-            <w:r>
-              <w:rPr>
-                <w:rFonts w:ascii="Calibri" w:hAnsi="Calibri" w:cs="Calibri"/>
-                <w:sz w:val="20"/>
-                <w:szCs w:val="20"/>
-              </w:rPr>
-              <w:t xml:space="preserve">[Completar]</w:t>
+                <w:sz w:val="22"/>
+                <w:szCs w:val="22"/>
+              </w:rPr>
+            </w:pPr>
+            <w:r>
+              <w:rPr>
+                <w:rFonts w:ascii="Calibri" w:hAnsi="Calibri" w:cs="Calibri"/>
+                <w:sz w:val="22"/>
+                <w:szCs w:val="22"/>
+              </w:rPr>
+              <w:t>[Completar]</w:t>
             </w:r>
           </w:p>
         </w:tc>
@@ -2551,17 +2862,17 @@
               <w:spacing w:after="40"/>
               <w:rPr>
                 <w:rFonts w:ascii="Calibri" w:hAnsi="Calibri" w:cs="Calibri"/>
-                <w:sz w:val="20"/>
-                <w:szCs w:val="20"/>
-              </w:rPr>
-            </w:pPr>
-            <w:r>
-              <w:rPr>
-                <w:rFonts w:ascii="Calibri" w:hAnsi="Calibri" w:cs="Calibri"/>
-                <w:sz w:val="20"/>
-                <w:szCs w:val="20"/>
-              </w:rPr>
-              <w:t xml:space="preserve">[Hash]</w:t>
+                <w:sz w:val="22"/>
+                <w:szCs w:val="22"/>
+              </w:rPr>
+            </w:pPr>
+            <w:r>
+              <w:rPr>
+                <w:rFonts w:ascii="Calibri" w:hAnsi="Calibri" w:cs="Calibri"/>
+                <w:sz w:val="22"/>
+                <w:szCs w:val="22"/>
+              </w:rPr>
+              <w:t>[Hash]</w:t>
             </w:r>
           </w:p>
         </w:tc>
@@ -2575,17 +2886,17 @@
               <w:spacing w:after="40"/>
               <w:rPr>
                 <w:rFonts w:ascii="Calibri" w:hAnsi="Calibri" w:cs="Calibri"/>
-                <w:sz w:val="20"/>
-                <w:szCs w:val="20"/>
-              </w:rPr>
-            </w:pPr>
-            <w:r>
-              <w:rPr>
-                <w:rFonts w:ascii="Calibri" w:hAnsi="Calibri" w:cs="Calibri"/>
-                <w:sz w:val="20"/>
-                <w:szCs w:val="20"/>
-              </w:rPr>
-              <w:t xml:space="preserve">[dd-mm-aaaa]</w:t>
+                <w:sz w:val="22"/>
+                <w:szCs w:val="22"/>
+              </w:rPr>
+            </w:pPr>
+            <w:r>
+              <w:rPr>
+                <w:rFonts w:ascii="Calibri" w:hAnsi="Calibri" w:cs="Calibri"/>
+                <w:sz w:val="22"/>
+                <w:szCs w:val="22"/>
+              </w:rPr>
+              <w:t>[dd-mm-aaaa]</w:t>
             </w:r>
           </w:p>
         </w:tc>
@@ -2604,17 +2915,17 @@
               <w:spacing w:after="40"/>
               <w:rPr>
                 <w:rFonts w:ascii="Calibri" w:hAnsi="Calibri" w:cs="Calibri"/>
-                <w:sz w:val="20"/>
-                <w:szCs w:val="20"/>
-              </w:rPr>
-            </w:pPr>
-            <w:r>
-              <w:rPr>
-                <w:rFonts w:ascii="Calibri" w:hAnsi="Calibri" w:cs="Calibri"/>
-                <w:sz w:val="20"/>
-                <w:szCs w:val="20"/>
-              </w:rPr>
-              <w:t xml:space="preserve">ERR-002</w:t>
+                <w:sz w:val="22"/>
+                <w:szCs w:val="22"/>
+              </w:rPr>
+            </w:pPr>
+            <w:r>
+              <w:rPr>
+                <w:rFonts w:ascii="Calibri" w:hAnsi="Calibri" w:cs="Calibri"/>
+                <w:sz w:val="22"/>
+                <w:szCs w:val="22"/>
+              </w:rPr>
+              <w:t>ERR-002</w:t>
             </w:r>
           </w:p>
         </w:tc>
@@ -2628,17 +2939,17 @@
               <w:spacing w:after="40"/>
               <w:rPr>
                 <w:rFonts w:ascii="Calibri" w:hAnsi="Calibri" w:cs="Calibri"/>
-                <w:sz w:val="20"/>
-                <w:szCs w:val="20"/>
-              </w:rPr>
-            </w:pPr>
-            <w:r>
-              <w:rPr>
-                <w:rFonts w:ascii="Calibri" w:hAnsi="Calibri" w:cs="Calibri"/>
-                <w:sz w:val="20"/>
-                <w:szCs w:val="20"/>
-              </w:rPr>
-              <w:t xml:space="preserve">[Integrante]</w:t>
+                <w:sz w:val="22"/>
+                <w:szCs w:val="22"/>
+              </w:rPr>
+            </w:pPr>
+            <w:r>
+              <w:rPr>
+                <w:rFonts w:ascii="Calibri" w:hAnsi="Calibri" w:cs="Calibri"/>
+                <w:sz w:val="22"/>
+                <w:szCs w:val="22"/>
+              </w:rPr>
+              <w:t>[Integrante]</w:t>
             </w:r>
           </w:p>
         </w:tc>
@@ -2652,17 +2963,17 @@
               <w:spacing w:after="40"/>
               <w:rPr>
                 <w:rFonts w:ascii="Calibri" w:hAnsi="Calibri" w:cs="Calibri"/>
-                <w:sz w:val="20"/>
-                <w:szCs w:val="20"/>
-              </w:rPr>
-            </w:pPr>
-            <w:r>
-              <w:rPr>
-                <w:rFonts w:ascii="Calibri" w:hAnsi="Calibri" w:cs="Calibri"/>
-                <w:sz w:val="20"/>
-                <w:szCs w:val="20"/>
-              </w:rPr>
-              <w:t xml:space="preserve">[Estado]</w:t>
+                <w:sz w:val="22"/>
+                <w:szCs w:val="22"/>
+              </w:rPr>
+            </w:pPr>
+            <w:r>
+              <w:rPr>
+                <w:rFonts w:ascii="Calibri" w:hAnsi="Calibri" w:cs="Calibri"/>
+                <w:sz w:val="22"/>
+                <w:szCs w:val="22"/>
+              </w:rPr>
+              <w:t>[Estado]</w:t>
             </w:r>
           </w:p>
         </w:tc>
@@ -2676,17 +2987,17 @@
               <w:spacing w:after="40"/>
               <w:rPr>
                 <w:rFonts w:ascii="Calibri" w:hAnsi="Calibri" w:cs="Calibri"/>
-                <w:sz w:val="20"/>
-                <w:szCs w:val="20"/>
-              </w:rPr>
-            </w:pPr>
-            <w:r>
-              <w:rPr>
-                <w:rFonts w:ascii="Calibri" w:hAnsi="Calibri" w:cs="Calibri"/>
-                <w:sz w:val="20"/>
-                <w:szCs w:val="20"/>
-              </w:rPr>
-              <w:t xml:space="preserve">[Completar]</w:t>
+                <w:sz w:val="22"/>
+                <w:szCs w:val="22"/>
+              </w:rPr>
+            </w:pPr>
+            <w:r>
+              <w:rPr>
+                <w:rFonts w:ascii="Calibri" w:hAnsi="Calibri" w:cs="Calibri"/>
+                <w:sz w:val="22"/>
+                <w:szCs w:val="22"/>
+              </w:rPr>
+              <w:t>[Completar]</w:t>
             </w:r>
           </w:p>
         </w:tc>
@@ -2700,17 +3011,17 @@
               <w:spacing w:after="40"/>
               <w:rPr>
                 <w:rFonts w:ascii="Calibri" w:hAnsi="Calibri" w:cs="Calibri"/>
-                <w:sz w:val="20"/>
-                <w:szCs w:val="20"/>
-              </w:rPr>
-            </w:pPr>
-            <w:r>
-              <w:rPr>
-                <w:rFonts w:ascii="Calibri" w:hAnsi="Calibri" w:cs="Calibri"/>
-                <w:sz w:val="20"/>
-                <w:szCs w:val="20"/>
-              </w:rPr>
-              <w:t xml:space="preserve">[Hash]</w:t>
+                <w:sz w:val="22"/>
+                <w:szCs w:val="22"/>
+              </w:rPr>
+            </w:pPr>
+            <w:r>
+              <w:rPr>
+                <w:rFonts w:ascii="Calibri" w:hAnsi="Calibri" w:cs="Calibri"/>
+                <w:sz w:val="22"/>
+                <w:szCs w:val="22"/>
+              </w:rPr>
+              <w:t>[Hash]</w:t>
             </w:r>
           </w:p>
         </w:tc>
@@ -2724,17 +3035,17 @@
               <w:spacing w:after="40"/>
               <w:rPr>
                 <w:rFonts w:ascii="Calibri" w:hAnsi="Calibri" w:cs="Calibri"/>
-                <w:sz w:val="20"/>
-                <w:szCs w:val="20"/>
-              </w:rPr>
-            </w:pPr>
-            <w:r>
-              <w:rPr>
-                <w:rFonts w:ascii="Calibri" w:hAnsi="Calibri" w:cs="Calibri"/>
-                <w:sz w:val="20"/>
-                <w:szCs w:val="20"/>
-              </w:rPr>
-              <w:t xml:space="preserve">[dd-mm-aaaa]</w:t>
+                <w:sz w:val="22"/>
+                <w:szCs w:val="22"/>
+              </w:rPr>
+            </w:pPr>
+            <w:r>
+              <w:rPr>
+                <w:rFonts w:ascii="Calibri" w:hAnsi="Calibri" w:cs="Calibri"/>
+                <w:sz w:val="22"/>
+                <w:szCs w:val="22"/>
+              </w:rPr>
+              <w:t>[dd-mm-aaaa]</w:t>
             </w:r>
           </w:p>
         </w:tc>
@@ -2753,17 +3064,17 @@
               <w:spacing w:after="40"/>
               <w:rPr>
                 <w:rFonts w:ascii="Calibri" w:hAnsi="Calibri" w:cs="Calibri"/>
-                <w:sz w:val="20"/>
-                <w:szCs w:val="20"/>
-              </w:rPr>
-            </w:pPr>
-            <w:r>
-              <w:rPr>
-                <w:rFonts w:ascii="Calibri" w:hAnsi="Calibri" w:cs="Calibri"/>
-                <w:sz w:val="20"/>
-                <w:szCs w:val="20"/>
-              </w:rPr>
-              <w:t xml:space="preserve">ERR-003</w:t>
+                <w:sz w:val="22"/>
+                <w:szCs w:val="22"/>
+              </w:rPr>
+            </w:pPr>
+            <w:r>
+              <w:rPr>
+                <w:rFonts w:ascii="Calibri" w:hAnsi="Calibri" w:cs="Calibri"/>
+                <w:sz w:val="22"/>
+                <w:szCs w:val="22"/>
+              </w:rPr>
+              <w:t>ERR-003</w:t>
             </w:r>
           </w:p>
         </w:tc>
@@ -2777,17 +3088,17 @@
               <w:spacing w:after="40"/>
               <w:rPr>
                 <w:rFonts w:ascii="Calibri" w:hAnsi="Calibri" w:cs="Calibri"/>
-                <w:sz w:val="20"/>
-                <w:szCs w:val="20"/>
-              </w:rPr>
-            </w:pPr>
-            <w:r>
-              <w:rPr>
-                <w:rFonts w:ascii="Calibri" w:hAnsi="Calibri" w:cs="Calibri"/>
-                <w:sz w:val="20"/>
-                <w:szCs w:val="20"/>
-              </w:rPr>
-              <w:t xml:space="preserve">[Integrante]</w:t>
+                <w:sz w:val="22"/>
+                <w:szCs w:val="22"/>
+              </w:rPr>
+            </w:pPr>
+            <w:r>
+              <w:rPr>
+                <w:rFonts w:ascii="Calibri" w:hAnsi="Calibri" w:cs="Calibri"/>
+                <w:sz w:val="22"/>
+                <w:szCs w:val="22"/>
+              </w:rPr>
+              <w:t>[Integrante]</w:t>
             </w:r>
           </w:p>
         </w:tc>
@@ -2801,17 +3112,17 @@
               <w:spacing w:after="40"/>
               <w:rPr>
                 <w:rFonts w:ascii="Calibri" w:hAnsi="Calibri" w:cs="Calibri"/>
-                <w:sz w:val="20"/>
-                <w:szCs w:val="20"/>
-              </w:rPr>
-            </w:pPr>
-            <w:r>
-              <w:rPr>
-                <w:rFonts w:ascii="Calibri" w:hAnsi="Calibri" w:cs="Calibri"/>
-                <w:sz w:val="20"/>
-                <w:szCs w:val="20"/>
-              </w:rPr>
-              <w:t xml:space="preserve">[Estado]</w:t>
+                <w:sz w:val="22"/>
+                <w:szCs w:val="22"/>
+              </w:rPr>
+            </w:pPr>
+            <w:r>
+              <w:rPr>
+                <w:rFonts w:ascii="Calibri" w:hAnsi="Calibri" w:cs="Calibri"/>
+                <w:sz w:val="22"/>
+                <w:szCs w:val="22"/>
+              </w:rPr>
+              <w:t>[Estado]</w:t>
             </w:r>
           </w:p>
         </w:tc>
@@ -2825,17 +3136,17 @@
               <w:spacing w:after="40"/>
               <w:rPr>
                 <w:rFonts w:ascii="Calibri" w:hAnsi="Calibri" w:cs="Calibri"/>
-                <w:sz w:val="20"/>
-                <w:szCs w:val="20"/>
-              </w:rPr>
-            </w:pPr>
-            <w:r>
-              <w:rPr>
-                <w:rFonts w:ascii="Calibri" w:hAnsi="Calibri" w:cs="Calibri"/>
-                <w:sz w:val="20"/>
-                <w:szCs w:val="20"/>
-              </w:rPr>
-              <w:t xml:space="preserve">[Completar]</w:t>
+                <w:sz w:val="22"/>
+                <w:szCs w:val="22"/>
+              </w:rPr>
+            </w:pPr>
+            <w:r>
+              <w:rPr>
+                <w:rFonts w:ascii="Calibri" w:hAnsi="Calibri" w:cs="Calibri"/>
+                <w:sz w:val="22"/>
+                <w:szCs w:val="22"/>
+              </w:rPr>
+              <w:t>[Completar]</w:t>
             </w:r>
           </w:p>
         </w:tc>
@@ -2849,17 +3160,17 @@
               <w:spacing w:after="40"/>
               <w:rPr>
                 <w:rFonts w:ascii="Calibri" w:hAnsi="Calibri" w:cs="Calibri"/>
-                <w:sz w:val="20"/>
-                <w:szCs w:val="20"/>
-              </w:rPr>
-            </w:pPr>
-            <w:r>
-              <w:rPr>
-                <w:rFonts w:ascii="Calibri" w:hAnsi="Calibri" w:cs="Calibri"/>
-                <w:sz w:val="20"/>
-                <w:szCs w:val="20"/>
-              </w:rPr>
-              <w:t xml:space="preserve">[Hash]</w:t>
+                <w:sz w:val="22"/>
+                <w:szCs w:val="22"/>
+              </w:rPr>
+            </w:pPr>
+            <w:r>
+              <w:rPr>
+                <w:rFonts w:ascii="Calibri" w:hAnsi="Calibri" w:cs="Calibri"/>
+                <w:sz w:val="22"/>
+                <w:szCs w:val="22"/>
+              </w:rPr>
+              <w:t>[Hash]</w:t>
             </w:r>
           </w:p>
         </w:tc>
@@ -2873,17 +3184,17 @@
               <w:spacing w:after="40"/>
               <w:rPr>
                 <w:rFonts w:ascii="Calibri" w:hAnsi="Calibri" w:cs="Calibri"/>
-                <w:sz w:val="20"/>
-                <w:szCs w:val="20"/>
-              </w:rPr>
-            </w:pPr>
-            <w:r>
-              <w:rPr>
-                <w:rFonts w:ascii="Calibri" w:hAnsi="Calibri" w:cs="Calibri"/>
-                <w:sz w:val="20"/>
-                <w:szCs w:val="20"/>
-              </w:rPr>
-              <w:t xml:space="preserve">[dd-mm-aaaa]</w:t>
+                <w:sz w:val="22"/>
+                <w:szCs w:val="22"/>
+              </w:rPr>
+            </w:pPr>
+            <w:r>
+              <w:rPr>
+                <w:rFonts w:ascii="Calibri" w:hAnsi="Calibri" w:cs="Calibri"/>
+                <w:sz w:val="22"/>
+                <w:szCs w:val="22"/>
+              </w:rPr>
+              <w:t>[dd-mm-aaaa]</w:t>
             </w:r>
           </w:p>
         </w:tc>
@@ -2894,8 +3205,8 @@
         <w:jc w:val="both"/>
         <w:rPr>
           <w:rFonts w:ascii="Calibri" w:hAnsi="Calibri" w:cs="Calibri"/>
-          <w:sz w:val="20"/>
-          <w:szCs w:val="20"/>
+          <w:sz w:val="22"/>
+          <w:szCs w:val="22"/>
         </w:rPr>
       </w:pPr>
     </w:p>
@@ -2907,31 +3218,31 @@
           <w:rFonts w:ascii="Calibri" w:hAnsi="Calibri" w:cs="Calibri"/>
         </w:rPr>
       </w:pPr>
-      <w:bookmarkStart w:id="9107" w:name="_Toc9209107"/>
+      <w:bookmarkStart w:id="6" w:name="_Toc9209107"/>
       <w:r>
         <w:rPr>
           <w:rFonts w:ascii="Calibri" w:hAnsi="Calibri" w:cs="Calibri"/>
         </w:rPr>
-        <w:t xml:space="preserve">7. Resumen por Sprint</w:t>
+        <w:t>7. Resumen por Sprint</w:t>
       </w:r>
-      <w:bookmarkEnd w:id="9107"/>
+      <w:bookmarkEnd w:id="6"/>
     </w:p>
     <w:p>
       <w:pPr>
         <w:jc w:val="both"/>
         <w:rPr>
           <w:rFonts w:ascii="Calibri" w:hAnsi="Calibri" w:cs="Calibri"/>
-          <w:sz w:val="20"/>
-          <w:szCs w:val="20"/>
+          <w:sz w:val="22"/>
+          <w:szCs w:val="22"/>
         </w:rPr>
       </w:pPr>
       <w:r>
         <w:rPr>
           <w:rFonts w:ascii="Calibri" w:hAnsi="Calibri" w:cs="Calibri"/>
-          <w:sz w:val="20"/>
-          <w:szCs w:val="20"/>
-        </w:rPr>
-        <w:t xml:space="preserve">Al cerrar cada Sprint se completa el resumen de errores, que se utiliza como insumo en la Sprint Retrospective.</w:t>
+          <w:sz w:val="22"/>
+          <w:szCs w:val="22"/>
+        </w:rPr>
+        <w:t>Al cerrar cada Sprint se completa el resumen de errores, que se utiliza como insumo en la Sprint Retrospective.</w:t>
       </w:r>
     </w:p>
     <w:tbl>
@@ -2971,8 +3282,8 @@
               <w:spacing w:after="40"/>
               <w:rPr>
                 <w:rFonts w:ascii="Calibri" w:hAnsi="Calibri" w:cs="Calibri"/>
-                <w:sz w:val="20"/>
-                <w:szCs w:val="20"/>
+                <w:sz w:val="22"/>
+                <w:szCs w:val="22"/>
               </w:rPr>
             </w:pPr>
             <w:r>
@@ -2980,10 +3291,10 @@
                 <w:rFonts w:ascii="Calibri" w:hAnsi="Calibri" w:cs="Calibri"/>
                 <w:b/>
                 <w:bCs/>
-                <w:sz w:val="20"/>
-                <w:szCs w:val="20"/>
-              </w:rPr>
-              <w:t xml:space="preserve">Sprint</w:t>
+                <w:sz w:val="22"/>
+                <w:szCs w:val="22"/>
+              </w:rPr>
+              <w:t>Sprint</w:t>
             </w:r>
           </w:p>
         </w:tc>
@@ -2998,8 +3309,8 @@
               <w:spacing w:after="40"/>
               <w:rPr>
                 <w:rFonts w:ascii="Calibri" w:hAnsi="Calibri" w:cs="Calibri"/>
-                <w:sz w:val="20"/>
-                <w:szCs w:val="20"/>
+                <w:sz w:val="22"/>
+                <w:szCs w:val="22"/>
               </w:rPr>
             </w:pPr>
             <w:r>
@@ -3007,10 +3318,10 @@
                 <w:rFonts w:ascii="Calibri" w:hAnsi="Calibri" w:cs="Calibri"/>
                 <w:b/>
                 <w:bCs/>
-                <w:sz w:val="20"/>
-                <w:szCs w:val="20"/>
-              </w:rPr>
-              <w:t xml:space="preserve">Detectados</w:t>
+                <w:sz w:val="22"/>
+                <w:szCs w:val="22"/>
+              </w:rPr>
+              <w:t>Detectados</w:t>
             </w:r>
           </w:p>
         </w:tc>
@@ -3025,8 +3336,8 @@
               <w:spacing w:after="40"/>
               <w:rPr>
                 <w:rFonts w:ascii="Calibri" w:hAnsi="Calibri" w:cs="Calibri"/>
-                <w:sz w:val="20"/>
-                <w:szCs w:val="20"/>
+                <w:sz w:val="22"/>
+                <w:szCs w:val="22"/>
               </w:rPr>
             </w:pPr>
             <w:r>
@@ -3034,10 +3345,10 @@
                 <w:rFonts w:ascii="Calibri" w:hAnsi="Calibri" w:cs="Calibri"/>
                 <w:b/>
                 <w:bCs/>
-                <w:sz w:val="20"/>
-                <w:szCs w:val="20"/>
-              </w:rPr>
-              <w:t xml:space="preserve">Corregidos</w:t>
+                <w:sz w:val="22"/>
+                <w:szCs w:val="22"/>
+              </w:rPr>
+              <w:t>Corregidos</w:t>
             </w:r>
           </w:p>
         </w:tc>
@@ -3052,8 +3363,8 @@
               <w:spacing w:after="40"/>
               <w:rPr>
                 <w:rFonts w:ascii="Calibri" w:hAnsi="Calibri" w:cs="Calibri"/>
-                <w:sz w:val="20"/>
-                <w:szCs w:val="20"/>
+                <w:sz w:val="22"/>
+                <w:szCs w:val="22"/>
               </w:rPr>
             </w:pPr>
             <w:r>
@@ -3061,10 +3372,10 @@
                 <w:rFonts w:ascii="Calibri" w:hAnsi="Calibri" w:cs="Calibri"/>
                 <w:b/>
                 <w:bCs/>
-                <w:sz w:val="20"/>
-                <w:szCs w:val="20"/>
-              </w:rPr>
-              <w:t xml:space="preserve">Abiertos al cierre</w:t>
+                <w:sz w:val="22"/>
+                <w:szCs w:val="22"/>
+              </w:rPr>
+              <w:t>Abiertos al cierre</w:t>
             </w:r>
           </w:p>
         </w:tc>
@@ -3079,8 +3390,8 @@
               <w:spacing w:after="40"/>
               <w:rPr>
                 <w:rFonts w:ascii="Calibri" w:hAnsi="Calibri" w:cs="Calibri"/>
-                <w:sz w:val="20"/>
-                <w:szCs w:val="20"/>
+                <w:sz w:val="22"/>
+                <w:szCs w:val="22"/>
               </w:rPr>
             </w:pPr>
             <w:r>
@@ -3088,10 +3399,10 @@
                 <w:rFonts w:ascii="Calibri" w:hAnsi="Calibri" w:cs="Calibri"/>
                 <w:b/>
                 <w:bCs/>
-                <w:sz w:val="20"/>
-                <w:szCs w:val="20"/>
-              </w:rPr>
-              <w:t xml:space="preserve">Críticos abiertos</w:t>
+                <w:sz w:val="22"/>
+                <w:szCs w:val="22"/>
+              </w:rPr>
+              <w:t>Críticos abiertos</w:t>
             </w:r>
           </w:p>
         </w:tc>
@@ -3110,17 +3421,17 @@
               <w:spacing w:after="40"/>
               <w:rPr>
                 <w:rFonts w:ascii="Calibri" w:hAnsi="Calibri" w:cs="Calibri"/>
-                <w:sz w:val="20"/>
-                <w:szCs w:val="20"/>
-              </w:rPr>
-            </w:pPr>
-            <w:r>
-              <w:rPr>
-                <w:rFonts w:ascii="Calibri" w:hAnsi="Calibri" w:cs="Calibri"/>
-                <w:sz w:val="20"/>
-                <w:szCs w:val="20"/>
-              </w:rPr>
-              <w:t xml:space="preserve">Sprint 01</w:t>
+                <w:sz w:val="22"/>
+                <w:szCs w:val="22"/>
+              </w:rPr>
+            </w:pPr>
+            <w:r>
+              <w:rPr>
+                <w:rFonts w:ascii="Calibri" w:hAnsi="Calibri" w:cs="Calibri"/>
+                <w:sz w:val="22"/>
+                <w:szCs w:val="22"/>
+              </w:rPr>
+              <w:t>Sprint 01</w:t>
             </w:r>
           </w:p>
         </w:tc>
@@ -3134,18 +3445,10 @@
               <w:spacing w:after="40"/>
               <w:rPr>
                 <w:rFonts w:ascii="Calibri" w:hAnsi="Calibri" w:cs="Calibri"/>
-                <w:sz w:val="20"/>
-                <w:szCs w:val="20"/>
-              </w:rPr>
-            </w:pPr>
-            <w:r>
-              <w:rPr>
-                <w:rFonts w:ascii="Calibri" w:hAnsi="Calibri" w:cs="Calibri"/>
-                <w:sz w:val="20"/>
-                <w:szCs w:val="20"/>
-              </w:rPr>
-              <w:t xml:space="preserve"/>
-            </w:r>
+                <w:sz w:val="22"/>
+                <w:szCs w:val="22"/>
+              </w:rPr>
+            </w:pPr>
           </w:p>
         </w:tc>
         <w:tc>
@@ -3158,18 +3461,10 @@
               <w:spacing w:after="40"/>
               <w:rPr>
                 <w:rFonts w:ascii="Calibri" w:hAnsi="Calibri" w:cs="Calibri"/>
-                <w:sz w:val="20"/>
-                <w:szCs w:val="20"/>
-              </w:rPr>
-            </w:pPr>
-            <w:r>
-              <w:rPr>
-                <w:rFonts w:ascii="Calibri" w:hAnsi="Calibri" w:cs="Calibri"/>
-                <w:sz w:val="20"/>
-                <w:szCs w:val="20"/>
-              </w:rPr>
-              <w:t xml:space="preserve"/>
-            </w:r>
+                <w:sz w:val="22"/>
+                <w:szCs w:val="22"/>
+              </w:rPr>
+            </w:pPr>
           </w:p>
         </w:tc>
         <w:tc>
@@ -3182,18 +3477,10 @@
               <w:spacing w:after="40"/>
               <w:rPr>
                 <w:rFonts w:ascii="Calibri" w:hAnsi="Calibri" w:cs="Calibri"/>
-                <w:sz w:val="20"/>
-                <w:szCs w:val="20"/>
-              </w:rPr>
-            </w:pPr>
-            <w:r>
-              <w:rPr>
-                <w:rFonts w:ascii="Calibri" w:hAnsi="Calibri" w:cs="Calibri"/>
-                <w:sz w:val="20"/>
-                <w:szCs w:val="20"/>
-              </w:rPr>
-              <w:t xml:space="preserve"/>
-            </w:r>
+                <w:sz w:val="22"/>
+                <w:szCs w:val="22"/>
+              </w:rPr>
+            </w:pPr>
           </w:p>
         </w:tc>
         <w:tc>
@@ -3206,18 +3493,10 @@
               <w:spacing w:after="40"/>
               <w:rPr>
                 <w:rFonts w:ascii="Calibri" w:hAnsi="Calibri" w:cs="Calibri"/>
-                <w:sz w:val="20"/>
-                <w:szCs w:val="20"/>
-              </w:rPr>
-            </w:pPr>
-            <w:r>
-              <w:rPr>
-                <w:rFonts w:ascii="Calibri" w:hAnsi="Calibri" w:cs="Calibri"/>
-                <w:sz w:val="20"/>
-                <w:szCs w:val="20"/>
-              </w:rPr>
-              <w:t xml:space="preserve"/>
-            </w:r>
+                <w:sz w:val="22"/>
+                <w:szCs w:val="22"/>
+              </w:rPr>
+            </w:pPr>
           </w:p>
         </w:tc>
       </w:tr>
@@ -3235,17 +3514,17 @@
               <w:spacing w:after="40"/>
               <w:rPr>
                 <w:rFonts w:ascii="Calibri" w:hAnsi="Calibri" w:cs="Calibri"/>
-                <w:sz w:val="20"/>
-                <w:szCs w:val="20"/>
-              </w:rPr>
-            </w:pPr>
-            <w:r>
-              <w:rPr>
-                <w:rFonts w:ascii="Calibri" w:hAnsi="Calibri" w:cs="Calibri"/>
-                <w:sz w:val="20"/>
-                <w:szCs w:val="20"/>
-              </w:rPr>
-              <w:t xml:space="preserve">Sprint 02</w:t>
+                <w:sz w:val="22"/>
+                <w:szCs w:val="22"/>
+              </w:rPr>
+            </w:pPr>
+            <w:r>
+              <w:rPr>
+                <w:rFonts w:ascii="Calibri" w:hAnsi="Calibri" w:cs="Calibri"/>
+                <w:sz w:val="22"/>
+                <w:szCs w:val="22"/>
+              </w:rPr>
+              <w:t>Sprint 02</w:t>
             </w:r>
           </w:p>
         </w:tc>
@@ -3259,18 +3538,10 @@
               <w:spacing w:after="40"/>
               <w:rPr>
                 <w:rFonts w:ascii="Calibri" w:hAnsi="Calibri" w:cs="Calibri"/>
-                <w:sz w:val="20"/>
-                <w:szCs w:val="20"/>
-              </w:rPr>
-            </w:pPr>
-            <w:r>
-              <w:rPr>
-                <w:rFonts w:ascii="Calibri" w:hAnsi="Calibri" w:cs="Calibri"/>
-                <w:sz w:val="20"/>
-                <w:szCs w:val="20"/>
-              </w:rPr>
-              <w:t xml:space="preserve"/>
-            </w:r>
+                <w:sz w:val="22"/>
+                <w:szCs w:val="22"/>
+              </w:rPr>
+            </w:pPr>
           </w:p>
         </w:tc>
         <w:tc>
@@ -3283,18 +3554,10 @@
               <w:spacing w:after="40"/>
               <w:rPr>
                 <w:rFonts w:ascii="Calibri" w:hAnsi="Calibri" w:cs="Calibri"/>
-                <w:sz w:val="20"/>
-                <w:szCs w:val="20"/>
-              </w:rPr>
-            </w:pPr>
-            <w:r>
-              <w:rPr>
-                <w:rFonts w:ascii="Calibri" w:hAnsi="Calibri" w:cs="Calibri"/>
-                <w:sz w:val="20"/>
-                <w:szCs w:val="20"/>
-              </w:rPr>
-              <w:t xml:space="preserve"/>
-            </w:r>
+                <w:sz w:val="22"/>
+                <w:szCs w:val="22"/>
+              </w:rPr>
+            </w:pPr>
           </w:p>
         </w:tc>
         <w:tc>
@@ -3307,18 +3570,10 @@
               <w:spacing w:after="40"/>
               <w:rPr>
                 <w:rFonts w:ascii="Calibri" w:hAnsi="Calibri" w:cs="Calibri"/>
-                <w:sz w:val="20"/>
-                <w:szCs w:val="20"/>
-              </w:rPr>
-            </w:pPr>
-            <w:r>
-              <w:rPr>
-                <w:rFonts w:ascii="Calibri" w:hAnsi="Calibri" w:cs="Calibri"/>
-                <w:sz w:val="20"/>
-                <w:szCs w:val="20"/>
-              </w:rPr>
-              <w:t xml:space="preserve"/>
-            </w:r>
+                <w:sz w:val="22"/>
+                <w:szCs w:val="22"/>
+              </w:rPr>
+            </w:pPr>
           </w:p>
         </w:tc>
         <w:tc>
@@ -3331,18 +3586,10 @@
               <w:spacing w:after="40"/>
               <w:rPr>
                 <w:rFonts w:ascii="Calibri" w:hAnsi="Calibri" w:cs="Calibri"/>
-                <w:sz w:val="20"/>
-                <w:szCs w:val="20"/>
-              </w:rPr>
-            </w:pPr>
-            <w:r>
-              <w:rPr>
-                <w:rFonts w:ascii="Calibri" w:hAnsi="Calibri" w:cs="Calibri"/>
-                <w:sz w:val="20"/>
-                <w:szCs w:val="20"/>
-              </w:rPr>
-              <w:t xml:space="preserve"/>
-            </w:r>
+                <w:sz w:val="22"/>
+                <w:szCs w:val="22"/>
+              </w:rPr>
+            </w:pPr>
           </w:p>
         </w:tc>
       </w:tr>
@@ -3360,17 +3607,17 @@
               <w:spacing w:after="40"/>
               <w:rPr>
                 <w:rFonts w:ascii="Calibri" w:hAnsi="Calibri" w:cs="Calibri"/>
-                <w:sz w:val="20"/>
-                <w:szCs w:val="20"/>
-              </w:rPr>
-            </w:pPr>
-            <w:r>
-              <w:rPr>
-                <w:rFonts w:ascii="Calibri" w:hAnsi="Calibri" w:cs="Calibri"/>
-                <w:sz w:val="20"/>
-                <w:szCs w:val="20"/>
-              </w:rPr>
-              <w:t xml:space="preserve">Sprint 03</w:t>
+                <w:sz w:val="22"/>
+                <w:szCs w:val="22"/>
+              </w:rPr>
+            </w:pPr>
+            <w:r>
+              <w:rPr>
+                <w:rFonts w:ascii="Calibri" w:hAnsi="Calibri" w:cs="Calibri"/>
+                <w:sz w:val="22"/>
+                <w:szCs w:val="22"/>
+              </w:rPr>
+              <w:t>Sprint 03</w:t>
             </w:r>
           </w:p>
         </w:tc>
@@ -3384,18 +3631,10 @@
               <w:spacing w:after="40"/>
               <w:rPr>
                 <w:rFonts w:ascii="Calibri" w:hAnsi="Calibri" w:cs="Calibri"/>
-                <w:sz w:val="20"/>
-                <w:szCs w:val="20"/>
-              </w:rPr>
-            </w:pPr>
-            <w:r>
-              <w:rPr>
-                <w:rFonts w:ascii="Calibri" w:hAnsi="Calibri" w:cs="Calibri"/>
-                <w:sz w:val="20"/>
-                <w:szCs w:val="20"/>
-              </w:rPr>
-              <w:t xml:space="preserve"/>
-            </w:r>
+                <w:sz w:val="22"/>
+                <w:szCs w:val="22"/>
+              </w:rPr>
+            </w:pPr>
           </w:p>
         </w:tc>
         <w:tc>
@@ -3408,18 +3647,10 @@
               <w:spacing w:after="40"/>
               <w:rPr>
                 <w:rFonts w:ascii="Calibri" w:hAnsi="Calibri" w:cs="Calibri"/>
-                <w:sz w:val="20"/>
-                <w:szCs w:val="20"/>
-              </w:rPr>
-            </w:pPr>
-            <w:r>
-              <w:rPr>
-                <w:rFonts w:ascii="Calibri" w:hAnsi="Calibri" w:cs="Calibri"/>
-                <w:sz w:val="20"/>
-                <w:szCs w:val="20"/>
-              </w:rPr>
-              <w:t xml:space="preserve"/>
-            </w:r>
+                <w:sz w:val="22"/>
+                <w:szCs w:val="22"/>
+              </w:rPr>
+            </w:pPr>
           </w:p>
         </w:tc>
         <w:tc>
@@ -3432,18 +3663,10 @@
               <w:spacing w:after="40"/>
               <w:rPr>
                 <w:rFonts w:ascii="Calibri" w:hAnsi="Calibri" w:cs="Calibri"/>
-                <w:sz w:val="20"/>
-                <w:szCs w:val="20"/>
-              </w:rPr>
-            </w:pPr>
-            <w:r>
-              <w:rPr>
-                <w:rFonts w:ascii="Calibri" w:hAnsi="Calibri" w:cs="Calibri"/>
-                <w:sz w:val="20"/>
-                <w:szCs w:val="20"/>
-              </w:rPr>
-              <w:t xml:space="preserve"/>
-            </w:r>
+                <w:sz w:val="22"/>
+                <w:szCs w:val="22"/>
+              </w:rPr>
+            </w:pPr>
           </w:p>
         </w:tc>
         <w:tc>
@@ -3456,18 +3679,10 @@
               <w:spacing w:after="40"/>
               <w:rPr>
                 <w:rFonts w:ascii="Calibri" w:hAnsi="Calibri" w:cs="Calibri"/>
-                <w:sz w:val="20"/>
-                <w:szCs w:val="20"/>
-              </w:rPr>
-            </w:pPr>
-            <w:r>
-              <w:rPr>
-                <w:rFonts w:ascii="Calibri" w:hAnsi="Calibri" w:cs="Calibri"/>
-                <w:sz w:val="20"/>
-                <w:szCs w:val="20"/>
-              </w:rPr>
-              <w:t xml:space="preserve"/>
-            </w:r>
+                <w:sz w:val="22"/>
+                <w:szCs w:val="22"/>
+              </w:rPr>
+            </w:pPr>
           </w:p>
         </w:tc>
       </w:tr>
@@ -3485,17 +3700,17 @@
               <w:spacing w:after="40"/>
               <w:rPr>
                 <w:rFonts w:ascii="Calibri" w:hAnsi="Calibri" w:cs="Calibri"/>
-                <w:sz w:val="20"/>
-                <w:szCs w:val="20"/>
-              </w:rPr>
-            </w:pPr>
-            <w:r>
-              <w:rPr>
-                <w:rFonts w:ascii="Calibri" w:hAnsi="Calibri" w:cs="Calibri"/>
-                <w:sz w:val="20"/>
-                <w:szCs w:val="20"/>
-              </w:rPr>
-              <w:t xml:space="preserve">Sprint 04</w:t>
+                <w:sz w:val="22"/>
+                <w:szCs w:val="22"/>
+              </w:rPr>
+            </w:pPr>
+            <w:r>
+              <w:rPr>
+                <w:rFonts w:ascii="Calibri" w:hAnsi="Calibri" w:cs="Calibri"/>
+                <w:sz w:val="22"/>
+                <w:szCs w:val="22"/>
+              </w:rPr>
+              <w:t>Sprint 04</w:t>
             </w:r>
           </w:p>
         </w:tc>
@@ -3509,18 +3724,10 @@
               <w:spacing w:after="40"/>
               <w:rPr>
                 <w:rFonts w:ascii="Calibri" w:hAnsi="Calibri" w:cs="Calibri"/>
-                <w:sz w:val="20"/>
-                <w:szCs w:val="20"/>
-              </w:rPr>
-            </w:pPr>
-            <w:r>
-              <w:rPr>
-                <w:rFonts w:ascii="Calibri" w:hAnsi="Calibri" w:cs="Calibri"/>
-                <w:sz w:val="20"/>
-                <w:szCs w:val="20"/>
-              </w:rPr>
-              <w:t xml:space="preserve"/>
-            </w:r>
+                <w:sz w:val="22"/>
+                <w:szCs w:val="22"/>
+              </w:rPr>
+            </w:pPr>
           </w:p>
         </w:tc>
         <w:tc>
@@ -3533,18 +3740,10 @@
               <w:spacing w:after="40"/>
               <w:rPr>
                 <w:rFonts w:ascii="Calibri" w:hAnsi="Calibri" w:cs="Calibri"/>
-                <w:sz w:val="20"/>
-                <w:szCs w:val="20"/>
-              </w:rPr>
-            </w:pPr>
-            <w:r>
-              <w:rPr>
-                <w:rFonts w:ascii="Calibri" w:hAnsi="Calibri" w:cs="Calibri"/>
-                <w:sz w:val="20"/>
-                <w:szCs w:val="20"/>
-              </w:rPr>
-              <w:t xml:space="preserve"/>
-            </w:r>
+                <w:sz w:val="22"/>
+                <w:szCs w:val="22"/>
+              </w:rPr>
+            </w:pPr>
           </w:p>
         </w:tc>
         <w:tc>
@@ -3557,18 +3756,10 @@
               <w:spacing w:after="40"/>
               <w:rPr>
                 <w:rFonts w:ascii="Calibri" w:hAnsi="Calibri" w:cs="Calibri"/>
-                <w:sz w:val="20"/>
-                <w:szCs w:val="20"/>
-              </w:rPr>
-            </w:pPr>
-            <w:r>
-              <w:rPr>
-                <w:rFonts w:ascii="Calibri" w:hAnsi="Calibri" w:cs="Calibri"/>
-                <w:sz w:val="20"/>
-                <w:szCs w:val="20"/>
-              </w:rPr>
-              <w:t xml:space="preserve"/>
-            </w:r>
+                <w:sz w:val="22"/>
+                <w:szCs w:val="22"/>
+              </w:rPr>
+            </w:pPr>
           </w:p>
         </w:tc>
         <w:tc>
@@ -3581,18 +3772,10 @@
               <w:spacing w:after="40"/>
               <w:rPr>
                 <w:rFonts w:ascii="Calibri" w:hAnsi="Calibri" w:cs="Calibri"/>
-                <w:sz w:val="20"/>
-                <w:szCs w:val="20"/>
-              </w:rPr>
-            </w:pPr>
-            <w:r>
-              <w:rPr>
-                <w:rFonts w:ascii="Calibri" w:hAnsi="Calibri" w:cs="Calibri"/>
-                <w:sz w:val="20"/>
-                <w:szCs w:val="20"/>
-              </w:rPr>
-              <w:t xml:space="preserve"/>
-            </w:r>
+                <w:sz w:val="22"/>
+                <w:szCs w:val="22"/>
+              </w:rPr>
+            </w:pPr>
           </w:p>
         </w:tc>
       </w:tr>
@@ -3610,17 +3793,17 @@
               <w:spacing w:after="40"/>
               <w:rPr>
                 <w:rFonts w:ascii="Calibri" w:hAnsi="Calibri" w:cs="Calibri"/>
-                <w:sz w:val="20"/>
-                <w:szCs w:val="20"/>
-              </w:rPr>
-            </w:pPr>
-            <w:r>
-              <w:rPr>
-                <w:rFonts w:ascii="Calibri" w:hAnsi="Calibri" w:cs="Calibri"/>
-                <w:sz w:val="20"/>
-                <w:szCs w:val="20"/>
-              </w:rPr>
-              <w:t xml:space="preserve">Sprint 05</w:t>
+                <w:sz w:val="22"/>
+                <w:szCs w:val="22"/>
+              </w:rPr>
+            </w:pPr>
+            <w:r>
+              <w:rPr>
+                <w:rFonts w:ascii="Calibri" w:hAnsi="Calibri" w:cs="Calibri"/>
+                <w:sz w:val="22"/>
+                <w:szCs w:val="22"/>
+              </w:rPr>
+              <w:t>Sprint 05</w:t>
             </w:r>
           </w:p>
         </w:tc>
@@ -3634,18 +3817,10 @@
               <w:spacing w:after="40"/>
               <w:rPr>
                 <w:rFonts w:ascii="Calibri" w:hAnsi="Calibri" w:cs="Calibri"/>
-                <w:sz w:val="20"/>
-                <w:szCs w:val="20"/>
-              </w:rPr>
-            </w:pPr>
-            <w:r>
-              <w:rPr>
-                <w:rFonts w:ascii="Calibri" w:hAnsi="Calibri" w:cs="Calibri"/>
-                <w:sz w:val="20"/>
-                <w:szCs w:val="20"/>
-              </w:rPr>
-              <w:t xml:space="preserve"/>
-            </w:r>
+                <w:sz w:val="22"/>
+                <w:szCs w:val="22"/>
+              </w:rPr>
+            </w:pPr>
           </w:p>
         </w:tc>
         <w:tc>
@@ -3658,18 +3833,10 @@
               <w:spacing w:after="40"/>
               <w:rPr>
                 <w:rFonts w:ascii="Calibri" w:hAnsi="Calibri" w:cs="Calibri"/>
-                <w:sz w:val="20"/>
-                <w:szCs w:val="20"/>
-              </w:rPr>
-            </w:pPr>
-            <w:r>
-              <w:rPr>
-                <w:rFonts w:ascii="Calibri" w:hAnsi="Calibri" w:cs="Calibri"/>
-                <w:sz w:val="20"/>
-                <w:szCs w:val="20"/>
-              </w:rPr>
-              <w:t xml:space="preserve"/>
-            </w:r>
+                <w:sz w:val="22"/>
+                <w:szCs w:val="22"/>
+              </w:rPr>
+            </w:pPr>
           </w:p>
         </w:tc>
         <w:tc>
@@ -3682,18 +3849,10 @@
               <w:spacing w:after="40"/>
               <w:rPr>
                 <w:rFonts w:ascii="Calibri" w:hAnsi="Calibri" w:cs="Calibri"/>
-                <w:sz w:val="20"/>
-                <w:szCs w:val="20"/>
-              </w:rPr>
-            </w:pPr>
-            <w:r>
-              <w:rPr>
-                <w:rFonts w:ascii="Calibri" w:hAnsi="Calibri" w:cs="Calibri"/>
-                <w:sz w:val="20"/>
-                <w:szCs w:val="20"/>
-              </w:rPr>
-              <w:t xml:space="preserve"/>
-            </w:r>
+                <w:sz w:val="22"/>
+                <w:szCs w:val="22"/>
+              </w:rPr>
+            </w:pPr>
           </w:p>
         </w:tc>
         <w:tc>
@@ -3706,18 +3865,10 @@
               <w:spacing w:after="40"/>
               <w:rPr>
                 <w:rFonts w:ascii="Calibri" w:hAnsi="Calibri" w:cs="Calibri"/>
-                <w:sz w:val="20"/>
-                <w:szCs w:val="20"/>
-              </w:rPr>
-            </w:pPr>
-            <w:r>
-              <w:rPr>
-                <w:rFonts w:ascii="Calibri" w:hAnsi="Calibri" w:cs="Calibri"/>
-                <w:sz w:val="20"/>
-                <w:szCs w:val="20"/>
-              </w:rPr>
-              <w:t xml:space="preserve"/>
-            </w:r>
+                <w:sz w:val="22"/>
+                <w:szCs w:val="22"/>
+              </w:rPr>
+            </w:pPr>
           </w:p>
         </w:tc>
       </w:tr>
@@ -3735,17 +3886,17 @@
               <w:spacing w:after="40"/>
               <w:rPr>
                 <w:rFonts w:ascii="Calibri" w:hAnsi="Calibri" w:cs="Calibri"/>
-                <w:sz w:val="20"/>
-                <w:szCs w:val="20"/>
-              </w:rPr>
-            </w:pPr>
-            <w:r>
-              <w:rPr>
-                <w:rFonts w:ascii="Calibri" w:hAnsi="Calibri" w:cs="Calibri"/>
-                <w:sz w:val="20"/>
-                <w:szCs w:val="20"/>
-              </w:rPr>
-              <w:t xml:space="preserve">Sprint 06</w:t>
+                <w:sz w:val="22"/>
+                <w:szCs w:val="22"/>
+              </w:rPr>
+            </w:pPr>
+            <w:r>
+              <w:rPr>
+                <w:rFonts w:ascii="Calibri" w:hAnsi="Calibri" w:cs="Calibri"/>
+                <w:sz w:val="22"/>
+                <w:szCs w:val="22"/>
+              </w:rPr>
+              <w:t>Sprint 06</w:t>
             </w:r>
           </w:p>
         </w:tc>
@@ -3759,18 +3910,10 @@
               <w:spacing w:after="40"/>
               <w:rPr>
                 <w:rFonts w:ascii="Calibri" w:hAnsi="Calibri" w:cs="Calibri"/>
-                <w:sz w:val="20"/>
-                <w:szCs w:val="20"/>
-              </w:rPr>
-            </w:pPr>
-            <w:r>
-              <w:rPr>
-                <w:rFonts w:ascii="Calibri" w:hAnsi="Calibri" w:cs="Calibri"/>
-                <w:sz w:val="20"/>
-                <w:szCs w:val="20"/>
-              </w:rPr>
-              <w:t xml:space="preserve"/>
-            </w:r>
+                <w:sz w:val="22"/>
+                <w:szCs w:val="22"/>
+              </w:rPr>
+            </w:pPr>
           </w:p>
         </w:tc>
         <w:tc>
@@ -3783,18 +3926,10 @@
               <w:spacing w:after="40"/>
               <w:rPr>
                 <w:rFonts w:ascii="Calibri" w:hAnsi="Calibri" w:cs="Calibri"/>
-                <w:sz w:val="20"/>
-                <w:szCs w:val="20"/>
-              </w:rPr>
-            </w:pPr>
-            <w:r>
-              <w:rPr>
-                <w:rFonts w:ascii="Calibri" w:hAnsi="Calibri" w:cs="Calibri"/>
-                <w:sz w:val="20"/>
-                <w:szCs w:val="20"/>
-              </w:rPr>
-              <w:t xml:space="preserve"/>
-            </w:r>
+                <w:sz w:val="22"/>
+                <w:szCs w:val="22"/>
+              </w:rPr>
+            </w:pPr>
           </w:p>
         </w:tc>
         <w:tc>
@@ -3807,18 +3942,10 @@
               <w:spacing w:after="40"/>
               <w:rPr>
                 <w:rFonts w:ascii="Calibri" w:hAnsi="Calibri" w:cs="Calibri"/>
-                <w:sz w:val="20"/>
-                <w:szCs w:val="20"/>
-              </w:rPr>
-            </w:pPr>
-            <w:r>
-              <w:rPr>
-                <w:rFonts w:ascii="Calibri" w:hAnsi="Calibri" w:cs="Calibri"/>
-                <w:sz w:val="20"/>
-                <w:szCs w:val="20"/>
-              </w:rPr>
-              <w:t xml:space="preserve"/>
-            </w:r>
+                <w:sz w:val="22"/>
+                <w:szCs w:val="22"/>
+              </w:rPr>
+            </w:pPr>
           </w:p>
         </w:tc>
         <w:tc>
@@ -3831,18 +3958,10 @@
               <w:spacing w:after="40"/>
               <w:rPr>
                 <w:rFonts w:ascii="Calibri" w:hAnsi="Calibri" w:cs="Calibri"/>
-                <w:sz w:val="20"/>
-                <w:szCs w:val="20"/>
-              </w:rPr>
-            </w:pPr>
-            <w:r>
-              <w:rPr>
-                <w:rFonts w:ascii="Calibri" w:hAnsi="Calibri" w:cs="Calibri"/>
-                <w:sz w:val="20"/>
-                <w:szCs w:val="20"/>
-              </w:rPr>
-              <w:t xml:space="preserve"/>
-            </w:r>
+                <w:sz w:val="22"/>
+                <w:szCs w:val="22"/>
+              </w:rPr>
+            </w:pPr>
           </w:p>
         </w:tc>
       </w:tr>
@@ -3852,13 +3971,14 @@
         <w:jc w:val="both"/>
         <w:rPr>
           <w:rFonts w:ascii="Calibri" w:hAnsi="Calibri" w:cs="Calibri"/>
-          <w:sz w:val="20"/>
-          <w:szCs w:val="20"/>
+          <w:sz w:val="22"/>
+          <w:szCs w:val="22"/>
         </w:rPr>
       </w:pPr>
     </w:p>
     <w:sectPr>
       <w:headerReference w:type="default" r:id="rId8"/>
+      <w:footerReference w:type="default" r:id="rId9"/>
       <w:pgSz w:w="12240" w:h="15840"/>
       <w:pgMar w:top="1417" w:right="1701" w:bottom="1417" w:left="1701" w:header="708" w:footer="708" w:gutter="0"/>
       <w:cols w:space="708"/>
@@ -3873,7 +3993,7 @@
   <w:endnote w:type="separator" w:id="-1">
     <w:p>
       <w:pPr>
-        <w:spacing w:after="0" w:line="240" w:lineRule="auto"/>
+        <w:spacing w:after="0"/>
       </w:pPr>
       <w:r>
         <w:separator/>
@@ -3883,7 +4003,7 @@
   <w:endnote w:type="continuationSeparator" w:id="0">
     <w:p>
       <w:pPr>
-        <w:spacing w:after="0" w:line="240" w:lineRule="auto"/>
+        <w:spacing w:after="0"/>
       </w:pPr>
       <w:r>
         <w:continuationSeparator/>
@@ -3893,12 +4013,67 @@
 </w:endnotes>
 </file>
 
+<file path=word/footer1.xml><?xml version="1.0" encoding="utf-8"?>
+<w:ftr xmlns:wpc="http://schemas.microsoft.com/office/word/2010/wordprocessingCanvas" xmlns:cx="http://schemas.microsoft.com/office/drawing/2014/chartex" xmlns:cx1="http://schemas.microsoft.com/office/drawing/2015/9/8/chartex" xmlns:cx2="http://schemas.microsoft.com/office/drawing/2015/10/21/chartex" xmlns:cx3="http://schemas.microsoft.com/office/drawing/2016/5/9/chartex" xmlns:cx4="http://schemas.microsoft.com/office/drawing/2016/5/10/chartex" xmlns:cx5="http://schemas.microsoft.com/office/drawing/2016/5/11/chartex" xmlns:cx6="http://schemas.microsoft.com/office/drawing/2016/5/12/chartex" xmlns:cx7="http://schemas.microsoft.com/office/drawing/2016/5/13/chartex" xmlns:cx8="http://schemas.microsoft.com/office/drawing/2016/5/14/chartex" xmlns:mc="http://schemas.openxmlformats.org/markup-compatibility/2006" xmlns:aink="http://schemas.microsoft.com/office/drawing/2016/ink" xmlns:am3d="http://schemas.microsoft.com/office/drawing/2017/model3d" xmlns:o="urn:schemas-microsoft-com:office:office" xmlns:oel="http://schemas.microsoft.com/office/2019/extlst" xmlns:r="http://schemas.openxmlformats.org/officeDocument/2006/relationships" xmlns:m="http://schemas.openxmlformats.org/officeDocument/2006/math" xmlns:v="urn:schemas-microsoft-com:vml" xmlns:wp14="http://schemas.microsoft.com/office/word/2010/wordprocessingDrawing" xmlns:wp="http://schemas.openxmlformats.org/drawingml/2006/wordprocessingDrawing" xmlns:w10="urn:schemas-microsoft-com:office:word" xmlns:w="http://schemas.openxmlformats.org/wordprocessingml/2006/main" xmlns:w14="http://schemas.microsoft.com/office/word/2010/wordml" xmlns:w15="http://schemas.microsoft.com/office/word/2012/wordml" xmlns:w16cex="http://schemas.microsoft.com/office/word/2018/wordml/cex" xmlns:w16cid="http://schemas.microsoft.com/office/word/2016/wordml/cid" xmlns:w16="http://schemas.microsoft.com/office/word/2018/wordml" xmlns:w16du="http://schemas.microsoft.com/office/word/2023/wordml/word16du" xmlns:w16sdtdh="http://schemas.microsoft.com/office/word/2020/wordml/sdtdatahash" xmlns:w16sdtfl="http://schemas.microsoft.com/office/word/2024/wordml/sdtformatlock" xmlns:w16se="http://schemas.microsoft.com/office/word/2015/wordml/symex" xmlns:wpg="http://schemas.microsoft.com/office/word/2010/wordprocessingGroup" xmlns:wpi="http://schemas.microsoft.com/office/word/2010/wordprocessingInk" xmlns:wne="http://schemas.microsoft.com/office/word/2006/wordml" xmlns:wps="http://schemas.microsoft.com/office/word/2010/wordprocessingShape" mc:Ignorable="w14 w15 w16se w16cid w16 w16cex w16sdtdh w16sdtfl w16du wp14">
+  <w:p>
+    <w:pPr>
+      <w:jc w:val="right"/>
+    </w:pPr>
+    <w:r>
+      <w:rPr>
+        <w:rFonts w:ascii="Calibri" w:hAnsi="Calibri" w:cs="Calibri"/>
+        <w:color w:val="595959"/>
+        <w:sz w:val="22"/>
+        <w:szCs w:val="22"/>
+      </w:rPr>
+      <w:fldChar w:fldCharType="begin"/>
+    </w:r>
+    <w:r>
+      <w:rPr>
+        <w:rFonts w:ascii="Calibri" w:hAnsi="Calibri" w:cs="Calibri"/>
+        <w:color w:val="595959"/>
+        <w:sz w:val="22"/>
+        <w:szCs w:val="22"/>
+      </w:rPr>
+      <w:instrText xml:space="preserve"> PAGE </w:instrText>
+    </w:r>
+    <w:r>
+      <w:rPr>
+        <w:rFonts w:ascii="Calibri" w:hAnsi="Calibri" w:cs="Calibri"/>
+        <w:color w:val="595959"/>
+        <w:sz w:val="22"/>
+        <w:szCs w:val="22"/>
+      </w:rPr>
+      <w:fldChar w:fldCharType="separate"/>
+    </w:r>
+    <w:r>
+      <w:rPr>
+        <w:rFonts w:ascii="Calibri" w:hAnsi="Calibri" w:cs="Calibri"/>
+        <w:color w:val="595959"/>
+        <w:sz w:val="22"/>
+        <w:szCs w:val="22"/>
+      </w:rPr>
+      <w:t>1</w:t>
+    </w:r>
+    <w:r>
+      <w:rPr>
+        <w:rFonts w:ascii="Calibri" w:hAnsi="Calibri" w:cs="Calibri"/>
+        <w:color w:val="595959"/>
+        <w:sz w:val="22"/>
+        <w:szCs w:val="22"/>
+      </w:rPr>
+      <w:fldChar w:fldCharType="end"/>
+    </w:r>
+  </w:p>
+</w:ftr>
+</file>
+
 <file path=word/footnotes.xml><?xml version="1.0" encoding="utf-8"?>
 <w:footnotes xmlns:wpc="http://schemas.microsoft.com/office/word/2010/wordprocessingCanvas" xmlns:cx="http://schemas.microsoft.com/office/drawing/2014/chartex" xmlns:cx1="http://schemas.microsoft.com/office/drawing/2015/9/8/chartex" xmlns:cx2="http://schemas.microsoft.com/office/drawing/2015/10/21/chartex" xmlns:cx3="http://schemas.microsoft.com/office/drawing/2016/5/9/chartex" xmlns:cx4="http://schemas.microsoft.com/office/drawing/2016/5/10/chartex" xmlns:cx5="http://schemas.microsoft.com/office/drawing/2016/5/11/chartex" xmlns:cx6="http://schemas.microsoft.com/office/drawing/2016/5/12/chartex" xmlns:cx7="http://schemas.microsoft.com/office/drawing/2016/5/13/chartex" xmlns:cx8="http://schemas.microsoft.com/office/drawing/2016/5/14/chartex" xmlns:mc="http://schemas.openxmlformats.org/markup-compatibility/2006" xmlns:aink="http://schemas.microsoft.com/office/drawing/2016/ink" xmlns:am3d="http://schemas.microsoft.com/office/drawing/2017/model3d" xmlns:o="urn:schemas-microsoft-com:office:office" xmlns:oel="http://schemas.microsoft.com/office/2019/extlst" xmlns:r="http://schemas.openxmlformats.org/officeDocument/2006/relationships" xmlns:m="http://schemas.openxmlformats.org/officeDocument/2006/math" xmlns:v="urn:schemas-microsoft-com:vml" xmlns:wp14="http://schemas.microsoft.com/office/word/2010/wordprocessingDrawing" xmlns:wp="http://schemas.openxmlformats.org/drawingml/2006/wordprocessingDrawing" xmlns:w10="urn:schemas-microsoft-com:office:word" xmlns:w="http://schemas.openxmlformats.org/wordprocessingml/2006/main" xmlns:w14="http://schemas.microsoft.com/office/word/2010/wordml" xmlns:w15="http://schemas.microsoft.com/office/word/2012/wordml" xmlns:w16cex="http://schemas.microsoft.com/office/word/2018/wordml/cex" xmlns:w16cid="http://schemas.microsoft.com/office/word/2016/wordml/cid" xmlns:w16="http://schemas.microsoft.com/office/word/2018/wordml" xmlns:w16du="http://schemas.microsoft.com/office/word/2023/wordml/word16du" xmlns:w16sdtdh="http://schemas.microsoft.com/office/word/2020/wordml/sdtdatahash" xmlns:w16sdtfl="http://schemas.microsoft.com/office/word/2024/wordml/sdtformatlock" xmlns:w16se="http://schemas.microsoft.com/office/word/2015/wordml/symex" xmlns:wpg="http://schemas.microsoft.com/office/word/2010/wordprocessingGroup" xmlns:wpi="http://schemas.microsoft.com/office/word/2010/wordprocessingInk" xmlns:wne="http://schemas.microsoft.com/office/word/2006/wordml" xmlns:wps="http://schemas.microsoft.com/office/word/2010/wordprocessingShape" mc:Ignorable="w14 w15 w16se w16cid w16 w16cex w16sdtdh w16sdtfl w16du wp14">
   <w:footnote w:type="separator" w:id="-1">
     <w:p>
       <w:pPr>
-        <w:spacing w:after="0" w:line="240" w:lineRule="auto"/>
+        <w:spacing w:after="0"/>
       </w:pPr>
       <w:r>
         <w:separator/>
@@ -3908,7 +4083,7 @@
   <w:footnote w:type="continuationSeparator" w:id="0">
     <w:p>
       <w:pPr>
-        <w:spacing w:after="0" w:line="240" w:lineRule="auto"/>
+        <w:spacing w:after="0"/>
       </w:pPr>
       <w:r>
         <w:continuationSeparator/>
@@ -5528,7 +5703,7 @@
     </w:rPrDefault>
     <w:pPrDefault>
       <w:pPr>
-        <w:spacing w:after="160" w:line="278" w:lineRule="auto"/>
+        <w:spacing w:after="160"/>
       </w:pPr>
     </w:pPrDefault>
   </w:docDefaults>
@@ -6266,7 +6441,7 @@
     <w:qFormat/>
     <w:rsid w:val="00FE79DE"/>
     <w:pPr>
-      <w:spacing w:after="80" w:line="240" w:lineRule="auto"/>
+      <w:spacing w:after="80"/>
       <w:contextualSpacing/>
     </w:pPr>
     <w:rPr>
@@ -6496,7 +6671,7 @@
         <w:tab w:val="center" w:pos="4419"/>
         <w:tab w:val="right" w:pos="8838"/>
       </w:tabs>
-      <w:spacing w:after="0" w:line="240" w:lineRule="auto"/>
+      <w:spacing w:after="0"/>
     </w:pPr>
   </w:style>
   <w:style w:type="character" w:customStyle="1" w:styleId="EncabezadoCar">
@@ -6518,7 +6693,7 @@
         <w:tab w:val="center" w:pos="4419"/>
         <w:tab w:val="right" w:pos="8838"/>
       </w:tabs>
-      <w:spacing w:after="0" w:line="240" w:lineRule="auto"/>
+      <w:spacing w:after="0"/>
     </w:pPr>
   </w:style>
   <w:style w:type="character" w:customStyle="1" w:styleId="PiedepginaCar">
@@ -6574,7 +6749,7 @@
     </a:clrScheme>
     <a:fontScheme name="Office">
       <a:majorFont>
-        <a:latin typeface="Aptos Display" panose="02110004020202020204"/>
+        <a:latin typeface="Calibri" panose="02110004020202020204"/>
         <a:ea typeface=""/>
         <a:cs typeface=""/>
         <a:font script="Jpan" typeface="游ゴシック Light"/>
@@ -6626,7 +6801,7 @@
         <a:font script="Tfng" typeface="Ebrima"/>
       </a:majorFont>
       <a:minorFont>
-        <a:latin typeface="Aptos" panose="02110004020202020204"/>
+        <a:latin typeface="Calibri" panose="02110004020202020204"/>
         <a:ea typeface=""/>
         <a:cs typeface=""/>
         <a:font script="Jpan" typeface="游明朝"/>

--- a/FASE 2/Evidencias Proyecto/Documentacion/Registro de errores.docx
+++ b/FASE 2/Evidencias Proyecto/Documentacion/Registro de errores.docx
@@ -200,41 +200,11 @@
           <w:rFonts w:ascii="Calibri" w:hAnsi="Calibri" w:cs="Calibri"/>
         </w:rPr>
         <w:t>Integrantes: Alejandro Silva</w:t>
-      </w:r>
-      <w:r>
-        <w:rPr>
-          <w:rFonts w:ascii="Calibri" w:hAnsi="Calibri" w:cs="Calibri"/>
-        </w:rPr>
         <w:tab/>
-      </w:r>
-      <w:r>
-        <w:rPr>
-          <w:rFonts w:ascii="Calibri" w:hAnsi="Calibri" w:cs="Calibri"/>
-        </w:rPr>
         <w:tab/>
-      </w:r>
-      <w:r>
-        <w:rPr>
-          <w:rFonts w:ascii="Calibri" w:hAnsi="Calibri" w:cs="Calibri"/>
-        </w:rPr>
         <w:tab/>
-      </w:r>
-      <w:r>
-        <w:rPr>
-          <w:rFonts w:ascii="Calibri" w:hAnsi="Calibri" w:cs="Calibri"/>
-        </w:rPr>
         <w:tab/>
-      </w:r>
-      <w:r>
-        <w:rPr>
-          <w:rFonts w:ascii="Calibri" w:hAnsi="Calibri" w:cs="Calibri"/>
-        </w:rPr>
         <w:tab/>
-      </w:r>
-      <w:r>
-        <w:rPr>
-          <w:rFonts w:ascii="Calibri" w:hAnsi="Calibri" w:cs="Calibri"/>
-        </w:rPr>
         <w:tab/>
         <w:t>Docente: Maria Cobo</w:t>
       </w:r>
@@ -319,11 +289,7 @@
           </w:pPr>
           <w:r>
             <w:fldChar w:fldCharType="begin"/>
-          </w:r>
-          <w:r>
             <w:instrText xml:space="preserve"> TOC \o "1-3" \h \z \u </w:instrText>
-          </w:r>
-          <w:r>
             <w:fldChar w:fldCharType="separate"/>
           </w:r>
           <w:hyperlink w:anchor="_Toc9209101" w:history="1">
@@ -341,46 +307,10 @@
                 <w:webHidden/>
               </w:rPr>
               <w:tab/>
-            </w:r>
-            <w:r>
-              <w:rPr>
-                <w:noProof/>
-                <w:webHidden/>
-              </w:rPr>
               <w:fldChar w:fldCharType="begin"/>
-            </w:r>
-            <w:r>
-              <w:rPr>
-                <w:noProof/>
-                <w:webHidden/>
-              </w:rPr>
               <w:instrText xml:space="preserve"> PAGEREF _Toc9209101 \h </w:instrText>
-            </w:r>
-            <w:r>
-              <w:rPr>
-                <w:noProof/>
-                <w:webHidden/>
-              </w:rPr>
-            </w:r>
-            <w:r>
-              <w:rPr>
-                <w:noProof/>
-                <w:webHidden/>
-              </w:rPr>
               <w:fldChar w:fldCharType="separate"/>
-            </w:r>
-            <w:r>
-              <w:rPr>
-                <w:noProof/>
-                <w:webHidden/>
-              </w:rPr>
               <w:t>3</w:t>
-            </w:r>
-            <w:r>
-              <w:rPr>
-                <w:noProof/>
-                <w:webHidden/>
-              </w:rPr>
               <w:fldChar w:fldCharType="end"/>
             </w:r>
           </w:hyperlink>
@@ -412,46 +342,10 @@
                 <w:webHidden/>
               </w:rPr>
               <w:tab/>
-            </w:r>
-            <w:r>
-              <w:rPr>
-                <w:noProof/>
-                <w:webHidden/>
-              </w:rPr>
               <w:fldChar w:fldCharType="begin"/>
-            </w:r>
-            <w:r>
-              <w:rPr>
-                <w:noProof/>
-                <w:webHidden/>
-              </w:rPr>
               <w:instrText xml:space="preserve"> PAGEREF _Toc9209102 \h </w:instrText>
-            </w:r>
-            <w:r>
-              <w:rPr>
-                <w:noProof/>
-                <w:webHidden/>
-              </w:rPr>
-            </w:r>
-            <w:r>
-              <w:rPr>
-                <w:noProof/>
-                <w:webHidden/>
-              </w:rPr>
               <w:fldChar w:fldCharType="separate"/>
-            </w:r>
-            <w:r>
-              <w:rPr>
-                <w:noProof/>
-                <w:webHidden/>
-              </w:rPr>
               <w:t>3</w:t>
-            </w:r>
-            <w:r>
-              <w:rPr>
-                <w:noProof/>
-                <w:webHidden/>
-              </w:rPr>
               <w:fldChar w:fldCharType="end"/>
             </w:r>
           </w:hyperlink>
@@ -483,46 +377,10 @@
                 <w:webHidden/>
               </w:rPr>
               <w:tab/>
-            </w:r>
-            <w:r>
-              <w:rPr>
-                <w:noProof/>
-                <w:webHidden/>
-              </w:rPr>
               <w:fldChar w:fldCharType="begin"/>
-            </w:r>
-            <w:r>
-              <w:rPr>
-                <w:noProof/>
-                <w:webHidden/>
-              </w:rPr>
               <w:instrText xml:space="preserve"> PAGEREF _Toc9209103 \h </w:instrText>
-            </w:r>
-            <w:r>
-              <w:rPr>
-                <w:noProof/>
-                <w:webHidden/>
-              </w:rPr>
-            </w:r>
-            <w:r>
-              <w:rPr>
-                <w:noProof/>
-                <w:webHidden/>
-              </w:rPr>
               <w:fldChar w:fldCharType="separate"/>
-            </w:r>
-            <w:r>
-              <w:rPr>
-                <w:noProof/>
-                <w:webHidden/>
-              </w:rPr>
               <w:t>3</w:t>
-            </w:r>
-            <w:r>
-              <w:rPr>
-                <w:noProof/>
-                <w:webHidden/>
-              </w:rPr>
               <w:fldChar w:fldCharType="end"/>
             </w:r>
           </w:hyperlink>
@@ -554,46 +412,10 @@
                 <w:webHidden/>
               </w:rPr>
               <w:tab/>
-            </w:r>
-            <w:r>
-              <w:rPr>
-                <w:noProof/>
-                <w:webHidden/>
-              </w:rPr>
               <w:fldChar w:fldCharType="begin"/>
-            </w:r>
-            <w:r>
-              <w:rPr>
-                <w:noProof/>
-                <w:webHidden/>
-              </w:rPr>
               <w:instrText xml:space="preserve"> PAGEREF _Toc9209104 \h </w:instrText>
-            </w:r>
-            <w:r>
-              <w:rPr>
-                <w:noProof/>
-                <w:webHidden/>
-              </w:rPr>
-            </w:r>
-            <w:r>
-              <w:rPr>
-                <w:noProof/>
-                <w:webHidden/>
-              </w:rPr>
               <w:fldChar w:fldCharType="separate"/>
-            </w:r>
-            <w:r>
-              <w:rPr>
-                <w:noProof/>
-                <w:webHidden/>
-              </w:rPr>
               <w:t>4</w:t>
-            </w:r>
-            <w:r>
-              <w:rPr>
-                <w:noProof/>
-                <w:webHidden/>
-              </w:rPr>
               <w:fldChar w:fldCharType="end"/>
             </w:r>
           </w:hyperlink>
@@ -625,46 +447,10 @@
                 <w:webHidden/>
               </w:rPr>
               <w:tab/>
-            </w:r>
-            <w:r>
-              <w:rPr>
-                <w:noProof/>
-                <w:webHidden/>
-              </w:rPr>
               <w:fldChar w:fldCharType="begin"/>
-            </w:r>
-            <w:r>
-              <w:rPr>
-                <w:noProof/>
-                <w:webHidden/>
-              </w:rPr>
               <w:instrText xml:space="preserve"> PAGEREF _Toc9209105 \h </w:instrText>
-            </w:r>
-            <w:r>
-              <w:rPr>
-                <w:noProof/>
-                <w:webHidden/>
-              </w:rPr>
-            </w:r>
-            <w:r>
-              <w:rPr>
-                <w:noProof/>
-                <w:webHidden/>
-              </w:rPr>
               <w:fldChar w:fldCharType="separate"/>
-            </w:r>
-            <w:r>
-              <w:rPr>
-                <w:noProof/>
-                <w:webHidden/>
-              </w:rPr>
               <w:t>4</w:t>
-            </w:r>
-            <w:r>
-              <w:rPr>
-                <w:noProof/>
-                <w:webHidden/>
-              </w:rPr>
               <w:fldChar w:fldCharType="end"/>
             </w:r>
           </w:hyperlink>
@@ -696,46 +482,10 @@
                 <w:webHidden/>
               </w:rPr>
               <w:tab/>
-            </w:r>
-            <w:r>
-              <w:rPr>
-                <w:noProof/>
-                <w:webHidden/>
-              </w:rPr>
               <w:fldChar w:fldCharType="begin"/>
-            </w:r>
-            <w:r>
-              <w:rPr>
-                <w:noProof/>
-                <w:webHidden/>
-              </w:rPr>
               <w:instrText xml:space="preserve"> PAGEREF _Toc9209106 \h </w:instrText>
-            </w:r>
-            <w:r>
-              <w:rPr>
-                <w:noProof/>
-                <w:webHidden/>
-              </w:rPr>
-            </w:r>
-            <w:r>
-              <w:rPr>
-                <w:noProof/>
-                <w:webHidden/>
-              </w:rPr>
               <w:fldChar w:fldCharType="separate"/>
-            </w:r>
-            <w:r>
-              <w:rPr>
-                <w:noProof/>
-                <w:webHidden/>
-              </w:rPr>
               <w:t>4</w:t>
-            </w:r>
-            <w:r>
-              <w:rPr>
-                <w:noProof/>
-                <w:webHidden/>
-              </w:rPr>
               <w:fldChar w:fldCharType="end"/>
             </w:r>
           </w:hyperlink>
@@ -767,46 +517,10 @@
                 <w:webHidden/>
               </w:rPr>
               <w:tab/>
-            </w:r>
-            <w:r>
-              <w:rPr>
-                <w:noProof/>
-                <w:webHidden/>
-              </w:rPr>
               <w:fldChar w:fldCharType="begin"/>
-            </w:r>
-            <w:r>
-              <w:rPr>
-                <w:noProof/>
-                <w:webHidden/>
-              </w:rPr>
               <w:instrText xml:space="preserve"> PAGEREF _Toc9209107 \h </w:instrText>
-            </w:r>
-            <w:r>
-              <w:rPr>
-                <w:noProof/>
-                <w:webHidden/>
-              </w:rPr>
-            </w:r>
-            <w:r>
-              <w:rPr>
-                <w:noProof/>
-                <w:webHidden/>
-              </w:rPr>
               <w:fldChar w:fldCharType="separate"/>
-            </w:r>
-            <w:r>
-              <w:rPr>
-                <w:noProof/>
-                <w:webHidden/>
-              </w:rPr>
               <w:t>4</w:t>
-            </w:r>
-            <w:r>
-              <w:rPr>
-                <w:noProof/>
-                <w:webHidden/>
-              </w:rPr>
               <w:fldChar w:fldCharType="end"/>
             </w:r>
           </w:hyperlink>
@@ -1876,7 +1590,7 @@
           <w:sz w:val="22"/>
           <w:szCs w:val="22"/>
         </w:rPr>
-        <w:t>Los errores se registran en la siguiente tabla, en orden de detección:</w:t>
+        <w:t>Los errores se registran en la siguiente tabla, en orden de detección. Durante el Sprint 01 no se detectaron errores en las pruebas automatizadas ni en las pruebas manuales del incremento, por lo que la tabla no contiene registros de ese Sprint.</w:t>
       </w:r>
     </w:p>
     <w:tbl>
@@ -2065,453 +1779,6 @@
                 <w:szCs w:val="22"/>
               </w:rPr>
               <w:t>Severidad</w:t>
-            </w:r>
-          </w:p>
-        </w:tc>
-      </w:tr>
-      <w:tr>
-        <w:trPr>
-          <w:cantSplit/>
-        </w:trPr>
-        <w:tc>
-          <w:tcPr>
-            <w:tcW w:w="900" w:type="dxa"/>
-          </w:tcPr>
-          <w:p>
-            <w:pPr>
-              <w:keepNext/>
-              <w:spacing w:after="40"/>
-              <w:rPr>
-                <w:rFonts w:ascii="Calibri" w:hAnsi="Calibri" w:cs="Calibri"/>
-                <w:sz w:val="22"/>
-                <w:szCs w:val="22"/>
-              </w:rPr>
-            </w:pPr>
-            <w:r>
-              <w:rPr>
-                <w:rFonts w:ascii="Calibri" w:hAnsi="Calibri" w:cs="Calibri"/>
-                <w:sz w:val="22"/>
-                <w:szCs w:val="22"/>
-              </w:rPr>
-              <w:t>ERR-001</w:t>
-            </w:r>
-          </w:p>
-        </w:tc>
-        <w:tc>
-          <w:tcPr>
-            <w:tcW w:w="1100" w:type="dxa"/>
-          </w:tcPr>
-          <w:p>
-            <w:pPr>
-              <w:keepNext/>
-              <w:spacing w:after="40"/>
-              <w:rPr>
-                <w:rFonts w:ascii="Calibri" w:hAnsi="Calibri" w:cs="Calibri"/>
-                <w:sz w:val="22"/>
-                <w:szCs w:val="22"/>
-              </w:rPr>
-            </w:pPr>
-            <w:r>
-              <w:rPr>
-                <w:rFonts w:ascii="Calibri" w:hAnsi="Calibri" w:cs="Calibri"/>
-                <w:sz w:val="22"/>
-                <w:szCs w:val="22"/>
-              </w:rPr>
-              <w:t>[dd-mm-aaaa]</w:t>
-            </w:r>
-          </w:p>
-        </w:tc>
-        <w:tc>
-          <w:tcPr>
-            <w:tcW w:w="900" w:type="dxa"/>
-          </w:tcPr>
-          <w:p>
-            <w:pPr>
-              <w:keepNext/>
-              <w:spacing w:after="40"/>
-              <w:rPr>
-                <w:rFonts w:ascii="Calibri" w:hAnsi="Calibri" w:cs="Calibri"/>
-                <w:sz w:val="22"/>
-                <w:szCs w:val="22"/>
-              </w:rPr>
-            </w:pPr>
-            <w:r>
-              <w:rPr>
-                <w:rFonts w:ascii="Calibri" w:hAnsi="Calibri" w:cs="Calibri"/>
-                <w:sz w:val="22"/>
-                <w:szCs w:val="22"/>
-              </w:rPr>
-              <w:t>[0X]</w:t>
-            </w:r>
-          </w:p>
-        </w:tc>
-        <w:tc>
-          <w:tcPr>
-            <w:tcW w:w="900" w:type="dxa"/>
-          </w:tcPr>
-          <w:p>
-            <w:pPr>
-              <w:keepNext/>
-              <w:spacing w:after="40"/>
-              <w:rPr>
-                <w:rFonts w:ascii="Calibri" w:hAnsi="Calibri" w:cs="Calibri"/>
-                <w:sz w:val="22"/>
-                <w:szCs w:val="22"/>
-              </w:rPr>
-            </w:pPr>
-            <w:r>
-              <w:rPr>
-                <w:rFonts w:ascii="Calibri" w:hAnsi="Calibri" w:cs="Calibri"/>
-                <w:sz w:val="22"/>
-                <w:szCs w:val="22"/>
-              </w:rPr>
-              <w:t>[PB-XX]</w:t>
-            </w:r>
-          </w:p>
-        </w:tc>
-        <w:tc>
-          <w:tcPr>
-            <w:tcW w:w="3738" w:type="dxa"/>
-          </w:tcPr>
-          <w:p>
-            <w:pPr>
-              <w:keepNext/>
-              <w:spacing w:after="40"/>
-              <w:rPr>
-                <w:rFonts w:ascii="Calibri" w:hAnsi="Calibri" w:cs="Calibri"/>
-                <w:sz w:val="22"/>
-                <w:szCs w:val="22"/>
-              </w:rPr>
-            </w:pPr>
-            <w:r>
-              <w:rPr>
-                <w:rFonts w:ascii="Calibri" w:hAnsi="Calibri" w:cs="Calibri"/>
-                <w:sz w:val="22"/>
-                <w:szCs w:val="22"/>
-              </w:rPr>
-              <w:t>[Completar]</w:t>
-            </w:r>
-          </w:p>
-        </w:tc>
-        <w:tc>
-          <w:tcPr>
-            <w:tcW w:w="1300" w:type="dxa"/>
-          </w:tcPr>
-          <w:p>
-            <w:pPr>
-              <w:keepNext/>
-              <w:spacing w:after="40"/>
-              <w:rPr>
-                <w:rFonts w:ascii="Calibri" w:hAnsi="Calibri" w:cs="Calibri"/>
-                <w:sz w:val="22"/>
-                <w:szCs w:val="22"/>
-              </w:rPr>
-            </w:pPr>
-            <w:r>
-              <w:rPr>
-                <w:rFonts w:ascii="Calibri" w:hAnsi="Calibri" w:cs="Calibri"/>
-                <w:sz w:val="22"/>
-                <w:szCs w:val="22"/>
-              </w:rPr>
-              <w:t>[Severidad]</w:t>
-            </w:r>
-          </w:p>
-        </w:tc>
-      </w:tr>
-      <w:tr>
-        <w:trPr>
-          <w:cantSplit/>
-        </w:trPr>
-        <w:tc>
-          <w:tcPr>
-            <w:tcW w:w="900" w:type="dxa"/>
-          </w:tcPr>
-          <w:p>
-            <w:pPr>
-              <w:keepNext/>
-              <w:spacing w:after="40"/>
-              <w:rPr>
-                <w:rFonts w:ascii="Calibri" w:hAnsi="Calibri" w:cs="Calibri"/>
-                <w:sz w:val="22"/>
-                <w:szCs w:val="22"/>
-              </w:rPr>
-            </w:pPr>
-            <w:r>
-              <w:rPr>
-                <w:rFonts w:ascii="Calibri" w:hAnsi="Calibri" w:cs="Calibri"/>
-                <w:sz w:val="22"/>
-                <w:szCs w:val="22"/>
-              </w:rPr>
-              <w:t>ERR-002</w:t>
-            </w:r>
-          </w:p>
-        </w:tc>
-        <w:tc>
-          <w:tcPr>
-            <w:tcW w:w="1100" w:type="dxa"/>
-          </w:tcPr>
-          <w:p>
-            <w:pPr>
-              <w:keepNext/>
-              <w:spacing w:after="40"/>
-              <w:rPr>
-                <w:rFonts w:ascii="Calibri" w:hAnsi="Calibri" w:cs="Calibri"/>
-                <w:sz w:val="22"/>
-                <w:szCs w:val="22"/>
-              </w:rPr>
-            </w:pPr>
-            <w:r>
-              <w:rPr>
-                <w:rFonts w:ascii="Calibri" w:hAnsi="Calibri" w:cs="Calibri"/>
-                <w:sz w:val="22"/>
-                <w:szCs w:val="22"/>
-              </w:rPr>
-              <w:t>[dd-mm-aaaa]</w:t>
-            </w:r>
-          </w:p>
-        </w:tc>
-        <w:tc>
-          <w:tcPr>
-            <w:tcW w:w="900" w:type="dxa"/>
-          </w:tcPr>
-          <w:p>
-            <w:pPr>
-              <w:keepNext/>
-              <w:spacing w:after="40"/>
-              <w:rPr>
-                <w:rFonts w:ascii="Calibri" w:hAnsi="Calibri" w:cs="Calibri"/>
-                <w:sz w:val="22"/>
-                <w:szCs w:val="22"/>
-              </w:rPr>
-            </w:pPr>
-            <w:r>
-              <w:rPr>
-                <w:rFonts w:ascii="Calibri" w:hAnsi="Calibri" w:cs="Calibri"/>
-                <w:sz w:val="22"/>
-                <w:szCs w:val="22"/>
-              </w:rPr>
-              <w:t>[0X]</w:t>
-            </w:r>
-          </w:p>
-        </w:tc>
-        <w:tc>
-          <w:tcPr>
-            <w:tcW w:w="900" w:type="dxa"/>
-          </w:tcPr>
-          <w:p>
-            <w:pPr>
-              <w:keepNext/>
-              <w:spacing w:after="40"/>
-              <w:rPr>
-                <w:rFonts w:ascii="Calibri" w:hAnsi="Calibri" w:cs="Calibri"/>
-                <w:sz w:val="22"/>
-                <w:szCs w:val="22"/>
-              </w:rPr>
-            </w:pPr>
-            <w:r>
-              <w:rPr>
-                <w:rFonts w:ascii="Calibri" w:hAnsi="Calibri" w:cs="Calibri"/>
-                <w:sz w:val="22"/>
-                <w:szCs w:val="22"/>
-              </w:rPr>
-              <w:t>[PB-XX]</w:t>
-            </w:r>
-          </w:p>
-        </w:tc>
-        <w:tc>
-          <w:tcPr>
-            <w:tcW w:w="3738" w:type="dxa"/>
-          </w:tcPr>
-          <w:p>
-            <w:pPr>
-              <w:keepNext/>
-              <w:spacing w:after="40"/>
-              <w:rPr>
-                <w:rFonts w:ascii="Calibri" w:hAnsi="Calibri" w:cs="Calibri"/>
-                <w:sz w:val="22"/>
-                <w:szCs w:val="22"/>
-              </w:rPr>
-            </w:pPr>
-            <w:r>
-              <w:rPr>
-                <w:rFonts w:ascii="Calibri" w:hAnsi="Calibri" w:cs="Calibri"/>
-                <w:sz w:val="22"/>
-                <w:szCs w:val="22"/>
-              </w:rPr>
-              <w:t>[Completar]</w:t>
-            </w:r>
-          </w:p>
-        </w:tc>
-        <w:tc>
-          <w:tcPr>
-            <w:tcW w:w="1300" w:type="dxa"/>
-          </w:tcPr>
-          <w:p>
-            <w:pPr>
-              <w:keepNext/>
-              <w:spacing w:after="40"/>
-              <w:rPr>
-                <w:rFonts w:ascii="Calibri" w:hAnsi="Calibri" w:cs="Calibri"/>
-                <w:sz w:val="22"/>
-                <w:szCs w:val="22"/>
-              </w:rPr>
-            </w:pPr>
-            <w:r>
-              <w:rPr>
-                <w:rFonts w:ascii="Calibri" w:hAnsi="Calibri" w:cs="Calibri"/>
-                <w:sz w:val="22"/>
-                <w:szCs w:val="22"/>
-              </w:rPr>
-              <w:t>[Severidad]</w:t>
-            </w:r>
-          </w:p>
-        </w:tc>
-      </w:tr>
-      <w:tr>
-        <w:trPr>
-          <w:cantSplit/>
-        </w:trPr>
-        <w:tc>
-          <w:tcPr>
-            <w:tcW w:w="900" w:type="dxa"/>
-          </w:tcPr>
-          <w:p>
-            <w:pPr>
-              <w:keepNext/>
-              <w:spacing w:after="40"/>
-              <w:rPr>
-                <w:rFonts w:ascii="Calibri" w:hAnsi="Calibri" w:cs="Calibri"/>
-                <w:sz w:val="22"/>
-                <w:szCs w:val="22"/>
-              </w:rPr>
-            </w:pPr>
-            <w:r>
-              <w:rPr>
-                <w:rFonts w:ascii="Calibri" w:hAnsi="Calibri" w:cs="Calibri"/>
-                <w:sz w:val="22"/>
-                <w:szCs w:val="22"/>
-              </w:rPr>
-              <w:t>ERR-003</w:t>
-            </w:r>
-          </w:p>
-        </w:tc>
-        <w:tc>
-          <w:tcPr>
-            <w:tcW w:w="1100" w:type="dxa"/>
-          </w:tcPr>
-          <w:p>
-            <w:pPr>
-              <w:keepNext/>
-              <w:spacing w:after="40"/>
-              <w:rPr>
-                <w:rFonts w:ascii="Calibri" w:hAnsi="Calibri" w:cs="Calibri"/>
-                <w:sz w:val="22"/>
-                <w:szCs w:val="22"/>
-              </w:rPr>
-            </w:pPr>
-            <w:r>
-              <w:rPr>
-                <w:rFonts w:ascii="Calibri" w:hAnsi="Calibri" w:cs="Calibri"/>
-                <w:sz w:val="22"/>
-                <w:szCs w:val="22"/>
-              </w:rPr>
-              <w:t>[dd-mm-aaaa]</w:t>
-            </w:r>
-          </w:p>
-        </w:tc>
-        <w:tc>
-          <w:tcPr>
-            <w:tcW w:w="900" w:type="dxa"/>
-          </w:tcPr>
-          <w:p>
-            <w:pPr>
-              <w:keepNext/>
-              <w:spacing w:after="40"/>
-              <w:rPr>
-                <w:rFonts w:ascii="Calibri" w:hAnsi="Calibri" w:cs="Calibri"/>
-                <w:sz w:val="22"/>
-                <w:szCs w:val="22"/>
-              </w:rPr>
-            </w:pPr>
-            <w:r>
-              <w:rPr>
-                <w:rFonts w:ascii="Calibri" w:hAnsi="Calibri" w:cs="Calibri"/>
-                <w:sz w:val="22"/>
-                <w:szCs w:val="22"/>
-              </w:rPr>
-              <w:t>[0X]</w:t>
-            </w:r>
-          </w:p>
-        </w:tc>
-        <w:tc>
-          <w:tcPr>
-            <w:tcW w:w="900" w:type="dxa"/>
-          </w:tcPr>
-          <w:p>
-            <w:pPr>
-              <w:keepNext/>
-              <w:spacing w:after="40"/>
-              <w:rPr>
-                <w:rFonts w:ascii="Calibri" w:hAnsi="Calibri" w:cs="Calibri"/>
-                <w:sz w:val="22"/>
-                <w:szCs w:val="22"/>
-              </w:rPr>
-            </w:pPr>
-            <w:r>
-              <w:rPr>
-                <w:rFonts w:ascii="Calibri" w:hAnsi="Calibri" w:cs="Calibri"/>
-                <w:sz w:val="22"/>
-                <w:szCs w:val="22"/>
-              </w:rPr>
-              <w:t>[PB-XX]</w:t>
-            </w:r>
-          </w:p>
-        </w:tc>
-        <w:tc>
-          <w:tcPr>
-            <w:tcW w:w="3738" w:type="dxa"/>
-          </w:tcPr>
-          <w:p>
-            <w:pPr>
-              <w:keepNext/>
-              <w:spacing w:after="40"/>
-              <w:rPr>
-                <w:rFonts w:ascii="Calibri" w:hAnsi="Calibri" w:cs="Calibri"/>
-                <w:sz w:val="22"/>
-                <w:szCs w:val="22"/>
-              </w:rPr>
-            </w:pPr>
-            <w:r>
-              <w:rPr>
-                <w:rFonts w:ascii="Calibri" w:hAnsi="Calibri" w:cs="Calibri"/>
-                <w:sz w:val="22"/>
-                <w:szCs w:val="22"/>
-              </w:rPr>
-              <w:t>[Completar]</w:t>
-            </w:r>
-          </w:p>
-        </w:tc>
-        <w:tc>
-          <w:tcPr>
-            <w:tcW w:w="1300" w:type="dxa"/>
-          </w:tcPr>
-          <w:p>
-            <w:pPr>
-              <w:keepNext/>
-              <w:spacing w:after="40"/>
-              <w:rPr>
-                <w:rFonts w:ascii="Calibri" w:hAnsi="Calibri" w:cs="Calibri"/>
-                <w:sz w:val="22"/>
-                <w:szCs w:val="22"/>
-              </w:rPr>
-            </w:pPr>
-            <w:r>
-              <w:rPr>
-                <w:rFonts w:ascii="Calibri" w:hAnsi="Calibri" w:cs="Calibri"/>
-                <w:sz w:val="22"/>
-                <w:szCs w:val="22"/>
-              </w:rPr>
-              <w:t>[Severidad]</w:t>
             </w:r>
           </w:p>
         </w:tc>
@@ -2752,453 +2019,6 @@
           </w:p>
         </w:tc>
       </w:tr>
-      <w:tr>
-        <w:trPr>
-          <w:cantSplit/>
-        </w:trPr>
-        <w:tc>
-          <w:tcPr>
-            <w:tcW w:w="900" w:type="dxa"/>
-          </w:tcPr>
-          <w:p>
-            <w:pPr>
-              <w:keepNext/>
-              <w:spacing w:after="40"/>
-              <w:rPr>
-                <w:rFonts w:ascii="Calibri" w:hAnsi="Calibri" w:cs="Calibri"/>
-                <w:sz w:val="22"/>
-                <w:szCs w:val="22"/>
-              </w:rPr>
-            </w:pPr>
-            <w:r>
-              <w:rPr>
-                <w:rFonts w:ascii="Calibri" w:hAnsi="Calibri" w:cs="Calibri"/>
-                <w:sz w:val="22"/>
-                <w:szCs w:val="22"/>
-              </w:rPr>
-              <w:t>ERR-001</w:t>
-            </w:r>
-          </w:p>
-        </w:tc>
-        <w:tc>
-          <w:tcPr>
-            <w:tcW w:w="1600" w:type="dxa"/>
-          </w:tcPr>
-          <w:p>
-            <w:pPr>
-              <w:keepNext/>
-              <w:spacing w:after="40"/>
-              <w:rPr>
-                <w:rFonts w:ascii="Calibri" w:hAnsi="Calibri" w:cs="Calibri"/>
-                <w:sz w:val="22"/>
-                <w:szCs w:val="22"/>
-              </w:rPr>
-            </w:pPr>
-            <w:r>
-              <w:rPr>
-                <w:rFonts w:ascii="Calibri" w:hAnsi="Calibri" w:cs="Calibri"/>
-                <w:sz w:val="22"/>
-                <w:szCs w:val="22"/>
-              </w:rPr>
-              <w:t>[Integrante]</w:t>
-            </w:r>
-          </w:p>
-        </w:tc>
-        <w:tc>
-          <w:tcPr>
-            <w:tcW w:w="1300" w:type="dxa"/>
-          </w:tcPr>
-          <w:p>
-            <w:pPr>
-              <w:keepNext/>
-              <w:spacing w:after="40"/>
-              <w:rPr>
-                <w:rFonts w:ascii="Calibri" w:hAnsi="Calibri" w:cs="Calibri"/>
-                <w:sz w:val="22"/>
-                <w:szCs w:val="22"/>
-              </w:rPr>
-            </w:pPr>
-            <w:r>
-              <w:rPr>
-                <w:rFonts w:ascii="Calibri" w:hAnsi="Calibri" w:cs="Calibri"/>
-                <w:sz w:val="22"/>
-                <w:szCs w:val="22"/>
-              </w:rPr>
-              <w:t>[Estado]</w:t>
-            </w:r>
-          </w:p>
-        </w:tc>
-        <w:tc>
-          <w:tcPr>
-            <w:tcW w:w="2938" w:type="dxa"/>
-          </w:tcPr>
-          <w:p>
-            <w:pPr>
-              <w:keepNext/>
-              <w:spacing w:after="40"/>
-              <w:rPr>
-                <w:rFonts w:ascii="Calibri" w:hAnsi="Calibri" w:cs="Calibri"/>
-                <w:sz w:val="22"/>
-                <w:szCs w:val="22"/>
-              </w:rPr>
-            </w:pPr>
-            <w:r>
-              <w:rPr>
-                <w:rFonts w:ascii="Calibri" w:hAnsi="Calibri" w:cs="Calibri"/>
-                <w:sz w:val="22"/>
-                <w:szCs w:val="22"/>
-              </w:rPr>
-              <w:t>[Completar]</w:t>
-            </w:r>
-          </w:p>
-        </w:tc>
-        <w:tc>
-          <w:tcPr>
-            <w:tcW w:w="1000" w:type="dxa"/>
-          </w:tcPr>
-          <w:p>
-            <w:pPr>
-              <w:keepNext/>
-              <w:spacing w:after="40"/>
-              <w:rPr>
-                <w:rFonts w:ascii="Calibri" w:hAnsi="Calibri" w:cs="Calibri"/>
-                <w:sz w:val="22"/>
-                <w:szCs w:val="22"/>
-              </w:rPr>
-            </w:pPr>
-            <w:r>
-              <w:rPr>
-                <w:rFonts w:ascii="Calibri" w:hAnsi="Calibri" w:cs="Calibri"/>
-                <w:sz w:val="22"/>
-                <w:szCs w:val="22"/>
-              </w:rPr>
-              <w:t>[Hash]</w:t>
-            </w:r>
-          </w:p>
-        </w:tc>
-        <w:tc>
-          <w:tcPr>
-            <w:tcW w:w="1100" w:type="dxa"/>
-          </w:tcPr>
-          <w:p>
-            <w:pPr>
-              <w:keepNext/>
-              <w:spacing w:after="40"/>
-              <w:rPr>
-                <w:rFonts w:ascii="Calibri" w:hAnsi="Calibri" w:cs="Calibri"/>
-                <w:sz w:val="22"/>
-                <w:szCs w:val="22"/>
-              </w:rPr>
-            </w:pPr>
-            <w:r>
-              <w:rPr>
-                <w:rFonts w:ascii="Calibri" w:hAnsi="Calibri" w:cs="Calibri"/>
-                <w:sz w:val="22"/>
-                <w:szCs w:val="22"/>
-              </w:rPr>
-              <w:t>[dd-mm-aaaa]</w:t>
-            </w:r>
-          </w:p>
-        </w:tc>
-      </w:tr>
-      <w:tr>
-        <w:trPr>
-          <w:cantSplit/>
-        </w:trPr>
-        <w:tc>
-          <w:tcPr>
-            <w:tcW w:w="900" w:type="dxa"/>
-          </w:tcPr>
-          <w:p>
-            <w:pPr>
-              <w:keepNext/>
-              <w:spacing w:after="40"/>
-              <w:rPr>
-                <w:rFonts w:ascii="Calibri" w:hAnsi="Calibri" w:cs="Calibri"/>
-                <w:sz w:val="22"/>
-                <w:szCs w:val="22"/>
-              </w:rPr>
-            </w:pPr>
-            <w:r>
-              <w:rPr>
-                <w:rFonts w:ascii="Calibri" w:hAnsi="Calibri" w:cs="Calibri"/>
-                <w:sz w:val="22"/>
-                <w:szCs w:val="22"/>
-              </w:rPr>
-              <w:t>ERR-002</w:t>
-            </w:r>
-          </w:p>
-        </w:tc>
-        <w:tc>
-          <w:tcPr>
-            <w:tcW w:w="1600" w:type="dxa"/>
-          </w:tcPr>
-          <w:p>
-            <w:pPr>
-              <w:keepNext/>
-              <w:spacing w:after="40"/>
-              <w:rPr>
-                <w:rFonts w:ascii="Calibri" w:hAnsi="Calibri" w:cs="Calibri"/>
-                <w:sz w:val="22"/>
-                <w:szCs w:val="22"/>
-              </w:rPr>
-            </w:pPr>
-            <w:r>
-              <w:rPr>
-                <w:rFonts w:ascii="Calibri" w:hAnsi="Calibri" w:cs="Calibri"/>
-                <w:sz w:val="22"/>
-                <w:szCs w:val="22"/>
-              </w:rPr>
-              <w:t>[Integrante]</w:t>
-            </w:r>
-          </w:p>
-        </w:tc>
-        <w:tc>
-          <w:tcPr>
-            <w:tcW w:w="1300" w:type="dxa"/>
-          </w:tcPr>
-          <w:p>
-            <w:pPr>
-              <w:keepNext/>
-              <w:spacing w:after="40"/>
-              <w:rPr>
-                <w:rFonts w:ascii="Calibri" w:hAnsi="Calibri" w:cs="Calibri"/>
-                <w:sz w:val="22"/>
-                <w:szCs w:val="22"/>
-              </w:rPr>
-            </w:pPr>
-            <w:r>
-              <w:rPr>
-                <w:rFonts w:ascii="Calibri" w:hAnsi="Calibri" w:cs="Calibri"/>
-                <w:sz w:val="22"/>
-                <w:szCs w:val="22"/>
-              </w:rPr>
-              <w:t>[Estado]</w:t>
-            </w:r>
-          </w:p>
-        </w:tc>
-        <w:tc>
-          <w:tcPr>
-            <w:tcW w:w="2938" w:type="dxa"/>
-          </w:tcPr>
-          <w:p>
-            <w:pPr>
-              <w:keepNext/>
-              <w:spacing w:after="40"/>
-              <w:rPr>
-                <w:rFonts w:ascii="Calibri" w:hAnsi="Calibri" w:cs="Calibri"/>
-                <w:sz w:val="22"/>
-                <w:szCs w:val="22"/>
-              </w:rPr>
-            </w:pPr>
-            <w:r>
-              <w:rPr>
-                <w:rFonts w:ascii="Calibri" w:hAnsi="Calibri" w:cs="Calibri"/>
-                <w:sz w:val="22"/>
-                <w:szCs w:val="22"/>
-              </w:rPr>
-              <w:t>[Completar]</w:t>
-            </w:r>
-          </w:p>
-        </w:tc>
-        <w:tc>
-          <w:tcPr>
-            <w:tcW w:w="1000" w:type="dxa"/>
-          </w:tcPr>
-          <w:p>
-            <w:pPr>
-              <w:keepNext/>
-              <w:spacing w:after="40"/>
-              <w:rPr>
-                <w:rFonts w:ascii="Calibri" w:hAnsi="Calibri" w:cs="Calibri"/>
-                <w:sz w:val="22"/>
-                <w:szCs w:val="22"/>
-              </w:rPr>
-            </w:pPr>
-            <w:r>
-              <w:rPr>
-                <w:rFonts w:ascii="Calibri" w:hAnsi="Calibri" w:cs="Calibri"/>
-                <w:sz w:val="22"/>
-                <w:szCs w:val="22"/>
-              </w:rPr>
-              <w:t>[Hash]</w:t>
-            </w:r>
-          </w:p>
-        </w:tc>
-        <w:tc>
-          <w:tcPr>
-            <w:tcW w:w="1100" w:type="dxa"/>
-          </w:tcPr>
-          <w:p>
-            <w:pPr>
-              <w:keepNext/>
-              <w:spacing w:after="40"/>
-              <w:rPr>
-                <w:rFonts w:ascii="Calibri" w:hAnsi="Calibri" w:cs="Calibri"/>
-                <w:sz w:val="22"/>
-                <w:szCs w:val="22"/>
-              </w:rPr>
-            </w:pPr>
-            <w:r>
-              <w:rPr>
-                <w:rFonts w:ascii="Calibri" w:hAnsi="Calibri" w:cs="Calibri"/>
-                <w:sz w:val="22"/>
-                <w:szCs w:val="22"/>
-              </w:rPr>
-              <w:t>[dd-mm-aaaa]</w:t>
-            </w:r>
-          </w:p>
-        </w:tc>
-      </w:tr>
-      <w:tr>
-        <w:trPr>
-          <w:cantSplit/>
-        </w:trPr>
-        <w:tc>
-          <w:tcPr>
-            <w:tcW w:w="900" w:type="dxa"/>
-          </w:tcPr>
-          <w:p>
-            <w:pPr>
-              <w:keepNext/>
-              <w:spacing w:after="40"/>
-              <w:rPr>
-                <w:rFonts w:ascii="Calibri" w:hAnsi="Calibri" w:cs="Calibri"/>
-                <w:sz w:val="22"/>
-                <w:szCs w:val="22"/>
-              </w:rPr>
-            </w:pPr>
-            <w:r>
-              <w:rPr>
-                <w:rFonts w:ascii="Calibri" w:hAnsi="Calibri" w:cs="Calibri"/>
-                <w:sz w:val="22"/>
-                <w:szCs w:val="22"/>
-              </w:rPr>
-              <w:t>ERR-003</w:t>
-            </w:r>
-          </w:p>
-        </w:tc>
-        <w:tc>
-          <w:tcPr>
-            <w:tcW w:w="1600" w:type="dxa"/>
-          </w:tcPr>
-          <w:p>
-            <w:pPr>
-              <w:keepNext/>
-              <w:spacing w:after="40"/>
-              <w:rPr>
-                <w:rFonts w:ascii="Calibri" w:hAnsi="Calibri" w:cs="Calibri"/>
-                <w:sz w:val="22"/>
-                <w:szCs w:val="22"/>
-              </w:rPr>
-            </w:pPr>
-            <w:r>
-              <w:rPr>
-                <w:rFonts w:ascii="Calibri" w:hAnsi="Calibri" w:cs="Calibri"/>
-                <w:sz w:val="22"/>
-                <w:szCs w:val="22"/>
-              </w:rPr>
-              <w:t>[Integrante]</w:t>
-            </w:r>
-          </w:p>
-        </w:tc>
-        <w:tc>
-          <w:tcPr>
-            <w:tcW w:w="1300" w:type="dxa"/>
-          </w:tcPr>
-          <w:p>
-            <w:pPr>
-              <w:keepNext/>
-              <w:spacing w:after="40"/>
-              <w:rPr>
-                <w:rFonts w:ascii="Calibri" w:hAnsi="Calibri" w:cs="Calibri"/>
-                <w:sz w:val="22"/>
-                <w:szCs w:val="22"/>
-              </w:rPr>
-            </w:pPr>
-            <w:r>
-              <w:rPr>
-                <w:rFonts w:ascii="Calibri" w:hAnsi="Calibri" w:cs="Calibri"/>
-                <w:sz w:val="22"/>
-                <w:szCs w:val="22"/>
-              </w:rPr>
-              <w:t>[Estado]</w:t>
-            </w:r>
-          </w:p>
-        </w:tc>
-        <w:tc>
-          <w:tcPr>
-            <w:tcW w:w="2938" w:type="dxa"/>
-          </w:tcPr>
-          <w:p>
-            <w:pPr>
-              <w:keepNext/>
-              <w:spacing w:after="40"/>
-              <w:rPr>
-                <w:rFonts w:ascii="Calibri" w:hAnsi="Calibri" w:cs="Calibri"/>
-                <w:sz w:val="22"/>
-                <w:szCs w:val="22"/>
-              </w:rPr>
-            </w:pPr>
-            <w:r>
-              <w:rPr>
-                <w:rFonts w:ascii="Calibri" w:hAnsi="Calibri" w:cs="Calibri"/>
-                <w:sz w:val="22"/>
-                <w:szCs w:val="22"/>
-              </w:rPr>
-              <w:t>[Completar]</w:t>
-            </w:r>
-          </w:p>
-        </w:tc>
-        <w:tc>
-          <w:tcPr>
-            <w:tcW w:w="1000" w:type="dxa"/>
-          </w:tcPr>
-          <w:p>
-            <w:pPr>
-              <w:keepNext/>
-              <w:spacing w:after="40"/>
-              <w:rPr>
-                <w:rFonts w:ascii="Calibri" w:hAnsi="Calibri" w:cs="Calibri"/>
-                <w:sz w:val="22"/>
-                <w:szCs w:val="22"/>
-              </w:rPr>
-            </w:pPr>
-            <w:r>
-              <w:rPr>
-                <w:rFonts w:ascii="Calibri" w:hAnsi="Calibri" w:cs="Calibri"/>
-                <w:sz w:val="22"/>
-                <w:szCs w:val="22"/>
-              </w:rPr>
-              <w:t>[Hash]</w:t>
-            </w:r>
-          </w:p>
-        </w:tc>
-        <w:tc>
-          <w:tcPr>
-            <w:tcW w:w="1100" w:type="dxa"/>
-          </w:tcPr>
-          <w:p>
-            <w:pPr>
-              <w:keepNext/>
-              <w:spacing w:after="40"/>
-              <w:rPr>
-                <w:rFonts w:ascii="Calibri" w:hAnsi="Calibri" w:cs="Calibri"/>
-                <w:sz w:val="22"/>
-                <w:szCs w:val="22"/>
-              </w:rPr>
-            </w:pPr>
-            <w:r>
-              <w:rPr>
-                <w:rFonts w:ascii="Calibri" w:hAnsi="Calibri" w:cs="Calibri"/>
-                <w:sz w:val="22"/>
-                <w:szCs w:val="22"/>
-              </w:rPr>
-              <w:t>[dd-mm-aaaa]</w:t>
-            </w:r>
-          </w:p>
-        </w:tc>
-      </w:tr>
     </w:tbl>
     <w:p>
       <w:pPr>
@@ -3449,6 +2269,14 @@
                 <w:szCs w:val="22"/>
               </w:rPr>
             </w:pPr>
+            <w:r>
+              <w:rPr>
+                <w:rFonts w:ascii="Calibri" w:hAnsi="Calibri" w:cs="Calibri"/>
+                <w:sz w:val="22"/>
+                <w:szCs w:val="22"/>
+              </w:rPr>
+              <w:t>0</w:t>
+            </w:r>
           </w:p>
         </w:tc>
         <w:tc>
@@ -3465,6 +2293,14 @@
                 <w:szCs w:val="22"/>
               </w:rPr>
             </w:pPr>
+            <w:r>
+              <w:rPr>
+                <w:rFonts w:ascii="Calibri" w:hAnsi="Calibri" w:cs="Calibri"/>
+                <w:sz w:val="22"/>
+                <w:szCs w:val="22"/>
+              </w:rPr>
+              <w:t>0</w:t>
+            </w:r>
           </w:p>
         </w:tc>
         <w:tc>
@@ -3481,6 +2317,14 @@
                 <w:szCs w:val="22"/>
               </w:rPr>
             </w:pPr>
+            <w:r>
+              <w:rPr>
+                <w:rFonts w:ascii="Calibri" w:hAnsi="Calibri" w:cs="Calibri"/>
+                <w:sz w:val="22"/>
+                <w:szCs w:val="22"/>
+              </w:rPr>
+              <w:t>0</w:t>
+            </w:r>
           </w:p>
         </w:tc>
         <w:tc>
@@ -3497,6 +2341,14 @@
                 <w:szCs w:val="22"/>
               </w:rPr>
             </w:pPr>
+            <w:r>
+              <w:rPr>
+                <w:rFonts w:ascii="Calibri" w:hAnsi="Calibri" w:cs="Calibri"/>
+                <w:sz w:val="22"/>
+                <w:szCs w:val="22"/>
+              </w:rPr>
+              <w:t>0</w:t>
+            </w:r>
           </w:p>
         </w:tc>
       </w:tr>

--- a/FASE 2/Evidencias Proyecto/Documentacion/Registro de errores.docx
+++ b/FASE 2/Evidencias Proyecto/Documentacion/Registro de errores.docx
@@ -200,11 +200,41 @@
           <w:rFonts w:ascii="Calibri" w:hAnsi="Calibri" w:cs="Calibri"/>
         </w:rPr>
         <w:t>Integrantes: Alejandro Silva</w:t>
+      </w:r>
+      <w:r>
+        <w:rPr>
+          <w:rFonts w:ascii="Calibri" w:hAnsi="Calibri" w:cs="Calibri"/>
+        </w:rPr>
         <w:tab/>
+      </w:r>
+      <w:r>
+        <w:rPr>
+          <w:rFonts w:ascii="Calibri" w:hAnsi="Calibri" w:cs="Calibri"/>
+        </w:rPr>
         <w:tab/>
+      </w:r>
+      <w:r>
+        <w:rPr>
+          <w:rFonts w:ascii="Calibri" w:hAnsi="Calibri" w:cs="Calibri"/>
+        </w:rPr>
         <w:tab/>
+      </w:r>
+      <w:r>
+        <w:rPr>
+          <w:rFonts w:ascii="Calibri" w:hAnsi="Calibri" w:cs="Calibri"/>
+        </w:rPr>
         <w:tab/>
+      </w:r>
+      <w:r>
+        <w:rPr>
+          <w:rFonts w:ascii="Calibri" w:hAnsi="Calibri" w:cs="Calibri"/>
+        </w:rPr>
         <w:tab/>
+      </w:r>
+      <w:r>
+        <w:rPr>
+          <w:rFonts w:ascii="Calibri" w:hAnsi="Calibri" w:cs="Calibri"/>
+        </w:rPr>
         <w:tab/>
         <w:t>Docente: Maria Cobo</w:t>
       </w:r>
@@ -289,10 +319,14 @@
           </w:pPr>
           <w:r>
             <w:fldChar w:fldCharType="begin"/>
+          </w:r>
+          <w:r>
             <w:instrText xml:space="preserve"> TOC \o "1-3" \h \z \u </w:instrText>
+          </w:r>
+          <w:r>
             <w:fldChar w:fldCharType="separate"/>
           </w:r>
-          <w:hyperlink w:anchor="_Toc9209101" w:history="1">
+          <w:hyperlink w:anchor="_Toc242959511" w:history="1">
             <w:r>
               <w:rPr>
                 <w:rStyle w:val="Hipervnculo"/>
@@ -307,10 +341,46 @@
                 <w:webHidden/>
               </w:rPr>
               <w:tab/>
+            </w:r>
+            <w:r>
+              <w:rPr>
+                <w:noProof/>
+                <w:webHidden/>
+              </w:rPr>
               <w:fldChar w:fldCharType="begin"/>
-              <w:instrText xml:space="preserve"> PAGEREF _Toc9209101 \h </w:instrText>
+            </w:r>
+            <w:r>
+              <w:rPr>
+                <w:noProof/>
+                <w:webHidden/>
+              </w:rPr>
+              <w:instrText xml:space="preserve"> PAGEREF _Toc242959511 \h </w:instrText>
+            </w:r>
+            <w:r>
+              <w:rPr>
+                <w:noProof/>
+                <w:webHidden/>
+              </w:rPr>
+            </w:r>
+            <w:r>
+              <w:rPr>
+                <w:noProof/>
+                <w:webHidden/>
+              </w:rPr>
               <w:fldChar w:fldCharType="separate"/>
+            </w:r>
+            <w:r>
+              <w:rPr>
+                <w:noProof/>
+                <w:webHidden/>
+              </w:rPr>
               <w:t>3</w:t>
+            </w:r>
+            <w:r>
+              <w:rPr>
+                <w:noProof/>
+                <w:webHidden/>
+              </w:rPr>
               <w:fldChar w:fldCharType="end"/>
             </w:r>
           </w:hyperlink>
@@ -327,7 +397,7 @@
               <w:lang w:eastAsia="es-CL"/>
             </w:rPr>
           </w:pPr>
-          <w:hyperlink w:anchor="_Toc9209102" w:history="1">
+          <w:hyperlink w:anchor="_Toc242959512" w:history="1">
             <w:r>
               <w:rPr>
                 <w:rStyle w:val="Hipervnculo"/>
@@ -342,10 +412,46 @@
                 <w:webHidden/>
               </w:rPr>
               <w:tab/>
+            </w:r>
+            <w:r>
+              <w:rPr>
+                <w:noProof/>
+                <w:webHidden/>
+              </w:rPr>
               <w:fldChar w:fldCharType="begin"/>
-              <w:instrText xml:space="preserve"> PAGEREF _Toc9209102 \h </w:instrText>
+            </w:r>
+            <w:r>
+              <w:rPr>
+                <w:noProof/>
+                <w:webHidden/>
+              </w:rPr>
+              <w:instrText xml:space="preserve"> PAGEREF _Toc242959512 \h </w:instrText>
+            </w:r>
+            <w:r>
+              <w:rPr>
+                <w:noProof/>
+                <w:webHidden/>
+              </w:rPr>
+            </w:r>
+            <w:r>
+              <w:rPr>
+                <w:noProof/>
+                <w:webHidden/>
+              </w:rPr>
               <w:fldChar w:fldCharType="separate"/>
+            </w:r>
+            <w:r>
+              <w:rPr>
+                <w:noProof/>
+                <w:webHidden/>
+              </w:rPr>
               <w:t>3</w:t>
+            </w:r>
+            <w:r>
+              <w:rPr>
+                <w:noProof/>
+                <w:webHidden/>
+              </w:rPr>
               <w:fldChar w:fldCharType="end"/>
             </w:r>
           </w:hyperlink>
@@ -362,7 +468,7 @@
               <w:lang w:eastAsia="es-CL"/>
             </w:rPr>
           </w:pPr>
-          <w:hyperlink w:anchor="_Toc9209103" w:history="1">
+          <w:hyperlink w:anchor="_Toc242959513" w:history="1">
             <w:r>
               <w:rPr>
                 <w:rStyle w:val="Hipervnculo"/>
@@ -377,10 +483,46 @@
                 <w:webHidden/>
               </w:rPr>
               <w:tab/>
+            </w:r>
+            <w:r>
+              <w:rPr>
+                <w:noProof/>
+                <w:webHidden/>
+              </w:rPr>
               <w:fldChar w:fldCharType="begin"/>
-              <w:instrText xml:space="preserve"> PAGEREF _Toc9209103 \h </w:instrText>
+            </w:r>
+            <w:r>
+              <w:rPr>
+                <w:noProof/>
+                <w:webHidden/>
+              </w:rPr>
+              <w:instrText xml:space="preserve"> PAGEREF _Toc242959513 \h </w:instrText>
+            </w:r>
+            <w:r>
+              <w:rPr>
+                <w:noProof/>
+                <w:webHidden/>
+              </w:rPr>
+            </w:r>
+            <w:r>
+              <w:rPr>
+                <w:noProof/>
+                <w:webHidden/>
+              </w:rPr>
               <w:fldChar w:fldCharType="separate"/>
+            </w:r>
+            <w:r>
+              <w:rPr>
+                <w:noProof/>
+                <w:webHidden/>
+              </w:rPr>
               <w:t>3</w:t>
+            </w:r>
+            <w:r>
+              <w:rPr>
+                <w:noProof/>
+                <w:webHidden/>
+              </w:rPr>
               <w:fldChar w:fldCharType="end"/>
             </w:r>
           </w:hyperlink>
@@ -397,7 +539,7 @@
               <w:lang w:eastAsia="es-CL"/>
             </w:rPr>
           </w:pPr>
-          <w:hyperlink w:anchor="_Toc9209104" w:history="1">
+          <w:hyperlink w:anchor="_Toc242959514" w:history="1">
             <w:r>
               <w:rPr>
                 <w:rStyle w:val="Hipervnculo"/>
@@ -412,10 +554,46 @@
                 <w:webHidden/>
               </w:rPr>
               <w:tab/>
+            </w:r>
+            <w:r>
+              <w:rPr>
+                <w:noProof/>
+                <w:webHidden/>
+              </w:rPr>
               <w:fldChar w:fldCharType="begin"/>
-              <w:instrText xml:space="preserve"> PAGEREF _Toc9209104 \h </w:instrText>
+            </w:r>
+            <w:r>
+              <w:rPr>
+                <w:noProof/>
+                <w:webHidden/>
+              </w:rPr>
+              <w:instrText xml:space="preserve"> PAGEREF _Toc242959514 \h </w:instrText>
+            </w:r>
+            <w:r>
+              <w:rPr>
+                <w:noProof/>
+                <w:webHidden/>
+              </w:rPr>
+            </w:r>
+            <w:r>
+              <w:rPr>
+                <w:noProof/>
+                <w:webHidden/>
+              </w:rPr>
               <w:fldChar w:fldCharType="separate"/>
+            </w:r>
+            <w:r>
+              <w:rPr>
+                <w:noProof/>
+                <w:webHidden/>
+              </w:rPr>
               <w:t>4</w:t>
+            </w:r>
+            <w:r>
+              <w:rPr>
+                <w:noProof/>
+                <w:webHidden/>
+              </w:rPr>
               <w:fldChar w:fldCharType="end"/>
             </w:r>
           </w:hyperlink>
@@ -432,7 +610,7 @@
               <w:lang w:eastAsia="es-CL"/>
             </w:rPr>
           </w:pPr>
-          <w:hyperlink w:anchor="_Toc9209105" w:history="1">
+          <w:hyperlink w:anchor="_Toc242959515" w:history="1">
             <w:r>
               <w:rPr>
                 <w:rStyle w:val="Hipervnculo"/>
@@ -447,10 +625,46 @@
                 <w:webHidden/>
               </w:rPr>
               <w:tab/>
+            </w:r>
+            <w:r>
+              <w:rPr>
+                <w:noProof/>
+                <w:webHidden/>
+              </w:rPr>
               <w:fldChar w:fldCharType="begin"/>
-              <w:instrText xml:space="preserve"> PAGEREF _Toc9209105 \h </w:instrText>
+            </w:r>
+            <w:r>
+              <w:rPr>
+                <w:noProof/>
+                <w:webHidden/>
+              </w:rPr>
+              <w:instrText xml:space="preserve"> PAGEREF _Toc242959515 \h </w:instrText>
+            </w:r>
+            <w:r>
+              <w:rPr>
+                <w:noProof/>
+                <w:webHidden/>
+              </w:rPr>
+            </w:r>
+            <w:r>
+              <w:rPr>
+                <w:noProof/>
+                <w:webHidden/>
+              </w:rPr>
               <w:fldChar w:fldCharType="separate"/>
+            </w:r>
+            <w:r>
+              <w:rPr>
+                <w:noProof/>
+                <w:webHidden/>
+              </w:rPr>
               <w:t>4</w:t>
+            </w:r>
+            <w:r>
+              <w:rPr>
+                <w:noProof/>
+                <w:webHidden/>
+              </w:rPr>
               <w:fldChar w:fldCharType="end"/>
             </w:r>
           </w:hyperlink>
@@ -467,7 +681,7 @@
               <w:lang w:eastAsia="es-CL"/>
             </w:rPr>
           </w:pPr>
-          <w:hyperlink w:anchor="_Toc9209106" w:history="1">
+          <w:hyperlink w:anchor="_Toc242959516" w:history="1">
             <w:r>
               <w:rPr>
                 <w:rStyle w:val="Hipervnculo"/>
@@ -482,10 +696,46 @@
                 <w:webHidden/>
               </w:rPr>
               <w:tab/>
+            </w:r>
+            <w:r>
+              <w:rPr>
+                <w:noProof/>
+                <w:webHidden/>
+              </w:rPr>
               <w:fldChar w:fldCharType="begin"/>
-              <w:instrText xml:space="preserve"> PAGEREF _Toc9209106 \h </w:instrText>
+            </w:r>
+            <w:r>
+              <w:rPr>
+                <w:noProof/>
+                <w:webHidden/>
+              </w:rPr>
+              <w:instrText xml:space="preserve"> PAGEREF _Toc242959516 \h </w:instrText>
+            </w:r>
+            <w:r>
+              <w:rPr>
+                <w:noProof/>
+                <w:webHidden/>
+              </w:rPr>
+            </w:r>
+            <w:r>
+              <w:rPr>
+                <w:noProof/>
+                <w:webHidden/>
+              </w:rPr>
               <w:fldChar w:fldCharType="separate"/>
+            </w:r>
+            <w:r>
+              <w:rPr>
+                <w:noProof/>
+                <w:webHidden/>
+              </w:rPr>
               <w:t>4</w:t>
+            </w:r>
+            <w:r>
+              <w:rPr>
+                <w:noProof/>
+                <w:webHidden/>
+              </w:rPr>
               <w:fldChar w:fldCharType="end"/>
             </w:r>
           </w:hyperlink>
@@ -502,7 +752,7 @@
               <w:lang w:eastAsia="es-CL"/>
             </w:rPr>
           </w:pPr>
-          <w:hyperlink w:anchor="_Toc9209107" w:history="1">
+          <w:hyperlink w:anchor="_Toc242959517" w:history="1">
             <w:r>
               <w:rPr>
                 <w:rStyle w:val="Hipervnculo"/>
@@ -517,10 +767,46 @@
                 <w:webHidden/>
               </w:rPr>
               <w:tab/>
+            </w:r>
+            <w:r>
+              <w:rPr>
+                <w:noProof/>
+                <w:webHidden/>
+              </w:rPr>
               <w:fldChar w:fldCharType="begin"/>
-              <w:instrText xml:space="preserve"> PAGEREF _Toc9209107 \h </w:instrText>
+            </w:r>
+            <w:r>
+              <w:rPr>
+                <w:noProof/>
+                <w:webHidden/>
+              </w:rPr>
+              <w:instrText xml:space="preserve"> PAGEREF _Toc242959517 \h </w:instrText>
+            </w:r>
+            <w:r>
+              <w:rPr>
+                <w:noProof/>
+                <w:webHidden/>
+              </w:rPr>
+            </w:r>
+            <w:r>
+              <w:rPr>
+                <w:noProof/>
+                <w:webHidden/>
+              </w:rPr>
               <w:fldChar w:fldCharType="separate"/>
+            </w:r>
+            <w:r>
+              <w:rPr>
+                <w:noProof/>
+                <w:webHidden/>
+              </w:rPr>
               <w:t>4</w:t>
+            </w:r>
+            <w:r>
+              <w:rPr>
+                <w:noProof/>
+                <w:webHidden/>
+              </w:rPr>
               <w:fldChar w:fldCharType="end"/>
             </w:r>
           </w:hyperlink>
@@ -548,7 +834,7 @@
           <w:rFonts w:ascii="Calibri" w:hAnsi="Calibri" w:cs="Calibri"/>
         </w:rPr>
       </w:pPr>
-      <w:bookmarkStart w:id="0" w:name="_Toc9209101"/>
+      <w:bookmarkStart w:id="0" w:name="_Toc242959511"/>
       <w:r>
         <w:rPr>
           <w:rFonts w:ascii="Calibri" w:hAnsi="Calibri" w:cs="Calibri"/>
@@ -594,7 +880,7 @@
           <w:rFonts w:ascii="Calibri" w:hAnsi="Calibri" w:cs="Calibri"/>
         </w:rPr>
       </w:pPr>
-      <w:bookmarkStart w:id="1" w:name="_Toc9209102"/>
+      <w:bookmarkStart w:id="1" w:name="_Toc242959512"/>
       <w:r>
         <w:rPr>
           <w:rFonts w:ascii="Calibri" w:hAnsi="Calibri" w:cs="Calibri"/>
@@ -753,7 +1039,7 @@
           <w:rFonts w:ascii="Calibri" w:hAnsi="Calibri" w:cs="Calibri"/>
         </w:rPr>
       </w:pPr>
-      <w:bookmarkStart w:id="2" w:name="_Toc9209103"/>
+      <w:bookmarkStart w:id="2" w:name="_Toc242959513"/>
       <w:r>
         <w:rPr>
           <w:rFonts w:ascii="Calibri" w:hAnsi="Calibri" w:cs="Calibri"/>
@@ -1195,11 +1481,12 @@
           <w:rFonts w:ascii="Calibri" w:hAnsi="Calibri" w:cs="Calibri"/>
         </w:rPr>
       </w:pPr>
-      <w:bookmarkStart w:id="3" w:name="_Toc9209104"/>
+      <w:bookmarkStart w:id="3" w:name="_Toc242959514"/>
       <w:r>
         <w:rPr>
           <w:rFonts w:ascii="Calibri" w:hAnsi="Calibri" w:cs="Calibri"/>
         </w:rPr>
+        <w:lastRenderedPageBreak/>
         <w:t>4. Estados de un error</w:t>
       </w:r>
       <w:bookmarkEnd w:id="3"/>
@@ -1566,7 +1853,7 @@
           <w:rFonts w:ascii="Calibri" w:hAnsi="Calibri" w:cs="Calibri"/>
         </w:rPr>
       </w:pPr>
-      <w:bookmarkStart w:id="4" w:name="_Toc9209105"/>
+      <w:bookmarkStart w:id="4" w:name="_Toc242959515"/>
       <w:r>
         <w:rPr>
           <w:rFonts w:ascii="Calibri" w:hAnsi="Calibri" w:cs="Calibri"/>
@@ -1577,6 +1864,7 @@
     </w:p>
     <w:p>
       <w:pPr>
+        <w:spacing w:after="0"/>
         <w:jc w:val="both"/>
         <w:rPr>
           <w:rFonts w:ascii="Calibri" w:hAnsi="Calibri" w:cs="Calibri"/>
@@ -1586,11 +1874,10 @@
       </w:pPr>
       <w:r>
         <w:rPr>
-          <w:rFonts w:ascii="Calibri" w:hAnsi="Calibri" w:cs="Calibri"/>
+          <w:rFonts w:ascii="Calibri" w:hAnsi="Calibri"/>
           <w:sz w:val="22"/>
-          <w:szCs w:val="22"/>
-        </w:rPr>
-        <w:t>Los errores se registran en la siguiente tabla, en orden de detección. Durante el Sprint 01 no se detectaron errores en las pruebas automatizadas ni en las pruebas manuales del incremento, por lo que la tabla no contiene registros de ese Sprint.</w:t>
+        </w:rPr>
+        <w:t>Los errores se registran en la siguiente tabla, en orden de detección. Durante el Sprint 01 no se detectaron errores. En el Sprint 02 se detectaron dos errores de integración; ambos fueron corregidos y verificados antes del cierre.</w:t>
       </w:r>
     </w:p>
     <w:tbl>
@@ -1783,6 +2070,214 @@
           </w:p>
         </w:tc>
       </w:tr>
+      <w:tr>
+        <w:tc>
+          <w:tcPr>
+            <w:tcW w:w="900" w:type="dxa"/>
+          </w:tcPr>
+          <w:p>
+            <w:pPr>
+              <w:spacing w:after="0"/>
+            </w:pPr>
+            <w:r>
+              <w:rPr>
+                <w:rFonts w:ascii="Calibri" w:hAnsi="Calibri"/>
+                <w:sz w:val="16"/>
+              </w:rPr>
+              <w:t>ERR-001</w:t>
+            </w:r>
+          </w:p>
+        </w:tc>
+        <w:tc>
+          <w:tcPr>
+            <w:tcW w:w="1100" w:type="dxa"/>
+          </w:tcPr>
+          <w:p>
+            <w:pPr>
+              <w:spacing w:after="0"/>
+            </w:pPr>
+            <w:r>
+              <w:rPr>
+                <w:rFonts w:ascii="Calibri" w:hAnsi="Calibri"/>
+                <w:sz w:val="16"/>
+              </w:rPr>
+              <w:t>15-10-2026</w:t>
+            </w:r>
+          </w:p>
+        </w:tc>
+        <w:tc>
+          <w:tcPr>
+            <w:tcW w:w="900" w:type="dxa"/>
+          </w:tcPr>
+          <w:p>
+            <w:pPr>
+              <w:spacing w:after="0"/>
+            </w:pPr>
+            <w:r>
+              <w:rPr>
+                <w:rFonts w:ascii="Calibri" w:hAnsi="Calibri"/>
+                <w:sz w:val="16"/>
+              </w:rPr>
+              <w:t>Sprint 02</w:t>
+            </w:r>
+          </w:p>
+        </w:tc>
+        <w:tc>
+          <w:tcPr>
+            <w:tcW w:w="900" w:type="dxa"/>
+          </w:tcPr>
+          <w:p>
+            <w:pPr>
+              <w:spacing w:after="0"/>
+            </w:pPr>
+            <w:r>
+              <w:rPr>
+                <w:rFonts w:ascii="Calibri" w:hAnsi="Calibri"/>
+                <w:sz w:val="16"/>
+              </w:rPr>
+              <w:t>PB-34, PB-35</w:t>
+            </w:r>
+          </w:p>
+        </w:tc>
+        <w:tc>
+          <w:tcPr>
+            <w:tcW w:w="3738" w:type="dxa"/>
+          </w:tcPr>
+          <w:p>
+            <w:pPr>
+              <w:spacing w:after="0"/>
+            </w:pPr>
+            <w:r>
+              <w:rPr>
+                <w:rFonts w:ascii="Calibri" w:hAnsi="Calibri"/>
+                <w:sz w:val="16"/>
+              </w:rPr>
+              <w:t>Al cerrar la aplicación durante una pausa abierta, una comprobación final podía volver a generar la transición de inicio antes del cierre. Se esperaba finalizar una sola pausa y una sola sesión, sin registros abiertos.</w:t>
+            </w:r>
+          </w:p>
+        </w:tc>
+        <w:tc>
+          <w:tcPr>
+            <w:tcW w:w="1300" w:type="dxa"/>
+          </w:tcPr>
+          <w:p>
+            <w:pPr>
+              <w:spacing w:after="0"/>
+            </w:pPr>
+            <w:r>
+              <w:rPr>
+                <w:rFonts w:ascii="Calibri" w:hAnsi="Calibri"/>
+                <w:sz w:val="16"/>
+              </w:rPr>
+              <w:t>Alta</w:t>
+            </w:r>
+          </w:p>
+        </w:tc>
+      </w:tr>
+      <w:tr>
+        <w:tc>
+          <w:tcPr>
+            <w:tcW w:w="900" w:type="dxa"/>
+          </w:tcPr>
+          <w:p>
+            <w:pPr>
+              <w:spacing w:after="0"/>
+            </w:pPr>
+            <w:r>
+              <w:rPr>
+                <w:rFonts w:ascii="Calibri" w:hAnsi="Calibri"/>
+                <w:sz w:val="16"/>
+              </w:rPr>
+              <w:t>ERR-002</w:t>
+            </w:r>
+          </w:p>
+        </w:tc>
+        <w:tc>
+          <w:tcPr>
+            <w:tcW w:w="1100" w:type="dxa"/>
+          </w:tcPr>
+          <w:p>
+            <w:pPr>
+              <w:spacing w:after="0"/>
+            </w:pPr>
+            <w:r>
+              <w:rPr>
+                <w:rFonts w:ascii="Calibri" w:hAnsi="Calibri"/>
+                <w:sz w:val="16"/>
+              </w:rPr>
+              <w:t>15-10-2026</w:t>
+            </w:r>
+          </w:p>
+        </w:tc>
+        <w:tc>
+          <w:tcPr>
+            <w:tcW w:w="900" w:type="dxa"/>
+          </w:tcPr>
+          <w:p>
+            <w:pPr>
+              <w:spacing w:after="0"/>
+            </w:pPr>
+            <w:r>
+              <w:rPr>
+                <w:rFonts w:ascii="Calibri" w:hAnsi="Calibri"/>
+                <w:sz w:val="16"/>
+              </w:rPr>
+              <w:t>Sprint 02</w:t>
+            </w:r>
+          </w:p>
+        </w:tc>
+        <w:tc>
+          <w:tcPr>
+            <w:tcW w:w="900" w:type="dxa"/>
+          </w:tcPr>
+          <w:p>
+            <w:pPr>
+              <w:spacing w:after="0"/>
+            </w:pPr>
+            <w:r>
+              <w:rPr>
+                <w:rFonts w:ascii="Calibri" w:hAnsi="Calibri"/>
+                <w:sz w:val="16"/>
+              </w:rPr>
+              <w:t>PB-48</w:t>
+            </w:r>
+          </w:p>
+        </w:tc>
+        <w:tc>
+          <w:tcPr>
+            <w:tcW w:w="3738" w:type="dxa"/>
+          </w:tcPr>
+          <w:p>
+            <w:pPr>
+              <w:spacing w:after="0"/>
+            </w:pPr>
+            <w:r>
+              <w:rPr>
+                <w:rFonts w:ascii="Calibri" w:hAnsi="Calibri"/>
+                <w:sz w:val="16"/>
+              </w:rPr>
+              <w:t>Si el servidor estaba temporalmente inaccesible al abrir la aplicación, la restauración eliminaba el refresh token válido. Se esperaba conservarlo ante errores de conexión y eliminarlo solo cuando el servidor rechazara el token.</w:t>
+            </w:r>
+          </w:p>
+        </w:tc>
+        <w:tc>
+          <w:tcPr>
+            <w:tcW w:w="1300" w:type="dxa"/>
+          </w:tcPr>
+          <w:p>
+            <w:pPr>
+              <w:spacing w:after="0"/>
+            </w:pPr>
+            <w:r>
+              <w:rPr>
+                <w:rFonts w:ascii="Calibri" w:hAnsi="Calibri"/>
+                <w:sz w:val="16"/>
+              </w:rPr>
+              <w:t>Alta</w:t>
+            </w:r>
+          </w:p>
+        </w:tc>
+      </w:tr>
     </w:tbl>
     <w:p>
       <w:pPr>
@@ -1802,7 +2297,7 @@
           <w:rFonts w:ascii="Calibri" w:hAnsi="Calibri" w:cs="Calibri"/>
         </w:rPr>
       </w:pPr>
-      <w:bookmarkStart w:id="5" w:name="_Toc9209106"/>
+      <w:bookmarkStart w:id="5" w:name="_Toc242959516"/>
       <w:r>
         <w:rPr>
           <w:rFonts w:ascii="Calibri" w:hAnsi="Calibri" w:cs="Calibri"/>
@@ -2019,6 +2514,214 @@
           </w:p>
         </w:tc>
       </w:tr>
+      <w:tr>
+        <w:tc>
+          <w:tcPr>
+            <w:tcW w:w="900" w:type="dxa"/>
+          </w:tcPr>
+          <w:p>
+            <w:pPr>
+              <w:spacing w:after="0"/>
+            </w:pPr>
+            <w:r>
+              <w:rPr>
+                <w:rFonts w:ascii="Calibri" w:hAnsi="Calibri"/>
+                <w:sz w:val="16"/>
+              </w:rPr>
+              <w:t>ERR-001</w:t>
+            </w:r>
+          </w:p>
+        </w:tc>
+        <w:tc>
+          <w:tcPr>
+            <w:tcW w:w="1600" w:type="dxa"/>
+          </w:tcPr>
+          <w:p>
+            <w:pPr>
+              <w:spacing w:after="0"/>
+            </w:pPr>
+            <w:r>
+              <w:rPr>
+                <w:rFonts w:ascii="Calibri" w:hAnsi="Calibri"/>
+                <w:sz w:val="16"/>
+              </w:rPr>
+              <w:t>Alejandro Silva</w:t>
+            </w:r>
+          </w:p>
+        </w:tc>
+        <w:tc>
+          <w:tcPr>
+            <w:tcW w:w="1300" w:type="dxa"/>
+          </w:tcPr>
+          <w:p>
+            <w:pPr>
+              <w:spacing w:after="0"/>
+            </w:pPr>
+            <w:r>
+              <w:rPr>
+                <w:rFonts w:ascii="Calibri" w:hAnsi="Calibri"/>
+                <w:sz w:val="16"/>
+              </w:rPr>
+              <w:t>Cerrado</w:t>
+            </w:r>
+          </w:p>
+        </w:tc>
+        <w:tc>
+          <w:tcPr>
+            <w:tcW w:w="2938" w:type="dxa"/>
+          </w:tcPr>
+          <w:p>
+            <w:pPr>
+              <w:spacing w:after="0"/>
+            </w:pPr>
+            <w:r>
+              <w:rPr>
+                <w:rFonts w:ascii="Calibri" w:hAnsi="Calibri"/>
+                <w:sz w:val="16"/>
+              </w:rPr>
+              <w:t>Se separó el cierre de recursos de la comprobación periódica. El controlador finaliza directamente la pausa y la sesión remotas de forma idempotente.</w:t>
+            </w:r>
+          </w:p>
+        </w:tc>
+        <w:tc>
+          <w:tcPr>
+            <w:tcW w:w="1000" w:type="dxa"/>
+          </w:tcPr>
+          <w:p>
+            <w:pPr>
+              <w:spacing w:after="0"/>
+            </w:pPr>
+            <w:r>
+              <w:rPr>
+                <w:rFonts w:ascii="Calibri" w:hAnsi="Calibri"/>
+                <w:sz w:val="16"/>
+              </w:rPr>
+              <w:t>Commit de cierre del Sprint 02</w:t>
+            </w:r>
+          </w:p>
+        </w:tc>
+        <w:tc>
+          <w:tcPr>
+            <w:tcW w:w="1100" w:type="dxa"/>
+          </w:tcPr>
+          <w:p>
+            <w:pPr>
+              <w:spacing w:after="0"/>
+            </w:pPr>
+            <w:r>
+              <w:rPr>
+                <w:rFonts w:ascii="Calibri" w:hAnsi="Calibri"/>
+                <w:sz w:val="16"/>
+              </w:rPr>
+              <w:t>15-10-2026</w:t>
+            </w:r>
+          </w:p>
+        </w:tc>
+      </w:tr>
+      <w:tr>
+        <w:tc>
+          <w:tcPr>
+            <w:tcW w:w="900" w:type="dxa"/>
+          </w:tcPr>
+          <w:p>
+            <w:pPr>
+              <w:spacing w:after="0"/>
+            </w:pPr>
+            <w:r>
+              <w:rPr>
+                <w:rFonts w:ascii="Calibri" w:hAnsi="Calibri"/>
+                <w:sz w:val="16"/>
+              </w:rPr>
+              <w:t>ERR-002</w:t>
+            </w:r>
+          </w:p>
+        </w:tc>
+        <w:tc>
+          <w:tcPr>
+            <w:tcW w:w="1600" w:type="dxa"/>
+          </w:tcPr>
+          <w:p>
+            <w:pPr>
+              <w:spacing w:after="0"/>
+            </w:pPr>
+            <w:r>
+              <w:rPr>
+                <w:rFonts w:ascii="Calibri" w:hAnsi="Calibri"/>
+                <w:sz w:val="16"/>
+              </w:rPr>
+              <w:t>Alejandro Silva</w:t>
+            </w:r>
+          </w:p>
+        </w:tc>
+        <w:tc>
+          <w:tcPr>
+            <w:tcW w:w="1300" w:type="dxa"/>
+          </w:tcPr>
+          <w:p>
+            <w:pPr>
+              <w:spacing w:after="0"/>
+            </w:pPr>
+            <w:r>
+              <w:rPr>
+                <w:rFonts w:ascii="Calibri" w:hAnsi="Calibri"/>
+                <w:sz w:val="16"/>
+              </w:rPr>
+              <w:t>Cerrado</w:t>
+            </w:r>
+          </w:p>
+        </w:tc>
+        <w:tc>
+          <w:tcPr>
+            <w:tcW w:w="2938" w:type="dxa"/>
+          </w:tcPr>
+          <w:p>
+            <w:pPr>
+              <w:spacing w:after="0"/>
+            </w:pPr>
+            <w:r>
+              <w:rPr>
+                <w:rFonts w:ascii="Calibri" w:hAnsi="Calibri"/>
+                <w:sz w:val="16"/>
+              </w:rPr>
+              <w:t>El cliente distingue errores de conexión de respuestas HTTP. Conserva el token si no existe respuesta y lo elimina únicamente ante un rechazo del servidor.</w:t>
+            </w:r>
+          </w:p>
+        </w:tc>
+        <w:tc>
+          <w:tcPr>
+            <w:tcW w:w="1000" w:type="dxa"/>
+          </w:tcPr>
+          <w:p>
+            <w:pPr>
+              <w:spacing w:after="0"/>
+            </w:pPr>
+            <w:r>
+              <w:rPr>
+                <w:rFonts w:ascii="Calibri" w:hAnsi="Calibri"/>
+                <w:sz w:val="16"/>
+              </w:rPr>
+              <w:t>Commit de cierre del Sprint 02</w:t>
+            </w:r>
+          </w:p>
+        </w:tc>
+        <w:tc>
+          <w:tcPr>
+            <w:tcW w:w="1100" w:type="dxa"/>
+          </w:tcPr>
+          <w:p>
+            <w:pPr>
+              <w:spacing w:after="0"/>
+            </w:pPr>
+            <w:r>
+              <w:rPr>
+                <w:rFonts w:ascii="Calibri" w:hAnsi="Calibri"/>
+                <w:sz w:val="16"/>
+              </w:rPr>
+              <w:t>15-10-2026</w:t>
+            </w:r>
+          </w:p>
+        </w:tc>
+      </w:tr>
     </w:tbl>
     <w:p>
       <w:pPr>
@@ -2038,7 +2741,7 @@
           <w:rFonts w:ascii="Calibri" w:hAnsi="Calibri" w:cs="Calibri"/>
         </w:rPr>
       </w:pPr>
-      <w:bookmarkStart w:id="6" w:name="_Toc9209107"/>
+      <w:bookmarkStart w:id="6" w:name="_Toc242959517"/>
       <w:r>
         <w:rPr>
           <w:rFonts w:ascii="Calibri" w:hAnsi="Calibri" w:cs="Calibri"/>
@@ -2114,6 +2817,7 @@
                 <w:sz w:val="22"/>
                 <w:szCs w:val="22"/>
               </w:rPr>
+              <w:lastRenderedPageBreak/>
               <w:t>Sprint</w:t>
             </w:r>
           </w:p>
@@ -2386,14 +3090,15 @@
           </w:tcPr>
           <w:p>
             <w:pPr>
-              <w:keepNext/>
-              <w:spacing w:after="40"/>
-              <w:rPr>
-                <w:rFonts w:ascii="Calibri" w:hAnsi="Calibri" w:cs="Calibri"/>
-                <w:sz w:val="22"/>
-                <w:szCs w:val="22"/>
-              </w:rPr>
-            </w:pPr>
+              <w:spacing w:after="0"/>
+            </w:pPr>
+            <w:r>
+              <w:rPr>
+                <w:rFonts w:ascii="Calibri" w:hAnsi="Calibri"/>
+                <w:sz w:val="18"/>
+              </w:rPr>
+              <w:t>2</w:t>
+            </w:r>
           </w:p>
         </w:tc>
         <w:tc>
@@ -2402,14 +3107,15 @@
           </w:tcPr>
           <w:p>
             <w:pPr>
-              <w:keepNext/>
-              <w:spacing w:after="40"/>
-              <w:rPr>
-                <w:rFonts w:ascii="Calibri" w:hAnsi="Calibri" w:cs="Calibri"/>
-                <w:sz w:val="22"/>
-                <w:szCs w:val="22"/>
-              </w:rPr>
-            </w:pPr>
+              <w:spacing w:after="0"/>
+            </w:pPr>
+            <w:r>
+              <w:rPr>
+                <w:rFonts w:ascii="Calibri" w:hAnsi="Calibri"/>
+                <w:sz w:val="18"/>
+              </w:rPr>
+              <w:t>2</w:t>
+            </w:r>
           </w:p>
         </w:tc>
         <w:tc>
@@ -2418,14 +3124,15 @@
           </w:tcPr>
           <w:p>
             <w:pPr>
-              <w:keepNext/>
-              <w:spacing w:after="40"/>
-              <w:rPr>
-                <w:rFonts w:ascii="Calibri" w:hAnsi="Calibri" w:cs="Calibri"/>
-                <w:sz w:val="22"/>
-                <w:szCs w:val="22"/>
-              </w:rPr>
-            </w:pPr>
+              <w:spacing w:after="0"/>
+            </w:pPr>
+            <w:r>
+              <w:rPr>
+                <w:rFonts w:ascii="Calibri" w:hAnsi="Calibri"/>
+                <w:sz w:val="18"/>
+              </w:rPr>
+              <w:t>0</w:t>
+            </w:r>
           </w:p>
         </w:tc>
         <w:tc>
@@ -2434,14 +3141,15 @@
           </w:tcPr>
           <w:p>
             <w:pPr>
-              <w:keepNext/>
-              <w:spacing w:after="40"/>
-              <w:rPr>
-                <w:rFonts w:ascii="Calibri" w:hAnsi="Calibri" w:cs="Calibri"/>
-                <w:sz w:val="22"/>
-                <w:szCs w:val="22"/>
-              </w:rPr>
-            </w:pPr>
+              <w:spacing w:after="0"/>
+            </w:pPr>
+            <w:r>
+              <w:rPr>
+                <w:rFonts w:ascii="Calibri" w:hAnsi="Calibri"/>
+                <w:sz w:val="18"/>
+              </w:rPr>
+              <w:t>0</w:t>
+            </w:r>
           </w:p>
         </w:tc>
       </w:tr>

--- a/FASE 2/Evidencias Proyecto/Documentacion/Registro de errores.docx
+++ b/FASE 2/Evidencias Proyecto/Documentacion/Registro de errores.docx
@@ -200,41 +200,11 @@
           <w:rFonts w:ascii="Calibri" w:hAnsi="Calibri" w:cs="Calibri"/>
         </w:rPr>
         <w:t>Integrantes: Alejandro Silva</w:t>
-      </w:r>
-      <w:r>
-        <w:rPr>
-          <w:rFonts w:ascii="Calibri" w:hAnsi="Calibri" w:cs="Calibri"/>
-        </w:rPr>
         <w:tab/>
-      </w:r>
-      <w:r>
-        <w:rPr>
-          <w:rFonts w:ascii="Calibri" w:hAnsi="Calibri" w:cs="Calibri"/>
-        </w:rPr>
         <w:tab/>
-      </w:r>
-      <w:r>
-        <w:rPr>
-          <w:rFonts w:ascii="Calibri" w:hAnsi="Calibri" w:cs="Calibri"/>
-        </w:rPr>
         <w:tab/>
-      </w:r>
-      <w:r>
-        <w:rPr>
-          <w:rFonts w:ascii="Calibri" w:hAnsi="Calibri" w:cs="Calibri"/>
-        </w:rPr>
         <w:tab/>
-      </w:r>
-      <w:r>
-        <w:rPr>
-          <w:rFonts w:ascii="Calibri" w:hAnsi="Calibri" w:cs="Calibri"/>
-        </w:rPr>
         <w:tab/>
-      </w:r>
-      <w:r>
-        <w:rPr>
-          <w:rFonts w:ascii="Calibri" w:hAnsi="Calibri" w:cs="Calibri"/>
-        </w:rPr>
         <w:tab/>
         <w:t>Docente: Maria Cobo</w:t>
       </w:r>
@@ -319,11 +289,7 @@
           </w:pPr>
           <w:r>
             <w:fldChar w:fldCharType="begin"/>
-          </w:r>
-          <w:r>
             <w:instrText xml:space="preserve"> TOC \o "1-3" \h \z \u </w:instrText>
-          </w:r>
-          <w:r>
             <w:fldChar w:fldCharType="separate"/>
           </w:r>
           <w:hyperlink w:anchor="_Toc242959511" w:history="1">
@@ -341,46 +307,10 @@
                 <w:webHidden/>
               </w:rPr>
               <w:tab/>
-            </w:r>
-            <w:r>
-              <w:rPr>
-                <w:noProof/>
-                <w:webHidden/>
-              </w:rPr>
               <w:fldChar w:fldCharType="begin"/>
-            </w:r>
-            <w:r>
-              <w:rPr>
-                <w:noProof/>
-                <w:webHidden/>
-              </w:rPr>
               <w:instrText xml:space="preserve"> PAGEREF _Toc242959511 \h </w:instrText>
-            </w:r>
-            <w:r>
-              <w:rPr>
-                <w:noProof/>
-                <w:webHidden/>
-              </w:rPr>
-            </w:r>
-            <w:r>
-              <w:rPr>
-                <w:noProof/>
-                <w:webHidden/>
-              </w:rPr>
               <w:fldChar w:fldCharType="separate"/>
-            </w:r>
-            <w:r>
-              <w:rPr>
-                <w:noProof/>
-                <w:webHidden/>
-              </w:rPr>
               <w:t>3</w:t>
-            </w:r>
-            <w:r>
-              <w:rPr>
-                <w:noProof/>
-                <w:webHidden/>
-              </w:rPr>
               <w:fldChar w:fldCharType="end"/>
             </w:r>
           </w:hyperlink>
@@ -412,46 +342,10 @@
                 <w:webHidden/>
               </w:rPr>
               <w:tab/>
-            </w:r>
-            <w:r>
-              <w:rPr>
-                <w:noProof/>
-                <w:webHidden/>
-              </w:rPr>
               <w:fldChar w:fldCharType="begin"/>
-            </w:r>
-            <w:r>
-              <w:rPr>
-                <w:noProof/>
-                <w:webHidden/>
-              </w:rPr>
               <w:instrText xml:space="preserve"> PAGEREF _Toc242959512 \h </w:instrText>
-            </w:r>
-            <w:r>
-              <w:rPr>
-                <w:noProof/>
-                <w:webHidden/>
-              </w:rPr>
-            </w:r>
-            <w:r>
-              <w:rPr>
-                <w:noProof/>
-                <w:webHidden/>
-              </w:rPr>
               <w:fldChar w:fldCharType="separate"/>
-            </w:r>
-            <w:r>
-              <w:rPr>
-                <w:noProof/>
-                <w:webHidden/>
-              </w:rPr>
               <w:t>3</w:t>
-            </w:r>
-            <w:r>
-              <w:rPr>
-                <w:noProof/>
-                <w:webHidden/>
-              </w:rPr>
               <w:fldChar w:fldCharType="end"/>
             </w:r>
           </w:hyperlink>
@@ -483,46 +377,10 @@
                 <w:webHidden/>
               </w:rPr>
               <w:tab/>
-            </w:r>
-            <w:r>
-              <w:rPr>
-                <w:noProof/>
-                <w:webHidden/>
-              </w:rPr>
               <w:fldChar w:fldCharType="begin"/>
-            </w:r>
-            <w:r>
-              <w:rPr>
-                <w:noProof/>
-                <w:webHidden/>
-              </w:rPr>
               <w:instrText xml:space="preserve"> PAGEREF _Toc242959513 \h </w:instrText>
-            </w:r>
-            <w:r>
-              <w:rPr>
-                <w:noProof/>
-                <w:webHidden/>
-              </w:rPr>
-            </w:r>
-            <w:r>
-              <w:rPr>
-                <w:noProof/>
-                <w:webHidden/>
-              </w:rPr>
               <w:fldChar w:fldCharType="separate"/>
-            </w:r>
-            <w:r>
-              <w:rPr>
-                <w:noProof/>
-                <w:webHidden/>
-              </w:rPr>
               <w:t>3</w:t>
-            </w:r>
-            <w:r>
-              <w:rPr>
-                <w:noProof/>
-                <w:webHidden/>
-              </w:rPr>
               <w:fldChar w:fldCharType="end"/>
             </w:r>
           </w:hyperlink>
@@ -554,46 +412,10 @@
                 <w:webHidden/>
               </w:rPr>
               <w:tab/>
-            </w:r>
-            <w:r>
-              <w:rPr>
-                <w:noProof/>
-                <w:webHidden/>
-              </w:rPr>
               <w:fldChar w:fldCharType="begin"/>
-            </w:r>
-            <w:r>
-              <w:rPr>
-                <w:noProof/>
-                <w:webHidden/>
-              </w:rPr>
               <w:instrText xml:space="preserve"> PAGEREF _Toc242959514 \h </w:instrText>
-            </w:r>
-            <w:r>
-              <w:rPr>
-                <w:noProof/>
-                <w:webHidden/>
-              </w:rPr>
-            </w:r>
-            <w:r>
-              <w:rPr>
-                <w:noProof/>
-                <w:webHidden/>
-              </w:rPr>
               <w:fldChar w:fldCharType="separate"/>
-            </w:r>
-            <w:r>
-              <w:rPr>
-                <w:noProof/>
-                <w:webHidden/>
-              </w:rPr>
               <w:t>4</w:t>
-            </w:r>
-            <w:r>
-              <w:rPr>
-                <w:noProof/>
-                <w:webHidden/>
-              </w:rPr>
               <w:fldChar w:fldCharType="end"/>
             </w:r>
           </w:hyperlink>
@@ -625,46 +447,10 @@
                 <w:webHidden/>
               </w:rPr>
               <w:tab/>
-            </w:r>
-            <w:r>
-              <w:rPr>
-                <w:noProof/>
-                <w:webHidden/>
-              </w:rPr>
               <w:fldChar w:fldCharType="begin"/>
-            </w:r>
-            <w:r>
-              <w:rPr>
-                <w:noProof/>
-                <w:webHidden/>
-              </w:rPr>
               <w:instrText xml:space="preserve"> PAGEREF _Toc242959515 \h </w:instrText>
-            </w:r>
-            <w:r>
-              <w:rPr>
-                <w:noProof/>
-                <w:webHidden/>
-              </w:rPr>
-            </w:r>
-            <w:r>
-              <w:rPr>
-                <w:noProof/>
-                <w:webHidden/>
-              </w:rPr>
               <w:fldChar w:fldCharType="separate"/>
-            </w:r>
-            <w:r>
-              <w:rPr>
-                <w:noProof/>
-                <w:webHidden/>
-              </w:rPr>
               <w:t>4</w:t>
-            </w:r>
-            <w:r>
-              <w:rPr>
-                <w:noProof/>
-                <w:webHidden/>
-              </w:rPr>
               <w:fldChar w:fldCharType="end"/>
             </w:r>
           </w:hyperlink>
@@ -696,46 +482,10 @@
                 <w:webHidden/>
               </w:rPr>
               <w:tab/>
-            </w:r>
-            <w:r>
-              <w:rPr>
-                <w:noProof/>
-                <w:webHidden/>
-              </w:rPr>
               <w:fldChar w:fldCharType="begin"/>
-            </w:r>
-            <w:r>
-              <w:rPr>
-                <w:noProof/>
-                <w:webHidden/>
-              </w:rPr>
               <w:instrText xml:space="preserve"> PAGEREF _Toc242959516 \h </w:instrText>
-            </w:r>
-            <w:r>
-              <w:rPr>
-                <w:noProof/>
-                <w:webHidden/>
-              </w:rPr>
-            </w:r>
-            <w:r>
-              <w:rPr>
-                <w:noProof/>
-                <w:webHidden/>
-              </w:rPr>
               <w:fldChar w:fldCharType="separate"/>
-            </w:r>
-            <w:r>
-              <w:rPr>
-                <w:noProof/>
-                <w:webHidden/>
-              </w:rPr>
               <w:t>4</w:t>
-            </w:r>
-            <w:r>
-              <w:rPr>
-                <w:noProof/>
-                <w:webHidden/>
-              </w:rPr>
               <w:fldChar w:fldCharType="end"/>
             </w:r>
           </w:hyperlink>
@@ -767,46 +517,10 @@
                 <w:webHidden/>
               </w:rPr>
               <w:tab/>
-            </w:r>
-            <w:r>
-              <w:rPr>
-                <w:noProof/>
-                <w:webHidden/>
-              </w:rPr>
               <w:fldChar w:fldCharType="begin"/>
-            </w:r>
-            <w:r>
-              <w:rPr>
-                <w:noProof/>
-                <w:webHidden/>
-              </w:rPr>
               <w:instrText xml:space="preserve"> PAGEREF _Toc242959517 \h </w:instrText>
-            </w:r>
-            <w:r>
-              <w:rPr>
-                <w:noProof/>
-                <w:webHidden/>
-              </w:rPr>
-            </w:r>
-            <w:r>
-              <w:rPr>
-                <w:noProof/>
-                <w:webHidden/>
-              </w:rPr>
               <w:fldChar w:fldCharType="separate"/>
-            </w:r>
-            <w:r>
-              <w:rPr>
-                <w:noProof/>
-                <w:webHidden/>
-              </w:rPr>
               <w:t>4</w:t>
-            </w:r>
-            <w:r>
-              <w:rPr>
-                <w:noProof/>
-                <w:webHidden/>
-              </w:rPr>
               <w:fldChar w:fldCharType="end"/>
             </w:r>
           </w:hyperlink>
@@ -2274,6 +1988,526 @@
                 <w:sz w:val="16"/>
               </w:rPr>
               <w:t>Alta</w:t>
+            </w:r>
+          </w:p>
+        </w:tc>
+      </w:tr>
+      <w:tr>
+        <w:tc>
+          <w:tcPr>
+            <w:tcW w:w="900" w:type="dxa"/>
+          </w:tcPr>
+          <w:p>
+            <w:pPr>
+              <w:spacing w:after="0"/>
+            </w:pPr>
+            <w:r>
+              <w:rPr>
+                <w:rFonts w:ascii="Calibri" w:hAnsi="Calibri"/>
+                <w:sz w:val="16"/>
+              </w:rPr>
+              <w:t xml:space="preserve">ERR-003</w:t>
+            </w:r>
+          </w:p>
+        </w:tc>
+        <w:tc>
+          <w:tcPr>
+            <w:tcW w:w="1100" w:type="dxa"/>
+          </w:tcPr>
+          <w:p>
+            <w:pPr>
+              <w:spacing w:after="0"/>
+            </w:pPr>
+            <w:r>
+              <w:rPr>
+                <w:rFonts w:ascii="Calibri" w:hAnsi="Calibri"/>
+                <w:sz w:val="16"/>
+              </w:rPr>
+              <w:t xml:space="preserve">16-10-2026</w:t>
+            </w:r>
+          </w:p>
+        </w:tc>
+        <w:tc>
+          <w:tcPr>
+            <w:tcW w:w="900" w:type="dxa"/>
+          </w:tcPr>
+          <w:p>
+            <w:pPr>
+              <w:spacing w:after="0"/>
+            </w:pPr>
+            <w:r>
+              <w:rPr>
+                <w:rFonts w:ascii="Calibri" w:hAnsi="Calibri"/>
+                <w:sz w:val="16"/>
+              </w:rPr>
+              <w:t xml:space="preserve">Sprint 03</w:t>
+            </w:r>
+          </w:p>
+        </w:tc>
+        <w:tc>
+          <w:tcPr>
+            <w:tcW w:w="900" w:type="dxa"/>
+          </w:tcPr>
+          <w:p>
+            <w:pPr>
+              <w:spacing w:after="0"/>
+            </w:pPr>
+            <w:r>
+              <w:rPr>
+                <w:rFonts w:ascii="Calibri" w:hAnsi="Calibri"/>
+                <w:sz w:val="16"/>
+              </w:rPr>
+              <w:t xml:space="preserve">PB-48</w:t>
+            </w:r>
+          </w:p>
+        </w:tc>
+        <w:tc>
+          <w:tcPr>
+            <w:tcW w:w="3738" w:type="dxa"/>
+          </w:tcPr>
+          <w:p>
+            <w:pPr>
+              <w:spacing w:after="0"/>
+            </w:pPr>
+            <w:r>
+              <w:rPr>
+                <w:rFonts w:ascii="Calibri" w:hAnsi="Calibri"/>
+                <w:sz w:val="16"/>
+              </w:rPr>
+              <w:t xml:space="preserve">El README de la aplicación de escritorio indicaba la variable ERGOSENSE_API_URL sin el prefijo /api/v1, por lo que la aplicación enviaba las solicitudes a rutas inexistentes. Se esperaba un ejemplo con la URL completa de la API.</w:t>
+            </w:r>
+          </w:p>
+        </w:tc>
+        <w:tc>
+          <w:tcPr>
+            <w:tcW w:w="1300" w:type="dxa"/>
+          </w:tcPr>
+          <w:p>
+            <w:pPr>
+              <w:spacing w:after="0"/>
+            </w:pPr>
+            <w:r>
+              <w:rPr>
+                <w:rFonts w:ascii="Calibri" w:hAnsi="Calibri"/>
+                <w:sz w:val="16"/>
+              </w:rPr>
+              <w:t xml:space="preserve">Baja</w:t>
+            </w:r>
+          </w:p>
+        </w:tc>
+      </w:tr>
+      <w:tr>
+        <w:tc>
+          <w:tcPr>
+            <w:tcW w:w="900" w:type="dxa"/>
+          </w:tcPr>
+          <w:p>
+            <w:pPr>
+              <w:spacing w:after="0"/>
+            </w:pPr>
+            <w:r>
+              <w:rPr>
+                <w:rFonts w:ascii="Calibri" w:hAnsi="Calibri"/>
+                <w:sz w:val="16"/>
+              </w:rPr>
+              <w:t xml:space="preserve">ERR-004</w:t>
+            </w:r>
+          </w:p>
+        </w:tc>
+        <w:tc>
+          <w:tcPr>
+            <w:tcW w:w="1100" w:type="dxa"/>
+          </w:tcPr>
+          <w:p>
+            <w:pPr>
+              <w:spacing w:after="0"/>
+            </w:pPr>
+            <w:r>
+              <w:rPr>
+                <w:rFonts w:ascii="Calibri" w:hAnsi="Calibri"/>
+                <w:sz w:val="16"/>
+              </w:rPr>
+              <w:t xml:space="preserve">17-10-2026</w:t>
+            </w:r>
+          </w:p>
+        </w:tc>
+        <w:tc>
+          <w:tcPr>
+            <w:tcW w:w="900" w:type="dxa"/>
+          </w:tcPr>
+          <w:p>
+            <w:pPr>
+              <w:spacing w:after="0"/>
+            </w:pPr>
+            <w:r>
+              <w:rPr>
+                <w:rFonts w:ascii="Calibri" w:hAnsi="Calibri"/>
+                <w:sz w:val="16"/>
+              </w:rPr>
+              <w:t xml:space="preserve">Sprint 03</w:t>
+            </w:r>
+          </w:p>
+        </w:tc>
+        <w:tc>
+          <w:tcPr>
+            <w:tcW w:w="900" w:type="dxa"/>
+          </w:tcPr>
+          <w:p>
+            <w:pPr>
+              <w:spacing w:after="0"/>
+            </w:pPr>
+            <w:r>
+              <w:rPr>
+                <w:rFonts w:ascii="Calibri" w:hAnsi="Calibri"/>
+                <w:sz w:val="16"/>
+              </w:rPr>
+              <w:t xml:space="preserve">PB-07, PB-08</w:t>
+            </w:r>
+          </w:p>
+        </w:tc>
+        <w:tc>
+          <w:tcPr>
+            <w:tcW w:w="3738" w:type="dxa"/>
+          </w:tcPr>
+          <w:p>
+            <w:pPr>
+              <w:spacing w:after="0"/>
+            </w:pPr>
+            <w:r>
+              <w:rPr>
+                <w:rFonts w:ascii="Calibri" w:hAnsi="Calibri"/>
+                <w:sz w:val="16"/>
+              </w:rPr>
+              <w:t xml:space="preserve">Al apuntar con el índice hacia la cámara, las distancias usadas para reconocer los gestos variaban bruscamente entre cuadros, porque en la imagen los dedos quedaban superpuestos. Se esperaban medidas estables.</w:t>
+            </w:r>
+          </w:p>
+        </w:tc>
+        <w:tc>
+          <w:tcPr>
+            <w:tcW w:w="1300" w:type="dxa"/>
+          </w:tcPr>
+          <w:p>
+            <w:pPr>
+              <w:spacing w:after="0"/>
+            </w:pPr>
+            <w:r>
+              <w:rPr>
+                <w:rFonts w:ascii="Calibri" w:hAnsi="Calibri"/>
+                <w:sz w:val="16"/>
+              </w:rPr>
+              <w:t xml:space="preserve">Media</w:t>
+            </w:r>
+          </w:p>
+        </w:tc>
+      </w:tr>
+      <w:tr>
+        <w:tc>
+          <w:tcPr>
+            <w:tcW w:w="900" w:type="dxa"/>
+          </w:tcPr>
+          <w:p>
+            <w:pPr>
+              <w:spacing w:after="0"/>
+            </w:pPr>
+            <w:r>
+              <w:rPr>
+                <w:rFonts w:ascii="Calibri" w:hAnsi="Calibri"/>
+                <w:sz w:val="16"/>
+              </w:rPr>
+              <w:t xml:space="preserve">ERR-005</w:t>
+            </w:r>
+          </w:p>
+        </w:tc>
+        <w:tc>
+          <w:tcPr>
+            <w:tcW w:w="1100" w:type="dxa"/>
+          </w:tcPr>
+          <w:p>
+            <w:pPr>
+              <w:spacing w:after="0"/>
+            </w:pPr>
+            <w:r>
+              <w:rPr>
+                <w:rFonts w:ascii="Calibri" w:hAnsi="Calibri"/>
+                <w:sz w:val="16"/>
+              </w:rPr>
+              <w:t xml:space="preserve">17-10-2026</w:t>
+            </w:r>
+          </w:p>
+        </w:tc>
+        <w:tc>
+          <w:tcPr>
+            <w:tcW w:w="900" w:type="dxa"/>
+          </w:tcPr>
+          <w:p>
+            <w:pPr>
+              <w:spacing w:after="0"/>
+            </w:pPr>
+            <w:r>
+              <w:rPr>
+                <w:rFonts w:ascii="Calibri" w:hAnsi="Calibri"/>
+                <w:sz w:val="16"/>
+              </w:rPr>
+              <w:t xml:space="preserve">Sprint 03</w:t>
+            </w:r>
+          </w:p>
+        </w:tc>
+        <w:tc>
+          <w:tcPr>
+            <w:tcW w:w="900" w:type="dxa"/>
+          </w:tcPr>
+          <w:p>
+            <w:pPr>
+              <w:spacing w:after="0"/>
+            </w:pPr>
+            <w:r>
+              <w:rPr>
+                <w:rFonts w:ascii="Calibri" w:hAnsi="Calibri"/>
+                <w:sz w:val="16"/>
+              </w:rPr>
+              <w:t xml:space="preserve">PB-08, PB-10</w:t>
+            </w:r>
+          </w:p>
+        </w:tc>
+        <w:tc>
+          <w:tcPr>
+            <w:tcW w:w="3738" w:type="dxa"/>
+          </w:tcPr>
+          <w:p>
+            <w:pPr>
+              <w:spacing w:after="0"/>
+            </w:pPr>
+            <w:r>
+              <w:rPr>
+                <w:rFonts w:ascii="Calibri" w:hAnsi="Calibri"/>
+                <w:sz w:val="16"/>
+              </w:rPr>
+              <w:t xml:space="preserve">Al probar con la mano real, el click izquierdo mediante el pellizco de las puntas del pulgar y del índice se detectaba de forma inestable. Se esperaba que el gesto de click se reconociera de forma confiable.</w:t>
+            </w:r>
+          </w:p>
+        </w:tc>
+        <w:tc>
+          <w:tcPr>
+            <w:tcW w:w="1300" w:type="dxa"/>
+          </w:tcPr>
+          <w:p>
+            <w:pPr>
+              <w:spacing w:after="0"/>
+            </w:pPr>
+            <w:r>
+              <w:rPr>
+                <w:rFonts w:ascii="Calibri" w:hAnsi="Calibri"/>
+                <w:sz w:val="16"/>
+              </w:rPr>
+              <w:t xml:space="preserve">Alta</w:t>
+            </w:r>
+          </w:p>
+        </w:tc>
+      </w:tr>
+      <w:tr>
+        <w:tc>
+          <w:tcPr>
+            <w:tcW w:w="900" w:type="dxa"/>
+          </w:tcPr>
+          <w:p>
+            <w:pPr>
+              <w:spacing w:after="0"/>
+            </w:pPr>
+            <w:r>
+              <w:rPr>
+                <w:rFonts w:ascii="Calibri" w:hAnsi="Calibri"/>
+                <w:sz w:val="16"/>
+              </w:rPr>
+              <w:t xml:space="preserve">ERR-006</w:t>
+            </w:r>
+          </w:p>
+        </w:tc>
+        <w:tc>
+          <w:tcPr>
+            <w:tcW w:w="1100" w:type="dxa"/>
+          </w:tcPr>
+          <w:p>
+            <w:pPr>
+              <w:spacing w:after="0"/>
+            </w:pPr>
+            <w:r>
+              <w:rPr>
+                <w:rFonts w:ascii="Calibri" w:hAnsi="Calibri"/>
+                <w:sz w:val="16"/>
+              </w:rPr>
+              <w:t xml:space="preserve">17-10-2026</w:t>
+            </w:r>
+          </w:p>
+        </w:tc>
+        <w:tc>
+          <w:tcPr>
+            <w:tcW w:w="900" w:type="dxa"/>
+          </w:tcPr>
+          <w:p>
+            <w:pPr>
+              <w:spacing w:after="0"/>
+            </w:pPr>
+            <w:r>
+              <w:rPr>
+                <w:rFonts w:ascii="Calibri" w:hAnsi="Calibri"/>
+                <w:sz w:val="16"/>
+              </w:rPr>
+              <w:t xml:space="preserve">Sprint 03</w:t>
+            </w:r>
+          </w:p>
+        </w:tc>
+        <w:tc>
+          <w:tcPr>
+            <w:tcW w:w="900" w:type="dxa"/>
+          </w:tcPr>
+          <w:p>
+            <w:pPr>
+              <w:spacing w:after="0"/>
+            </w:pPr>
+            <w:r>
+              <w:rPr>
+                <w:rFonts w:ascii="Calibri" w:hAnsi="Calibri"/>
+                <w:sz w:val="16"/>
+              </w:rPr>
+              <w:t xml:space="preserve">PB-08, PB-10</w:t>
+            </w:r>
+          </w:p>
+        </w:tc>
+        <w:tc>
+          <w:tcPr>
+            <w:tcW w:w="3738" w:type="dxa"/>
+          </w:tcPr>
+          <w:p>
+            <w:pPr>
+              <w:spacing w:after="0"/>
+            </w:pPr>
+            <w:r>
+              <w:rPr>
+                <w:rFonts w:ascii="Calibri" w:hAnsi="Calibri"/>
+                <w:sz w:val="16"/>
+              </w:rPr>
+              <w:t xml:space="preserve">Con la mano abierta, el pulgar adentro y el índice abajo no se reconocían: los umbrales se habían definido con manos simuladas. Con la mano real, la distancia del pulgar al nudillo del índice casi no cambiaba al doblarlo y el índice doblado no bajaba de 1,36. Se esperaba reconocer ambos clicks.</w:t>
+            </w:r>
+          </w:p>
+        </w:tc>
+        <w:tc>
+          <w:tcPr>
+            <w:tcW w:w="1300" w:type="dxa"/>
+          </w:tcPr>
+          <w:p>
+            <w:pPr>
+              <w:spacing w:after="0"/>
+            </w:pPr>
+            <w:r>
+              <w:rPr>
+                <w:rFonts w:ascii="Calibri" w:hAnsi="Calibri"/>
+                <w:sz w:val="16"/>
+              </w:rPr>
+              <w:t xml:space="preserve">Alta</w:t>
+            </w:r>
+          </w:p>
+        </w:tc>
+      </w:tr>
+      <w:tr>
+        <w:tc>
+          <w:tcPr>
+            <w:tcW w:w="900" w:type="dxa"/>
+          </w:tcPr>
+          <w:p>
+            <w:pPr>
+              <w:spacing w:after="0"/>
+            </w:pPr>
+            <w:r>
+              <w:rPr>
+                <w:rFonts w:ascii="Calibri" w:hAnsi="Calibri"/>
+                <w:sz w:val="16"/>
+              </w:rPr>
+              <w:t xml:space="preserve">ERR-007</w:t>
+            </w:r>
+          </w:p>
+        </w:tc>
+        <w:tc>
+          <w:tcPr>
+            <w:tcW w:w="1100" w:type="dxa"/>
+          </w:tcPr>
+          <w:p>
+            <w:pPr>
+              <w:spacing w:after="0"/>
+            </w:pPr>
+            <w:r>
+              <w:rPr>
+                <w:rFonts w:ascii="Calibri" w:hAnsi="Calibri"/>
+                <w:sz w:val="16"/>
+              </w:rPr>
+              <w:t xml:space="preserve">17-10-2026</w:t>
+            </w:r>
+          </w:p>
+        </w:tc>
+        <w:tc>
+          <w:tcPr>
+            <w:tcW w:w="900" w:type="dxa"/>
+          </w:tcPr>
+          <w:p>
+            <w:pPr>
+              <w:spacing w:after="0"/>
+            </w:pPr>
+            <w:r>
+              <w:rPr>
+                <w:rFonts w:ascii="Calibri" w:hAnsi="Calibri"/>
+                <w:sz w:val="16"/>
+              </w:rPr>
+              <w:t xml:space="preserve">Sprint 03</w:t>
+            </w:r>
+          </w:p>
+        </w:tc>
+        <w:tc>
+          <w:tcPr>
+            <w:tcW w:w="900" w:type="dxa"/>
+          </w:tcPr>
+          <w:p>
+            <w:pPr>
+              <w:spacing w:after="0"/>
+            </w:pPr>
+            <w:r>
+              <w:rPr>
+                <w:rFonts w:ascii="Calibri" w:hAnsi="Calibri"/>
+                <w:sz w:val="16"/>
+              </w:rPr>
+              <w:t xml:space="preserve">PB-36</w:t>
+            </w:r>
+          </w:p>
+        </w:tc>
+        <w:tc>
+          <w:tcPr>
+            <w:tcW w:w="3738" w:type="dxa"/>
+          </w:tcPr>
+          <w:p>
+            <w:pPr>
+              <w:spacing w:after="0"/>
+            </w:pPr>
+            <w:r>
+              <w:rPr>
+                <w:rFonts w:ascii="Calibri" w:hAnsi="Calibri"/>
+                <w:sz w:val="16"/>
+              </w:rPr>
+              <w:t xml:space="preserve">Al desactivar los gestos desde la configuración, una señal atrasada del hilo de gestos podía volver a mostrar «Activo» en la ventana. Se esperaba que la ventana mostrara «Desactivado».</w:t>
+            </w:r>
+          </w:p>
+        </w:tc>
+        <w:tc>
+          <w:tcPr>
+            <w:tcW w:w="1300" w:type="dxa"/>
+          </w:tcPr>
+          <w:p>
+            <w:pPr>
+              <w:spacing w:after="0"/>
+            </w:pPr>
+            <w:r>
+              <w:rPr>
+                <w:rFonts w:ascii="Calibri" w:hAnsi="Calibri"/>
+                <w:sz w:val="16"/>
+              </w:rPr>
+              <w:t xml:space="preserve">Baja</w:t>
             </w:r>
           </w:p>
         </w:tc>
@@ -2718,6 +2952,526 @@
                 <w:sz w:val="16"/>
               </w:rPr>
               <w:t>15-10-2026</w:t>
+            </w:r>
+          </w:p>
+        </w:tc>
+      </w:tr>
+      <w:tr>
+        <w:tc>
+          <w:tcPr>
+            <w:tcW w:w="900" w:type="dxa"/>
+          </w:tcPr>
+          <w:p>
+            <w:pPr>
+              <w:spacing w:after="0"/>
+            </w:pPr>
+            <w:r>
+              <w:rPr>
+                <w:rFonts w:ascii="Calibri" w:hAnsi="Calibri"/>
+                <w:sz w:val="16"/>
+              </w:rPr>
+              <w:t xml:space="preserve">ERR-003</w:t>
+            </w:r>
+          </w:p>
+        </w:tc>
+        <w:tc>
+          <w:tcPr>
+            <w:tcW w:w="1600" w:type="dxa"/>
+          </w:tcPr>
+          <w:p>
+            <w:pPr>
+              <w:spacing w:after="0"/>
+            </w:pPr>
+            <w:r>
+              <w:rPr>
+                <w:rFonts w:ascii="Calibri" w:hAnsi="Calibri"/>
+                <w:sz w:val="16"/>
+              </w:rPr>
+              <w:t xml:space="preserve">Bastian Pino</w:t>
+            </w:r>
+          </w:p>
+        </w:tc>
+        <w:tc>
+          <w:tcPr>
+            <w:tcW w:w="1300" w:type="dxa"/>
+          </w:tcPr>
+          <w:p>
+            <w:pPr>
+              <w:spacing w:after="0"/>
+            </w:pPr>
+            <w:r>
+              <w:rPr>
+                <w:rFonts w:ascii="Calibri" w:hAnsi="Calibri"/>
+                <w:sz w:val="16"/>
+              </w:rPr>
+              <w:t xml:space="preserve">Cerrado</w:t>
+            </w:r>
+          </w:p>
+        </w:tc>
+        <w:tc>
+          <w:tcPr>
+            <w:tcW w:w="2938" w:type="dxa"/>
+          </w:tcPr>
+          <w:p>
+            <w:pPr>
+              <w:spacing w:after="0"/>
+            </w:pPr>
+            <w:r>
+              <w:rPr>
+                <w:rFonts w:ascii="Calibri" w:hAnsi="Calibri"/>
+                <w:sz w:val="16"/>
+              </w:rPr>
+              <w:t xml:space="preserve">Se corrigió el ejemplo y se aclaró que la URL debe incluir el prefijo /api/v1.</w:t>
+            </w:r>
+          </w:p>
+        </w:tc>
+        <w:tc>
+          <w:tcPr>
+            <w:tcW w:w="1000" w:type="dxa"/>
+          </w:tcPr>
+          <w:p>
+            <w:pPr>
+              <w:spacing w:after="0"/>
+            </w:pPr>
+            <w:r>
+              <w:rPr>
+                <w:rFonts w:ascii="Calibri" w:hAnsi="Calibri"/>
+                <w:sz w:val="16"/>
+              </w:rPr>
+              <w:t xml:space="preserve">d7ca484</w:t>
+            </w:r>
+          </w:p>
+        </w:tc>
+        <w:tc>
+          <w:tcPr>
+            <w:tcW w:w="1100" w:type="dxa"/>
+          </w:tcPr>
+          <w:p>
+            <w:pPr>
+              <w:spacing w:after="0"/>
+            </w:pPr>
+            <w:r>
+              <w:rPr>
+                <w:rFonts w:ascii="Calibri" w:hAnsi="Calibri"/>
+                <w:sz w:val="16"/>
+              </w:rPr>
+              <w:t xml:space="preserve">16-10-2026</w:t>
+            </w:r>
+          </w:p>
+        </w:tc>
+      </w:tr>
+      <w:tr>
+        <w:tc>
+          <w:tcPr>
+            <w:tcW w:w="900" w:type="dxa"/>
+          </w:tcPr>
+          <w:p>
+            <w:pPr>
+              <w:spacing w:after="0"/>
+            </w:pPr>
+            <w:r>
+              <w:rPr>
+                <w:rFonts w:ascii="Calibri" w:hAnsi="Calibri"/>
+                <w:sz w:val="16"/>
+              </w:rPr>
+              <w:t xml:space="preserve">ERR-004</w:t>
+            </w:r>
+          </w:p>
+        </w:tc>
+        <w:tc>
+          <w:tcPr>
+            <w:tcW w:w="1600" w:type="dxa"/>
+          </w:tcPr>
+          <w:p>
+            <w:pPr>
+              <w:spacing w:after="0"/>
+            </w:pPr>
+            <w:r>
+              <w:rPr>
+                <w:rFonts w:ascii="Calibri" w:hAnsi="Calibri"/>
+                <w:sz w:val="16"/>
+              </w:rPr>
+              <w:t xml:space="preserve">Bastian Pino</w:t>
+            </w:r>
+          </w:p>
+        </w:tc>
+        <w:tc>
+          <w:tcPr>
+            <w:tcW w:w="1300" w:type="dxa"/>
+          </w:tcPr>
+          <w:p>
+            <w:pPr>
+              <w:spacing w:after="0"/>
+            </w:pPr>
+            <w:r>
+              <w:rPr>
+                <w:rFonts w:ascii="Calibri" w:hAnsi="Calibri"/>
+                <w:sz w:val="16"/>
+              </w:rPr>
+              <w:t xml:space="preserve">Corregido</w:t>
+            </w:r>
+          </w:p>
+        </w:tc>
+        <w:tc>
+          <w:tcPr>
+            <w:tcW w:w="2938" w:type="dxa"/>
+          </w:tcPr>
+          <w:p>
+            <w:pPr>
+              <w:spacing w:after="0"/>
+            </w:pPr>
+            <w:r>
+              <w:rPr>
+                <w:rFonts w:ascii="Calibri" w:hAnsi="Calibri"/>
+                <w:sz w:val="16"/>
+              </w:rPr>
+              <w:t xml:space="preserve">Los gestos se clasifican con los puntos 3D que entrega MediaPipe, cuyas distancias no dependen de la orientación de la mano; la imagen se usa solo para el cursor.</w:t>
+            </w:r>
+          </w:p>
+        </w:tc>
+        <w:tc>
+          <w:tcPr>
+            <w:tcW w:w="1000" w:type="dxa"/>
+          </w:tcPr>
+          <w:p>
+            <w:pPr>
+              <w:spacing w:after="0"/>
+            </w:pPr>
+            <w:r>
+              <w:rPr>
+                <w:rFonts w:ascii="Calibri" w:hAnsi="Calibri"/>
+                <w:sz w:val="16"/>
+              </w:rPr>
+              <w:t xml:space="preserve">8d6c0c6</w:t>
+            </w:r>
+          </w:p>
+        </w:tc>
+        <w:tc>
+          <w:tcPr>
+            <w:tcW w:w="1100" w:type="dxa"/>
+          </w:tcPr>
+          <w:p>
+            <w:pPr>
+              <w:spacing w:after="0"/>
+            </w:pPr>
+            <w:r>
+              <w:rPr>
+                <w:rFonts w:ascii="Calibri" w:hAnsi="Calibri"/>
+                <w:sz w:val="16"/>
+              </w:rPr>
+              <w:t xml:space="preserve">—</w:t>
+            </w:r>
+          </w:p>
+        </w:tc>
+      </w:tr>
+      <w:tr>
+        <w:tc>
+          <w:tcPr>
+            <w:tcW w:w="900" w:type="dxa"/>
+          </w:tcPr>
+          <w:p>
+            <w:pPr>
+              <w:spacing w:after="0"/>
+            </w:pPr>
+            <w:r>
+              <w:rPr>
+                <w:rFonts w:ascii="Calibri" w:hAnsi="Calibri"/>
+                <w:sz w:val="16"/>
+              </w:rPr>
+              <w:t xml:space="preserve">ERR-005</w:t>
+            </w:r>
+          </w:p>
+        </w:tc>
+        <w:tc>
+          <w:tcPr>
+            <w:tcW w:w="1600" w:type="dxa"/>
+          </w:tcPr>
+          <w:p>
+            <w:pPr>
+              <w:spacing w:after="0"/>
+            </w:pPr>
+            <w:r>
+              <w:rPr>
+                <w:rFonts w:ascii="Calibri" w:hAnsi="Calibri"/>
+                <w:sz w:val="16"/>
+              </w:rPr>
+              <w:t xml:space="preserve">Bastian Pino</w:t>
+            </w:r>
+          </w:p>
+        </w:tc>
+        <w:tc>
+          <w:tcPr>
+            <w:tcW w:w="1300" w:type="dxa"/>
+          </w:tcPr>
+          <w:p>
+            <w:pPr>
+              <w:spacing w:after="0"/>
+            </w:pPr>
+            <w:r>
+              <w:rPr>
+                <w:rFonts w:ascii="Calibri" w:hAnsi="Calibri"/>
+                <w:sz w:val="16"/>
+              </w:rPr>
+              <w:t xml:space="preserve">Corregido</w:t>
+            </w:r>
+          </w:p>
+        </w:tc>
+        <w:tc>
+          <w:tcPr>
+            <w:tcW w:w="2938" w:type="dxa"/>
+          </w:tcPr>
+          <w:p>
+            <w:pPr>
+              <w:spacing w:after="0"/>
+            </w:pPr>
+            <w:r>
+              <w:rPr>
+                <w:rFonts w:ascii="Calibri" w:hAnsi="Calibri"/>
+                <w:sz w:val="16"/>
+              </w:rPr>
+              <w:t xml:space="preserve">Se reemplazó el pellizco por doblar el pulgar hacia la palma, todos los gestos parten de la mano abierta y el cursor sigue el centro de la palma, que no se mueve con los clicks.</w:t>
+            </w:r>
+          </w:p>
+        </w:tc>
+        <w:tc>
+          <w:tcPr>
+            <w:tcW w:w="1000" w:type="dxa"/>
+          </w:tcPr>
+          <w:p>
+            <w:pPr>
+              <w:spacing w:after="0"/>
+            </w:pPr>
+            <w:r>
+              <w:rPr>
+                <w:rFonts w:ascii="Calibri" w:hAnsi="Calibri"/>
+                <w:sz w:val="16"/>
+              </w:rPr>
+              <w:t xml:space="preserve">aab97bf, 146f017</w:t>
+            </w:r>
+          </w:p>
+        </w:tc>
+        <w:tc>
+          <w:tcPr>
+            <w:tcW w:w="1100" w:type="dxa"/>
+          </w:tcPr>
+          <w:p>
+            <w:pPr>
+              <w:spacing w:after="0"/>
+            </w:pPr>
+            <w:r>
+              <w:rPr>
+                <w:rFonts w:ascii="Calibri" w:hAnsi="Calibri"/>
+                <w:sz w:val="16"/>
+              </w:rPr>
+              <w:t xml:space="preserve">—</w:t>
+            </w:r>
+          </w:p>
+        </w:tc>
+      </w:tr>
+      <w:tr>
+        <w:tc>
+          <w:tcPr>
+            <w:tcW w:w="900" w:type="dxa"/>
+          </w:tcPr>
+          <w:p>
+            <w:pPr>
+              <w:spacing w:after="0"/>
+            </w:pPr>
+            <w:r>
+              <w:rPr>
+                <w:rFonts w:ascii="Calibri" w:hAnsi="Calibri"/>
+                <w:sz w:val="16"/>
+              </w:rPr>
+              <w:t xml:space="preserve">ERR-006</w:t>
+            </w:r>
+          </w:p>
+        </w:tc>
+        <w:tc>
+          <w:tcPr>
+            <w:tcW w:w="1600" w:type="dxa"/>
+          </w:tcPr>
+          <w:p>
+            <w:pPr>
+              <w:spacing w:after="0"/>
+            </w:pPr>
+            <w:r>
+              <w:rPr>
+                <w:rFonts w:ascii="Calibri" w:hAnsi="Calibri"/>
+                <w:sz w:val="16"/>
+              </w:rPr>
+              <w:t xml:space="preserve">Bastian Pino</w:t>
+            </w:r>
+          </w:p>
+        </w:tc>
+        <w:tc>
+          <w:tcPr>
+            <w:tcW w:w="1300" w:type="dxa"/>
+          </w:tcPr>
+          <w:p>
+            <w:pPr>
+              <w:spacing w:after="0"/>
+            </w:pPr>
+            <w:r>
+              <w:rPr>
+                <w:rFonts w:ascii="Calibri" w:hAnsi="Calibri"/>
+                <w:sz w:val="16"/>
+              </w:rPr>
+              <w:t xml:space="preserve">Corregido</w:t>
+            </w:r>
+          </w:p>
+        </w:tc>
+        <w:tc>
+          <w:tcPr>
+            <w:tcW w:w="2938" w:type="dxa"/>
+          </w:tcPr>
+          <w:p>
+            <w:pPr>
+              <w:spacing w:after="0"/>
+            </w:pPr>
+            <w:r>
+              <w:rPr>
+                <w:rFonts w:ascii="Calibri" w:hAnsi="Calibri"/>
+                <w:sz w:val="16"/>
+              </w:rPr>
+              <w:t xml:space="preserve">Se midieron las poses con scripts/calibrate_gestures.py; el pulgar se mide contra la base del meñique, el índice tiene umbrales propios y los demás umbrales se ajustaron a las medianas medidas.</w:t>
+            </w:r>
+          </w:p>
+        </w:tc>
+        <w:tc>
+          <w:tcPr>
+            <w:tcW w:w="1000" w:type="dxa"/>
+          </w:tcPr>
+          <w:p>
+            <w:pPr>
+              <w:spacing w:after="0"/>
+            </w:pPr>
+            <w:r>
+              <w:rPr>
+                <w:rFonts w:ascii="Calibri" w:hAnsi="Calibri"/>
+                <w:sz w:val="16"/>
+              </w:rPr>
+              <w:t xml:space="preserve">146f017</w:t>
+            </w:r>
+          </w:p>
+        </w:tc>
+        <w:tc>
+          <w:tcPr>
+            <w:tcW w:w="1100" w:type="dxa"/>
+          </w:tcPr>
+          <w:p>
+            <w:pPr>
+              <w:spacing w:after="0"/>
+            </w:pPr>
+            <w:r>
+              <w:rPr>
+                <w:rFonts w:ascii="Calibri" w:hAnsi="Calibri"/>
+                <w:sz w:val="16"/>
+              </w:rPr>
+              <w:t xml:space="preserve">—</w:t>
+            </w:r>
+          </w:p>
+        </w:tc>
+      </w:tr>
+      <w:tr>
+        <w:tc>
+          <w:tcPr>
+            <w:tcW w:w="900" w:type="dxa"/>
+          </w:tcPr>
+          <w:p>
+            <w:pPr>
+              <w:spacing w:after="0"/>
+            </w:pPr>
+            <w:r>
+              <w:rPr>
+                <w:rFonts w:ascii="Calibri" w:hAnsi="Calibri"/>
+                <w:sz w:val="16"/>
+              </w:rPr>
+              <w:t xml:space="preserve">ERR-007</w:t>
+            </w:r>
+          </w:p>
+        </w:tc>
+        <w:tc>
+          <w:tcPr>
+            <w:tcW w:w="1600" w:type="dxa"/>
+          </w:tcPr>
+          <w:p>
+            <w:pPr>
+              <w:spacing w:after="0"/>
+            </w:pPr>
+            <w:r>
+              <w:rPr>
+                <w:rFonts w:ascii="Calibri" w:hAnsi="Calibri"/>
+                <w:sz w:val="16"/>
+              </w:rPr>
+              <w:t xml:space="preserve">Bastian Pino</w:t>
+            </w:r>
+          </w:p>
+        </w:tc>
+        <w:tc>
+          <w:tcPr>
+            <w:tcW w:w="1300" w:type="dxa"/>
+          </w:tcPr>
+          <w:p>
+            <w:pPr>
+              <w:spacing w:after="0"/>
+            </w:pPr>
+            <w:r>
+              <w:rPr>
+                <w:rFonts w:ascii="Calibri" w:hAnsi="Calibri"/>
+                <w:sz w:val="16"/>
+              </w:rPr>
+              <w:t xml:space="preserve">Cerrado</w:t>
+            </w:r>
+          </w:p>
+        </w:tc>
+        <w:tc>
+          <w:tcPr>
+            <w:tcW w:w="2938" w:type="dxa"/>
+          </w:tcPr>
+          <w:p>
+            <w:pPr>
+              <w:spacing w:after="0"/>
+            </w:pPr>
+            <w:r>
+              <w:rPr>
+                <w:rFonts w:ascii="Calibri" w:hAnsi="Calibri"/>
+                <w:sz w:val="16"/>
+              </w:rPr>
+              <w:t xml:space="preserve">La ventana ignora las señales del hilo de gestos que llegan después de desactivarlo; una prueba automatizada reproduce ese orden.</w:t>
+            </w:r>
+          </w:p>
+        </w:tc>
+        <w:tc>
+          <w:tcPr>
+            <w:tcW w:w="1000" w:type="dxa"/>
+          </w:tcPr>
+          <w:p>
+            <w:pPr>
+              <w:spacing w:after="0"/>
+            </w:pPr>
+            <w:r>
+              <w:rPr>
+                <w:rFonts w:ascii="Calibri" w:hAnsi="Calibri"/>
+                <w:sz w:val="16"/>
+              </w:rPr>
+              <w:t xml:space="preserve">12b3ebd</w:t>
+            </w:r>
+          </w:p>
+        </w:tc>
+        <w:tc>
+          <w:tcPr>
+            <w:tcW w:w="1100" w:type="dxa"/>
+          </w:tcPr>
+          <w:p>
+            <w:pPr>
+              <w:spacing w:after="0"/>
+            </w:pPr>
+            <w:r>
+              <w:rPr>
+                <w:rFonts w:ascii="Calibri" w:hAnsi="Calibri"/>
+                <w:sz w:val="16"/>
+              </w:rPr>
+              <w:t xml:space="preserve">17-10-2026</w:t>
             </w:r>
           </w:p>
         </w:tc>
